--- a/arb/docx/010.content.docx
+++ b/arb/docx/010.content.docx
@@ -673,194 +673,152 @@
           <w:lang w:val="ar_AE" w:bidi="ar_AE"/>
         </w:rPr>
       </w:r>
-      <w:hyperlink r:id="rId13">
-        <w:r>
-          <w:rPr>
-            <w:rtl/>
-            <w:cs/>
-            <w:lang w:val="ar_AE" w:bidi="ar_AE"/>
-          </w:rPr>
-          <w:rPr>
-            <w:color w:val="0000EE"/>
-            <w:u w:val="single"/>
-          </w:rPr>
-          <w:t>1 أخبار الأيام 29: 14–15</w:t>
-        </w:r>
-      </w:hyperlink>
-    </w:p>
-    <w:p>
-      <w:pPr>
-        <w:pStyle w:val="ListBullet"/>
-        <w:bidi/>
-        <w:spacing w:line="240" w:lineRule="auto"/>
-        <w:ind w:left="720"/>
-      </w:pPr>
-      <w:r>
-        <w:rPr>
-          <w:rtl/>
-          <w:cs/>
-          <w:lang w:val="ar_AE" w:bidi="ar_AE"/>
-        </w:rPr>
-      </w:r>
-      <w:hyperlink r:id="rId14">
-        <w:r>
-          <w:rPr>
-            <w:rtl/>
-            <w:cs/>
-            <w:lang w:val="ar_AE" w:bidi="ar_AE"/>
-          </w:rPr>
-          <w:rPr>
-            <w:color w:val="0000EE"/>
-            <w:u w:val="single"/>
-          </w:rPr>
-          <w:t>1 تسالونيكي 2: 19</w:t>
-        </w:r>
-      </w:hyperlink>
-    </w:p>
-    <w:p>
-      <w:pPr>
-        <w:pStyle w:val="ListBullet"/>
-        <w:bidi/>
-        <w:spacing w:line="240" w:lineRule="auto"/>
-        <w:ind w:left="720"/>
-      </w:pPr>
-      <w:r>
-        <w:rPr>
-          <w:rtl/>
-          <w:cs/>
-          <w:lang w:val="ar_AE" w:bidi="ar_AE"/>
-        </w:rPr>
-      </w:r>
-      <w:hyperlink r:id="rId15">
-        <w:r>
-          <w:rPr>
-            <w:rtl/>
-            <w:cs/>
-            <w:lang w:val="ar_AE" w:bidi="ar_AE"/>
-          </w:rPr>
-          <w:rPr>
-            <w:color w:val="0000EE"/>
-            <w:u w:val="single"/>
-          </w:rPr>
-          <w:t>أعمال الرسل 24: 14–16</w:t>
-        </w:r>
-      </w:hyperlink>
-    </w:p>
-    <w:p>
-      <w:pPr>
-        <w:pStyle w:val="ListBullet"/>
-        <w:bidi/>
-        <w:spacing w:line="240" w:lineRule="auto"/>
-        <w:ind w:left="720"/>
-      </w:pPr>
-      <w:r>
-        <w:rPr>
-          <w:rtl/>
-          <w:cs/>
-          <w:lang w:val="ar_AE" w:bidi="ar_AE"/>
-        </w:rPr>
-      </w:r>
-      <w:hyperlink r:id="rId16">
-        <w:r>
-          <w:rPr>
-            <w:rtl/>
-            <w:cs/>
-            <w:lang w:val="ar_AE" w:bidi="ar_AE"/>
-          </w:rPr>
-          <w:rPr>
-            <w:color w:val="0000EE"/>
-            <w:u w:val="single"/>
-          </w:rPr>
-          <w:t>أعمال الرسل 26: 6</w:t>
-        </w:r>
-      </w:hyperlink>
-    </w:p>
-    <w:p>
-      <w:pPr>
-        <w:pStyle w:val="ListBullet"/>
-        <w:bidi/>
-        <w:spacing w:line="240" w:lineRule="auto"/>
-        <w:ind w:left="720"/>
-      </w:pPr>
-      <w:r>
-        <w:rPr>
-          <w:rtl/>
-          <w:cs/>
-          <w:lang w:val="ar_AE" w:bidi="ar_AE"/>
-        </w:rPr>
-      </w:r>
-      <w:hyperlink r:id="rId17">
-        <w:r>
-          <w:rPr>
-            <w:rtl/>
-            <w:cs/>
-            <w:lang w:val="ar_AE" w:bidi="ar_AE"/>
-          </w:rPr>
-          <w:rPr>
-            <w:color w:val="0000EE"/>
-            <w:u w:val="single"/>
-          </w:rPr>
-          <w:t>أعمال الرسل 27: 20</w:t>
-        </w:r>
-      </w:hyperlink>
-    </w:p>
-    <w:p>
-      <w:pPr>
-        <w:pStyle w:val="ListBullet"/>
-        <w:bidi/>
-        <w:spacing w:line="240" w:lineRule="auto"/>
-        <w:ind w:left="720"/>
-      </w:pPr>
-      <w:r>
-        <w:rPr>
-          <w:rtl/>
-          <w:cs/>
-          <w:lang w:val="ar_AE" w:bidi="ar_AE"/>
-        </w:rPr>
-      </w:r>
-      <w:hyperlink r:id="rId18">
-        <w:r>
-          <w:rPr>
-            <w:rtl/>
-            <w:cs/>
-            <w:lang w:val="ar_AE" w:bidi="ar_AE"/>
-          </w:rPr>
-          <w:rPr>
-            <w:color w:val="0000EE"/>
-            <w:u w:val="single"/>
-          </w:rPr>
-          <w:t>كولوسي 1: 5</w:t>
-        </w:r>
-      </w:hyperlink>
-    </w:p>
-    <w:p>
-      <w:pPr>
-        <w:pStyle w:val="ListBullet"/>
-        <w:bidi/>
-        <w:spacing w:line="240" w:lineRule="auto"/>
-        <w:ind w:left="720"/>
-      </w:pPr>
-      <w:r>
-        <w:rPr>
-          <w:rtl/>
-          <w:cs/>
-          <w:lang w:val="ar_AE" w:bidi="ar_AE"/>
-        </w:rPr>
-      </w:r>
-      <w:hyperlink r:id="rId19">
-        <w:r>
-          <w:rPr>
-            <w:rtl/>
-            <w:cs/>
-            <w:lang w:val="ar_AE" w:bidi="ar_AE"/>
-          </w:rPr>
-          <w:rPr>
-            <w:color w:val="0000EE"/>
-            <w:u w:val="single"/>
-          </w:rPr>
-          <w:t>أيوب 11: 20</w:t>
-        </w:r>
-      </w:hyperlink>
+      <w:r>
+        <w:rPr>
+          <w:rtl/>
+          <w:cs/>
+          <w:lang w:val="ar_AE" w:bidi="ar_AE"/>
+        </w:rPr>
+        <w:t>1 أخبار الأيام 29: 14–15</w:t>
+      </w:r>
+    </w:p>
+    <w:p>
+      <w:pPr>
+        <w:pStyle w:val="ListBullet"/>
+        <w:bidi/>
+        <w:spacing w:line="240" w:lineRule="auto"/>
+        <w:ind w:left="720"/>
+      </w:pPr>
+      <w:r>
+        <w:rPr>
+          <w:rtl/>
+          <w:cs/>
+          <w:lang w:val="ar_AE" w:bidi="ar_AE"/>
+        </w:rPr>
+      </w:r>
+      <w:r>
+        <w:rPr>
+          <w:rtl/>
+          <w:cs/>
+          <w:lang w:val="ar_AE" w:bidi="ar_AE"/>
+        </w:rPr>
+        <w:t>1 تسالونيكي 2: 19</w:t>
+      </w:r>
+    </w:p>
+    <w:p>
+      <w:pPr>
+        <w:pStyle w:val="ListBullet"/>
+        <w:bidi/>
+        <w:spacing w:line="240" w:lineRule="auto"/>
+        <w:ind w:left="720"/>
+      </w:pPr>
+      <w:r>
+        <w:rPr>
+          <w:rtl/>
+          <w:cs/>
+          <w:lang w:val="ar_AE" w:bidi="ar_AE"/>
+        </w:rPr>
+      </w:r>
+      <w:r>
+        <w:rPr>
+          <w:rtl/>
+          <w:cs/>
+          <w:lang w:val="ar_AE" w:bidi="ar_AE"/>
+        </w:rPr>
+        <w:t>أعمال الرسل 24: 14–16</w:t>
+      </w:r>
+    </w:p>
+    <w:p>
+      <w:pPr>
+        <w:pStyle w:val="ListBullet"/>
+        <w:bidi/>
+        <w:spacing w:line="240" w:lineRule="auto"/>
+        <w:ind w:left="720"/>
+      </w:pPr>
+      <w:r>
+        <w:rPr>
+          <w:rtl/>
+          <w:cs/>
+          <w:lang w:val="ar_AE" w:bidi="ar_AE"/>
+        </w:rPr>
+      </w:r>
+      <w:r>
+        <w:rPr>
+          <w:rtl/>
+          <w:cs/>
+          <w:lang w:val="ar_AE" w:bidi="ar_AE"/>
+        </w:rPr>
+        <w:t>أعمال الرسل 26: 6</w:t>
+      </w:r>
+    </w:p>
+    <w:p>
+      <w:pPr>
+        <w:pStyle w:val="ListBullet"/>
+        <w:bidi/>
+        <w:spacing w:line="240" w:lineRule="auto"/>
+        <w:ind w:left="720"/>
+      </w:pPr>
+      <w:r>
+        <w:rPr>
+          <w:rtl/>
+          <w:cs/>
+          <w:lang w:val="ar_AE" w:bidi="ar_AE"/>
+        </w:rPr>
+      </w:r>
+      <w:r>
+        <w:rPr>
+          <w:rtl/>
+          <w:cs/>
+          <w:lang w:val="ar_AE" w:bidi="ar_AE"/>
+        </w:rPr>
+        <w:t>أعمال الرسل 27: 20</w:t>
+      </w:r>
+    </w:p>
+    <w:p>
+      <w:pPr>
+        <w:pStyle w:val="ListBullet"/>
+        <w:bidi/>
+        <w:spacing w:line="240" w:lineRule="auto"/>
+        <w:ind w:left="720"/>
+      </w:pPr>
+      <w:r>
+        <w:rPr>
+          <w:rtl/>
+          <w:cs/>
+          <w:lang w:val="ar_AE" w:bidi="ar_AE"/>
+        </w:rPr>
+      </w:r>
+      <w:r>
+        <w:rPr>
+          <w:rtl/>
+          <w:cs/>
+          <w:lang w:val="ar_AE" w:bidi="ar_AE"/>
+        </w:rPr>
+        <w:t>كولوسي 1: 5</w:t>
+      </w:r>
+    </w:p>
+    <w:p>
+      <w:pPr>
+        <w:pStyle w:val="ListBullet"/>
+        <w:bidi/>
+        <w:spacing w:line="240" w:lineRule="auto"/>
+        <w:ind w:left="720"/>
+      </w:pPr>
+      <w:r>
+        <w:rPr>
+          <w:rtl/>
+          <w:cs/>
+          <w:lang w:val="ar_AE" w:bidi="ar_AE"/>
+        </w:rPr>
+      </w:r>
+      <w:r>
+        <w:rPr>
+          <w:rtl/>
+          <w:cs/>
+          <w:lang w:val="ar_AE" w:bidi="ar_AE"/>
+        </w:rPr>
+        <w:t>أيوب 11: 20</w:t>
+      </w:r>
     </w:p>
     <w:p>
       <w:pPr>
@@ -1258,339 +1216,267 @@
           <w:lang w:val="ar_AE" w:bidi="ar_AE"/>
         </w:rPr>
       </w:r>
-      <w:hyperlink r:id="rId20">
-        <w:r>
-          <w:rPr>
-            <w:rtl/>
-            <w:cs/>
-            <w:lang w:val="ar_AE" w:bidi="ar_AE"/>
-          </w:rPr>
-          <w:rPr>
-            <w:color w:val="0000EE"/>
-            <w:u w:val="single"/>
-          </w:rPr>
-          <w:t>1 بطرس 1: 3–5</w:t>
-        </w:r>
-      </w:hyperlink>
-    </w:p>
-    <w:p>
-      <w:pPr>
-        <w:pStyle w:val="ListBullet"/>
-        <w:bidi/>
-        <w:spacing w:line="240" w:lineRule="auto"/>
-        <w:ind w:left="720"/>
-      </w:pPr>
-      <w:r>
-        <w:rPr>
-          <w:rtl/>
-          <w:cs/>
-          <w:lang w:val="ar_AE" w:bidi="ar_AE"/>
-        </w:rPr>
-      </w:r>
-      <w:hyperlink r:id="rId21">
-        <w:r>
-          <w:rPr>
-            <w:rtl/>
-            <w:cs/>
-            <w:lang w:val="ar_AE" w:bidi="ar_AE"/>
-          </w:rPr>
-          <w:rPr>
-            <w:color w:val="0000EE"/>
-            <w:u w:val="single"/>
-          </w:rPr>
-          <w:t>1 تيموثاوس 1: 13</w:t>
-        </w:r>
-      </w:hyperlink>
-    </w:p>
-    <w:p>
-      <w:pPr>
-        <w:pStyle w:val="ListBullet"/>
-        <w:bidi/>
-        <w:spacing w:line="240" w:lineRule="auto"/>
-        <w:ind w:left="720"/>
-      </w:pPr>
-      <w:r>
-        <w:rPr>
-          <w:rtl/>
-          <w:cs/>
-          <w:lang w:val="ar_AE" w:bidi="ar_AE"/>
-        </w:rPr>
-      </w:r>
-      <w:hyperlink r:id="rId22">
-        <w:r>
-          <w:rPr>
-            <w:rtl/>
-            <w:cs/>
-            <w:lang w:val="ar_AE" w:bidi="ar_AE"/>
-          </w:rPr>
-          <w:rPr>
-            <w:color w:val="0000EE"/>
-            <w:u w:val="single"/>
-          </w:rPr>
-          <w:t>دانيال 9: 17</w:t>
-        </w:r>
-      </w:hyperlink>
-    </w:p>
-    <w:p>
-      <w:pPr>
-        <w:pStyle w:val="ListBullet"/>
-        <w:bidi/>
-        <w:spacing w:line="240" w:lineRule="auto"/>
-        <w:ind w:left="720"/>
-      </w:pPr>
-      <w:r>
-        <w:rPr>
-          <w:rtl/>
-          <w:cs/>
-          <w:lang w:val="ar_AE" w:bidi="ar_AE"/>
-        </w:rPr>
-      </w:r>
-      <w:hyperlink r:id="rId23">
-        <w:r>
-          <w:rPr>
-            <w:rtl/>
-            <w:cs/>
-            <w:lang w:val="ar_AE" w:bidi="ar_AE"/>
-          </w:rPr>
-          <w:rPr>
-            <w:color w:val="0000EE"/>
-            <w:u w:val="single"/>
-          </w:rPr>
-          <w:t>خروج 34: 6</w:t>
-        </w:r>
-      </w:hyperlink>
-    </w:p>
-    <w:p>
-      <w:pPr>
-        <w:pStyle w:val="ListBullet"/>
-        <w:bidi/>
-        <w:spacing w:line="240" w:lineRule="auto"/>
-        <w:ind w:left="720"/>
-      </w:pPr>
-      <w:r>
-        <w:rPr>
-          <w:rtl/>
-          <w:cs/>
-          <w:lang w:val="ar_AE" w:bidi="ar_AE"/>
-        </w:rPr>
-      </w:r>
-      <w:hyperlink r:id="rId24">
-        <w:r>
-          <w:rPr>
-            <w:rtl/>
-            <w:cs/>
-            <w:lang w:val="ar_AE" w:bidi="ar_AE"/>
-          </w:rPr>
-          <w:rPr>
-            <w:color w:val="0000EE"/>
-            <w:u w:val="single"/>
-          </w:rPr>
-          <w:t>تكوين 19: 16</w:t>
-        </w:r>
-      </w:hyperlink>
-    </w:p>
-    <w:p>
-      <w:pPr>
-        <w:pStyle w:val="ListBullet"/>
-        <w:bidi/>
-        <w:spacing w:line="240" w:lineRule="auto"/>
-        <w:ind w:left="720"/>
-      </w:pPr>
-      <w:r>
-        <w:rPr>
-          <w:rtl/>
-          <w:cs/>
-          <w:lang w:val="ar_AE" w:bidi="ar_AE"/>
-        </w:rPr>
-      </w:r>
-      <w:hyperlink r:id="rId25">
-        <w:r>
-          <w:rPr>
-            <w:rtl/>
-            <w:cs/>
-            <w:lang w:val="ar_AE" w:bidi="ar_AE"/>
-          </w:rPr>
-          <w:rPr>
-            <w:color w:val="0000EE"/>
-            <w:u w:val="single"/>
-          </w:rPr>
-          <w:t>عبرانيين 10: 28–29</w:t>
-        </w:r>
-      </w:hyperlink>
-    </w:p>
-    <w:p>
-      <w:pPr>
-        <w:pStyle w:val="ListBullet"/>
-        <w:bidi/>
-        <w:spacing w:line="240" w:lineRule="auto"/>
-        <w:ind w:left="720"/>
-      </w:pPr>
-      <w:r>
-        <w:rPr>
-          <w:rtl/>
-          <w:cs/>
-          <w:lang w:val="ar_AE" w:bidi="ar_AE"/>
-        </w:rPr>
-      </w:r>
-      <w:hyperlink r:id="rId26">
-        <w:r>
-          <w:rPr>
-            <w:rtl/>
-            <w:cs/>
-            <w:lang w:val="ar_AE" w:bidi="ar_AE"/>
-          </w:rPr>
-          <w:rPr>
-            <w:color w:val="0000EE"/>
-            <w:u w:val="single"/>
-          </w:rPr>
-          <w:t>يعقوب 2: 13</w:t>
-        </w:r>
-      </w:hyperlink>
-    </w:p>
-    <w:p>
-      <w:pPr>
-        <w:pStyle w:val="ListBullet"/>
-        <w:bidi/>
-        <w:spacing w:line="240" w:lineRule="auto"/>
-        <w:ind w:left="720"/>
-      </w:pPr>
-      <w:r>
-        <w:rPr>
-          <w:rtl/>
-          <w:cs/>
-          <w:lang w:val="ar_AE" w:bidi="ar_AE"/>
-        </w:rPr>
-      </w:r>
-      <w:hyperlink r:id="rId27">
-        <w:r>
-          <w:rPr>
-            <w:rtl/>
-            <w:cs/>
-            <w:lang w:val="ar_AE" w:bidi="ar_AE"/>
-          </w:rPr>
-          <w:rPr>
-            <w:color w:val="0000EE"/>
-            <w:u w:val="single"/>
-          </w:rPr>
-          <w:t>لوقا 6: 35–36</w:t>
-        </w:r>
-      </w:hyperlink>
-    </w:p>
-    <w:p>
-      <w:pPr>
-        <w:pStyle w:val="ListBullet"/>
-        <w:bidi/>
-        <w:spacing w:line="240" w:lineRule="auto"/>
-        <w:ind w:left="720"/>
-      </w:pPr>
-      <w:r>
-        <w:rPr>
-          <w:rtl/>
-          <w:cs/>
-          <w:lang w:val="ar_AE" w:bidi="ar_AE"/>
-        </w:rPr>
-      </w:r>
-      <w:hyperlink r:id="rId28">
-        <w:r>
-          <w:rPr>
-            <w:rtl/>
-            <w:cs/>
-            <w:lang w:val="ar_AE" w:bidi="ar_AE"/>
-          </w:rPr>
-          <w:rPr>
-            <w:color w:val="0000EE"/>
-            <w:u w:val="single"/>
-          </w:rPr>
-          <w:t>متى 9: 27</w:t>
-        </w:r>
-      </w:hyperlink>
-    </w:p>
-    <w:p>
-      <w:pPr>
-        <w:pStyle w:val="ListBullet"/>
-        <w:bidi/>
-        <w:spacing w:line="240" w:lineRule="auto"/>
-        <w:ind w:left="720"/>
-      </w:pPr>
-      <w:r>
-        <w:rPr>
-          <w:rtl/>
-          <w:cs/>
-          <w:lang w:val="ar_AE" w:bidi="ar_AE"/>
-        </w:rPr>
-      </w:r>
-      <w:hyperlink r:id="rId29">
-        <w:r>
-          <w:rPr>
-            <w:rtl/>
-            <w:cs/>
-            <w:lang w:val="ar_AE" w:bidi="ar_AE"/>
-          </w:rPr>
-          <w:rPr>
-            <w:color w:val="0000EE"/>
-            <w:u w:val="single"/>
-          </w:rPr>
-          <w:t>فيلبي 2: 25–27</w:t>
-        </w:r>
-      </w:hyperlink>
-    </w:p>
-    <w:p>
-      <w:pPr>
-        <w:pStyle w:val="ListBullet"/>
-        <w:bidi/>
-        <w:spacing w:line="240" w:lineRule="auto"/>
-        <w:ind w:left="720"/>
-      </w:pPr>
-      <w:r>
-        <w:rPr>
-          <w:rtl/>
-          <w:cs/>
-          <w:lang w:val="ar_AE" w:bidi="ar_AE"/>
-        </w:rPr>
-      </w:r>
-      <w:hyperlink r:id="rId30">
-        <w:r>
-          <w:rPr>
-            <w:rtl/>
-            <w:cs/>
-            <w:lang w:val="ar_AE" w:bidi="ar_AE"/>
-          </w:rPr>
-          <w:rPr>
-            <w:color w:val="0000EE"/>
-            <w:u w:val="single"/>
-          </w:rPr>
-          <w:t>مزامير 41: 4–6</w:t>
-        </w:r>
-      </w:hyperlink>
-    </w:p>
-    <w:p>
-      <w:pPr>
-        <w:pStyle w:val="ListBullet"/>
-        <w:bidi/>
-        <w:spacing w:line="240" w:lineRule="auto"/>
-        <w:ind w:left="720"/>
-      </w:pPr>
-      <w:r>
-        <w:rPr>
-          <w:rtl/>
-          <w:cs/>
-          <w:lang w:val="ar_AE" w:bidi="ar_AE"/>
-        </w:rPr>
-      </w:r>
-      <w:hyperlink r:id="rId31">
-        <w:r>
-          <w:rPr>
-            <w:rtl/>
-            <w:cs/>
-            <w:lang w:val="ar_AE" w:bidi="ar_AE"/>
-          </w:rPr>
-          <w:rPr>
-            <w:color w:val="0000EE"/>
-            <w:u w:val="single"/>
-          </w:rPr>
-          <w:t>رومية 12: 1</w:t>
-        </w:r>
-      </w:hyperlink>
+      <w:r>
+        <w:rPr>
+          <w:rtl/>
+          <w:cs/>
+          <w:lang w:val="ar_AE" w:bidi="ar_AE"/>
+        </w:rPr>
+        <w:t>1 بطرس 1: 3–5</w:t>
+      </w:r>
+    </w:p>
+    <w:p>
+      <w:pPr>
+        <w:pStyle w:val="ListBullet"/>
+        <w:bidi/>
+        <w:spacing w:line="240" w:lineRule="auto"/>
+        <w:ind w:left="720"/>
+      </w:pPr>
+      <w:r>
+        <w:rPr>
+          <w:rtl/>
+          <w:cs/>
+          <w:lang w:val="ar_AE" w:bidi="ar_AE"/>
+        </w:rPr>
+      </w:r>
+      <w:r>
+        <w:rPr>
+          <w:rtl/>
+          <w:cs/>
+          <w:lang w:val="ar_AE" w:bidi="ar_AE"/>
+        </w:rPr>
+        <w:t>1 تيموثاوس 1: 13</w:t>
+      </w:r>
+    </w:p>
+    <w:p>
+      <w:pPr>
+        <w:pStyle w:val="ListBullet"/>
+        <w:bidi/>
+        <w:spacing w:line="240" w:lineRule="auto"/>
+        <w:ind w:left="720"/>
+      </w:pPr>
+      <w:r>
+        <w:rPr>
+          <w:rtl/>
+          <w:cs/>
+          <w:lang w:val="ar_AE" w:bidi="ar_AE"/>
+        </w:rPr>
+      </w:r>
+      <w:r>
+        <w:rPr>
+          <w:rtl/>
+          <w:cs/>
+          <w:lang w:val="ar_AE" w:bidi="ar_AE"/>
+        </w:rPr>
+        <w:t>دانيال 9: 17</w:t>
+      </w:r>
+    </w:p>
+    <w:p>
+      <w:pPr>
+        <w:pStyle w:val="ListBullet"/>
+        <w:bidi/>
+        <w:spacing w:line="240" w:lineRule="auto"/>
+        <w:ind w:left="720"/>
+      </w:pPr>
+      <w:r>
+        <w:rPr>
+          <w:rtl/>
+          <w:cs/>
+          <w:lang w:val="ar_AE" w:bidi="ar_AE"/>
+        </w:rPr>
+      </w:r>
+      <w:r>
+        <w:rPr>
+          <w:rtl/>
+          <w:cs/>
+          <w:lang w:val="ar_AE" w:bidi="ar_AE"/>
+        </w:rPr>
+        <w:t>خروج 34: 6</w:t>
+      </w:r>
+    </w:p>
+    <w:p>
+      <w:pPr>
+        <w:pStyle w:val="ListBullet"/>
+        <w:bidi/>
+        <w:spacing w:line="240" w:lineRule="auto"/>
+        <w:ind w:left="720"/>
+      </w:pPr>
+      <w:r>
+        <w:rPr>
+          <w:rtl/>
+          <w:cs/>
+          <w:lang w:val="ar_AE" w:bidi="ar_AE"/>
+        </w:rPr>
+      </w:r>
+      <w:r>
+        <w:rPr>
+          <w:rtl/>
+          <w:cs/>
+          <w:lang w:val="ar_AE" w:bidi="ar_AE"/>
+        </w:rPr>
+        <w:t>تكوين 19: 16</w:t>
+      </w:r>
+    </w:p>
+    <w:p>
+      <w:pPr>
+        <w:pStyle w:val="ListBullet"/>
+        <w:bidi/>
+        <w:spacing w:line="240" w:lineRule="auto"/>
+        <w:ind w:left="720"/>
+      </w:pPr>
+      <w:r>
+        <w:rPr>
+          <w:rtl/>
+          <w:cs/>
+          <w:lang w:val="ar_AE" w:bidi="ar_AE"/>
+        </w:rPr>
+      </w:r>
+      <w:r>
+        <w:rPr>
+          <w:rtl/>
+          <w:cs/>
+          <w:lang w:val="ar_AE" w:bidi="ar_AE"/>
+        </w:rPr>
+        <w:t>عبرانيين 10: 28–29</w:t>
+      </w:r>
+    </w:p>
+    <w:p>
+      <w:pPr>
+        <w:pStyle w:val="ListBullet"/>
+        <w:bidi/>
+        <w:spacing w:line="240" w:lineRule="auto"/>
+        <w:ind w:left="720"/>
+      </w:pPr>
+      <w:r>
+        <w:rPr>
+          <w:rtl/>
+          <w:cs/>
+          <w:lang w:val="ar_AE" w:bidi="ar_AE"/>
+        </w:rPr>
+      </w:r>
+      <w:r>
+        <w:rPr>
+          <w:rtl/>
+          <w:cs/>
+          <w:lang w:val="ar_AE" w:bidi="ar_AE"/>
+        </w:rPr>
+        <w:t>يعقوب 2: 13</w:t>
+      </w:r>
+    </w:p>
+    <w:p>
+      <w:pPr>
+        <w:pStyle w:val="ListBullet"/>
+        <w:bidi/>
+        <w:spacing w:line="240" w:lineRule="auto"/>
+        <w:ind w:left="720"/>
+      </w:pPr>
+      <w:r>
+        <w:rPr>
+          <w:rtl/>
+          <w:cs/>
+          <w:lang w:val="ar_AE" w:bidi="ar_AE"/>
+        </w:rPr>
+      </w:r>
+      <w:r>
+        <w:rPr>
+          <w:rtl/>
+          <w:cs/>
+          <w:lang w:val="ar_AE" w:bidi="ar_AE"/>
+        </w:rPr>
+        <w:t>لوقا 6: 35–36</w:t>
+      </w:r>
+    </w:p>
+    <w:p>
+      <w:pPr>
+        <w:pStyle w:val="ListBullet"/>
+        <w:bidi/>
+        <w:spacing w:line="240" w:lineRule="auto"/>
+        <w:ind w:left="720"/>
+      </w:pPr>
+      <w:r>
+        <w:rPr>
+          <w:rtl/>
+          <w:cs/>
+          <w:lang w:val="ar_AE" w:bidi="ar_AE"/>
+        </w:rPr>
+      </w:r>
+      <w:r>
+        <w:rPr>
+          <w:rtl/>
+          <w:cs/>
+          <w:lang w:val="ar_AE" w:bidi="ar_AE"/>
+        </w:rPr>
+        <w:t>متى 9: 27</w:t>
+      </w:r>
+    </w:p>
+    <w:p>
+      <w:pPr>
+        <w:pStyle w:val="ListBullet"/>
+        <w:bidi/>
+        <w:spacing w:line="240" w:lineRule="auto"/>
+        <w:ind w:left="720"/>
+      </w:pPr>
+      <w:r>
+        <w:rPr>
+          <w:rtl/>
+          <w:cs/>
+          <w:lang w:val="ar_AE" w:bidi="ar_AE"/>
+        </w:rPr>
+      </w:r>
+      <w:r>
+        <w:rPr>
+          <w:rtl/>
+          <w:cs/>
+          <w:lang w:val="ar_AE" w:bidi="ar_AE"/>
+        </w:rPr>
+        <w:t>فيلبي 2: 25–27</w:t>
+      </w:r>
+    </w:p>
+    <w:p>
+      <w:pPr>
+        <w:pStyle w:val="ListBullet"/>
+        <w:bidi/>
+        <w:spacing w:line="240" w:lineRule="auto"/>
+        <w:ind w:left="720"/>
+      </w:pPr>
+      <w:r>
+        <w:rPr>
+          <w:rtl/>
+          <w:cs/>
+          <w:lang w:val="ar_AE" w:bidi="ar_AE"/>
+        </w:rPr>
+      </w:r>
+      <w:r>
+        <w:rPr>
+          <w:rtl/>
+          <w:cs/>
+          <w:lang w:val="ar_AE" w:bidi="ar_AE"/>
+        </w:rPr>
+        <w:t>مزامير 41: 4–6</w:t>
+      </w:r>
+    </w:p>
+    <w:p>
+      <w:pPr>
+        <w:pStyle w:val="ListBullet"/>
+        <w:bidi/>
+        <w:spacing w:line="240" w:lineRule="auto"/>
+        <w:ind w:left="720"/>
+      </w:pPr>
+      <w:r>
+        <w:rPr>
+          <w:rtl/>
+          <w:cs/>
+          <w:lang w:val="ar_AE" w:bidi="ar_AE"/>
+        </w:rPr>
+      </w:r>
+      <w:r>
+        <w:rPr>
+          <w:rtl/>
+          <w:cs/>
+          <w:lang w:val="ar_AE" w:bidi="ar_AE"/>
+        </w:rPr>
+        <w:t>رومية 12: 1</w:t>
+      </w:r>
     </w:p>
     <w:p>
       <w:pPr>
@@ -2606,281 +2492,221 @@
           <w:lang w:val="ar_AE" w:bidi="ar_AE"/>
         </w:rPr>
       </w:r>
-      <w:hyperlink r:id="rId32">
-        <w:r>
-          <w:rPr>
-            <w:rtl/>
-            <w:cs/>
-            <w:lang w:val="ar_AE" w:bidi="ar_AE"/>
-          </w:rPr>
-          <w:rPr>
-            <w:color w:val="0000EE"/>
-            <w:u w:val="single"/>
-          </w:rPr>
-          <w:t>1 صموئيل 10: 10</w:t>
-        </w:r>
-      </w:hyperlink>
-    </w:p>
-    <w:p>
-      <w:pPr>
-        <w:pStyle w:val="ListBullet"/>
-        <w:bidi/>
-        <w:spacing w:line="240" w:lineRule="auto"/>
-        <w:ind w:left="720"/>
-      </w:pPr>
-      <w:r>
-        <w:rPr>
-          <w:rtl/>
-          <w:cs/>
-          <w:lang w:val="ar_AE" w:bidi="ar_AE"/>
-        </w:rPr>
-      </w:r>
-      <w:hyperlink r:id="rId33">
-        <w:r>
-          <w:rPr>
-            <w:rtl/>
-            <w:cs/>
-            <w:lang w:val="ar_AE" w:bidi="ar_AE"/>
-          </w:rPr>
-          <w:rPr>
-            <w:color w:val="0000EE"/>
-            <w:u w:val="single"/>
-          </w:rPr>
-          <w:t>1 تسالونيكي 4: 7–8</w:t>
-        </w:r>
-      </w:hyperlink>
-    </w:p>
-    <w:p>
-      <w:pPr>
-        <w:pStyle w:val="ListBullet"/>
-        <w:bidi/>
-        <w:spacing w:line="240" w:lineRule="auto"/>
-        <w:ind w:left="720"/>
-      </w:pPr>
-      <w:r>
-        <w:rPr>
-          <w:rtl/>
-          <w:cs/>
-          <w:lang w:val="ar_AE" w:bidi="ar_AE"/>
-        </w:rPr>
-      </w:r>
-      <w:hyperlink r:id="rId34">
-        <w:r>
-          <w:rPr>
-            <w:rtl/>
-            <w:cs/>
-            <w:lang w:val="ar_AE" w:bidi="ar_AE"/>
-          </w:rPr>
-          <w:rPr>
-            <w:color w:val="0000EE"/>
-            <w:u w:val="single"/>
-          </w:rPr>
-          <w:t>أعمال الرسل 8: 17</w:t>
-        </w:r>
-      </w:hyperlink>
-    </w:p>
-    <w:p>
-      <w:pPr>
-        <w:pStyle w:val="ListBullet"/>
-        <w:bidi/>
-        <w:spacing w:line="240" w:lineRule="auto"/>
-        <w:ind w:left="720"/>
-      </w:pPr>
-      <w:r>
-        <w:rPr>
-          <w:rtl/>
-          <w:cs/>
-          <w:lang w:val="ar_AE" w:bidi="ar_AE"/>
-        </w:rPr>
-      </w:r>
-      <w:hyperlink r:id="rId35">
-        <w:r>
-          <w:rPr>
-            <w:rtl/>
-            <w:cs/>
-            <w:lang w:val="ar_AE" w:bidi="ar_AE"/>
-          </w:rPr>
-          <w:rPr>
-            <w:color w:val="0000EE"/>
-            <w:u w:val="single"/>
-          </w:rPr>
-          <w:t>غلاطية 5: 25</w:t>
-        </w:r>
-      </w:hyperlink>
-    </w:p>
-    <w:p>
-      <w:pPr>
-        <w:pStyle w:val="ListBullet"/>
-        <w:bidi/>
-        <w:spacing w:line="240" w:lineRule="auto"/>
-        <w:ind w:left="720"/>
-      </w:pPr>
-      <w:r>
-        <w:rPr>
-          <w:rtl/>
-          <w:cs/>
-          <w:lang w:val="ar_AE" w:bidi="ar_AE"/>
-        </w:rPr>
-      </w:r>
-      <w:hyperlink r:id="rId36">
-        <w:r>
-          <w:rPr>
-            <w:rtl/>
-            <w:cs/>
-            <w:lang w:val="ar_AE" w:bidi="ar_AE"/>
-          </w:rPr>
-          <w:rPr>
-            <w:color w:val="0000EE"/>
-            <w:u w:val="single"/>
-          </w:rPr>
-          <w:t>تكوين 1: 1–2</w:t>
-        </w:r>
-      </w:hyperlink>
-    </w:p>
-    <w:p>
-      <w:pPr>
-        <w:pStyle w:val="ListBullet"/>
-        <w:bidi/>
-        <w:spacing w:line="240" w:lineRule="auto"/>
-        <w:ind w:left="720"/>
-      </w:pPr>
-      <w:r>
-        <w:rPr>
-          <w:rtl/>
-          <w:cs/>
-          <w:lang w:val="ar_AE" w:bidi="ar_AE"/>
-        </w:rPr>
-      </w:r>
-      <w:hyperlink r:id="rId37">
-        <w:r>
-          <w:rPr>
-            <w:rtl/>
-            <w:cs/>
-            <w:lang w:val="ar_AE" w:bidi="ar_AE"/>
-          </w:rPr>
-          <w:rPr>
-            <w:color w:val="0000EE"/>
-            <w:u w:val="single"/>
-          </w:rPr>
-          <w:t>إشعياء 63: 10</w:t>
-        </w:r>
-      </w:hyperlink>
-    </w:p>
-    <w:p>
-      <w:pPr>
-        <w:pStyle w:val="ListBullet"/>
-        <w:bidi/>
-        <w:spacing w:line="240" w:lineRule="auto"/>
-        <w:ind w:left="720"/>
-      </w:pPr>
-      <w:r>
-        <w:rPr>
-          <w:rtl/>
-          <w:cs/>
-          <w:lang w:val="ar_AE" w:bidi="ar_AE"/>
-        </w:rPr>
-      </w:r>
-      <w:hyperlink r:id="rId38">
-        <w:r>
-          <w:rPr>
-            <w:rtl/>
-            <w:cs/>
-            <w:lang w:val="ar_AE" w:bidi="ar_AE"/>
-          </w:rPr>
-          <w:rPr>
-            <w:color w:val="0000EE"/>
-            <w:u w:val="single"/>
-          </w:rPr>
-          <w:t>أيوب 33: 4</w:t>
-        </w:r>
-      </w:hyperlink>
-    </w:p>
-    <w:p>
-      <w:pPr>
-        <w:pStyle w:val="ListBullet"/>
-        <w:bidi/>
-        <w:spacing w:line="240" w:lineRule="auto"/>
-        <w:ind w:left="720"/>
-      </w:pPr>
-      <w:r>
-        <w:rPr>
-          <w:rtl/>
-          <w:cs/>
-          <w:lang w:val="ar_AE" w:bidi="ar_AE"/>
-        </w:rPr>
-      </w:r>
-      <w:hyperlink r:id="rId39">
-        <w:r>
-          <w:rPr>
-            <w:rtl/>
-            <w:cs/>
-            <w:lang w:val="ar_AE" w:bidi="ar_AE"/>
-          </w:rPr>
-          <w:rPr>
-            <w:color w:val="0000EE"/>
-            <w:u w:val="single"/>
-          </w:rPr>
-          <w:t>متى 12: 31</w:t>
-        </w:r>
-      </w:hyperlink>
-    </w:p>
-    <w:p>
-      <w:pPr>
-        <w:pStyle w:val="ListBullet"/>
-        <w:bidi/>
-        <w:spacing w:line="240" w:lineRule="auto"/>
-        <w:ind w:left="720"/>
-      </w:pPr>
-      <w:r>
-        <w:rPr>
-          <w:rtl/>
-          <w:cs/>
-          <w:lang w:val="ar_AE" w:bidi="ar_AE"/>
-        </w:rPr>
-      </w:r>
-      <w:hyperlink r:id="rId40">
-        <w:r>
-          <w:rPr>
-            <w:rtl/>
-            <w:cs/>
-            <w:lang w:val="ar_AE" w:bidi="ar_AE"/>
-          </w:rPr>
-          <w:rPr>
-            <w:color w:val="0000EE"/>
-            <w:u w:val="single"/>
-          </w:rPr>
-          <w:t>متى 28: 18–19</w:t>
-        </w:r>
-      </w:hyperlink>
-    </w:p>
-    <w:p>
-      <w:pPr>
-        <w:pStyle w:val="ListBullet"/>
-        <w:bidi/>
-        <w:spacing w:line="240" w:lineRule="auto"/>
-        <w:ind w:left="720"/>
-      </w:pPr>
-      <w:r>
-        <w:rPr>
-          <w:rtl/>
-          <w:cs/>
-          <w:lang w:val="ar_AE" w:bidi="ar_AE"/>
-        </w:rPr>
-      </w:r>
-      <w:hyperlink r:id="rId41">
-        <w:r>
-          <w:rPr>
-            <w:rtl/>
-            <w:cs/>
-            <w:lang w:val="ar_AE" w:bidi="ar_AE"/>
-          </w:rPr>
-          <w:rPr>
-            <w:color w:val="0000EE"/>
-            <w:u w:val="single"/>
-          </w:rPr>
-          <w:t>مزامير 51: 10–11</w:t>
-        </w:r>
-      </w:hyperlink>
+      <w:r>
+        <w:rPr>
+          <w:rtl/>
+          <w:cs/>
+          <w:lang w:val="ar_AE" w:bidi="ar_AE"/>
+        </w:rPr>
+        <w:t>1 صموئيل 10: 10</w:t>
+      </w:r>
+    </w:p>
+    <w:p>
+      <w:pPr>
+        <w:pStyle w:val="ListBullet"/>
+        <w:bidi/>
+        <w:spacing w:line="240" w:lineRule="auto"/>
+        <w:ind w:left="720"/>
+      </w:pPr>
+      <w:r>
+        <w:rPr>
+          <w:rtl/>
+          <w:cs/>
+          <w:lang w:val="ar_AE" w:bidi="ar_AE"/>
+        </w:rPr>
+      </w:r>
+      <w:r>
+        <w:rPr>
+          <w:rtl/>
+          <w:cs/>
+          <w:lang w:val="ar_AE" w:bidi="ar_AE"/>
+        </w:rPr>
+        <w:t>1 تسالونيكي 4: 7–8</w:t>
+      </w:r>
+    </w:p>
+    <w:p>
+      <w:pPr>
+        <w:pStyle w:val="ListBullet"/>
+        <w:bidi/>
+        <w:spacing w:line="240" w:lineRule="auto"/>
+        <w:ind w:left="720"/>
+      </w:pPr>
+      <w:r>
+        <w:rPr>
+          <w:rtl/>
+          <w:cs/>
+          <w:lang w:val="ar_AE" w:bidi="ar_AE"/>
+        </w:rPr>
+      </w:r>
+      <w:r>
+        <w:rPr>
+          <w:rtl/>
+          <w:cs/>
+          <w:lang w:val="ar_AE" w:bidi="ar_AE"/>
+        </w:rPr>
+        <w:t>أعمال الرسل 8: 17</w:t>
+      </w:r>
+    </w:p>
+    <w:p>
+      <w:pPr>
+        <w:pStyle w:val="ListBullet"/>
+        <w:bidi/>
+        <w:spacing w:line="240" w:lineRule="auto"/>
+        <w:ind w:left="720"/>
+      </w:pPr>
+      <w:r>
+        <w:rPr>
+          <w:rtl/>
+          <w:cs/>
+          <w:lang w:val="ar_AE" w:bidi="ar_AE"/>
+        </w:rPr>
+      </w:r>
+      <w:r>
+        <w:rPr>
+          <w:rtl/>
+          <w:cs/>
+          <w:lang w:val="ar_AE" w:bidi="ar_AE"/>
+        </w:rPr>
+        <w:t>غلاطية 5: 25</w:t>
+      </w:r>
+    </w:p>
+    <w:p>
+      <w:pPr>
+        <w:pStyle w:val="ListBullet"/>
+        <w:bidi/>
+        <w:spacing w:line="240" w:lineRule="auto"/>
+        <w:ind w:left="720"/>
+      </w:pPr>
+      <w:r>
+        <w:rPr>
+          <w:rtl/>
+          <w:cs/>
+          <w:lang w:val="ar_AE" w:bidi="ar_AE"/>
+        </w:rPr>
+      </w:r>
+      <w:r>
+        <w:rPr>
+          <w:rtl/>
+          <w:cs/>
+          <w:lang w:val="ar_AE" w:bidi="ar_AE"/>
+        </w:rPr>
+        <w:t>تكوين 1: 1–2</w:t>
+      </w:r>
+    </w:p>
+    <w:p>
+      <w:pPr>
+        <w:pStyle w:val="ListBullet"/>
+        <w:bidi/>
+        <w:spacing w:line="240" w:lineRule="auto"/>
+        <w:ind w:left="720"/>
+      </w:pPr>
+      <w:r>
+        <w:rPr>
+          <w:rtl/>
+          <w:cs/>
+          <w:lang w:val="ar_AE" w:bidi="ar_AE"/>
+        </w:rPr>
+      </w:r>
+      <w:r>
+        <w:rPr>
+          <w:rtl/>
+          <w:cs/>
+          <w:lang w:val="ar_AE" w:bidi="ar_AE"/>
+        </w:rPr>
+        <w:t>إشعياء 63: 10</w:t>
+      </w:r>
+    </w:p>
+    <w:p>
+      <w:pPr>
+        <w:pStyle w:val="ListBullet"/>
+        <w:bidi/>
+        <w:spacing w:line="240" w:lineRule="auto"/>
+        <w:ind w:left="720"/>
+      </w:pPr>
+      <w:r>
+        <w:rPr>
+          <w:rtl/>
+          <w:cs/>
+          <w:lang w:val="ar_AE" w:bidi="ar_AE"/>
+        </w:rPr>
+      </w:r>
+      <w:r>
+        <w:rPr>
+          <w:rtl/>
+          <w:cs/>
+          <w:lang w:val="ar_AE" w:bidi="ar_AE"/>
+        </w:rPr>
+        <w:t>أيوب 33: 4</w:t>
+      </w:r>
+    </w:p>
+    <w:p>
+      <w:pPr>
+        <w:pStyle w:val="ListBullet"/>
+        <w:bidi/>
+        <w:spacing w:line="240" w:lineRule="auto"/>
+        <w:ind w:left="720"/>
+      </w:pPr>
+      <w:r>
+        <w:rPr>
+          <w:rtl/>
+          <w:cs/>
+          <w:lang w:val="ar_AE" w:bidi="ar_AE"/>
+        </w:rPr>
+      </w:r>
+      <w:r>
+        <w:rPr>
+          <w:rtl/>
+          <w:cs/>
+          <w:lang w:val="ar_AE" w:bidi="ar_AE"/>
+        </w:rPr>
+        <w:t>متى 12: 31</w:t>
+      </w:r>
+    </w:p>
+    <w:p>
+      <w:pPr>
+        <w:pStyle w:val="ListBullet"/>
+        <w:bidi/>
+        <w:spacing w:line="240" w:lineRule="auto"/>
+        <w:ind w:left="720"/>
+      </w:pPr>
+      <w:r>
+        <w:rPr>
+          <w:rtl/>
+          <w:cs/>
+          <w:lang w:val="ar_AE" w:bidi="ar_AE"/>
+        </w:rPr>
+      </w:r>
+      <w:r>
+        <w:rPr>
+          <w:rtl/>
+          <w:cs/>
+          <w:lang w:val="ar_AE" w:bidi="ar_AE"/>
+        </w:rPr>
+        <w:t>متى 28: 18–19</w:t>
+      </w:r>
+    </w:p>
+    <w:p>
+      <w:pPr>
+        <w:pStyle w:val="ListBullet"/>
+        <w:bidi/>
+        <w:spacing w:line="240" w:lineRule="auto"/>
+        <w:ind w:left="720"/>
+      </w:pPr>
+      <w:r>
+        <w:rPr>
+          <w:rtl/>
+          <w:cs/>
+          <w:lang w:val="ar_AE" w:bidi="ar_AE"/>
+        </w:rPr>
+      </w:r>
+      <w:r>
+        <w:rPr>
+          <w:rtl/>
+          <w:cs/>
+          <w:lang w:val="ar_AE" w:bidi="ar_AE"/>
+        </w:rPr>
+        <w:t>مزامير 51: 10–11</w:t>
+      </w:r>
     </w:p>
     <w:p>
       <w:pPr>
@@ -3657,136 +3483,106 @@
           <w:lang w:val="ar_AE" w:bidi="ar_AE"/>
         </w:rPr>
       </w:r>
-      <w:hyperlink r:id="rId42">
-        <w:r>
-          <w:rPr>
-            <w:rtl/>
-            <w:cs/>
-            <w:lang w:val="ar_AE" w:bidi="ar_AE"/>
-          </w:rPr>
-          <w:rPr>
-            <w:color w:val="0000EE"/>
-            <w:u w:val="single"/>
-          </w:rPr>
-          <w:t>عبرانيين 11:29–31</w:t>
-        </w:r>
-      </w:hyperlink>
-    </w:p>
-    <w:p>
-      <w:pPr>
-        <w:pStyle w:val="ListBullet"/>
-        <w:bidi/>
-        <w:spacing w:line="240" w:lineRule="auto"/>
-        <w:ind w:left="720"/>
-      </w:pPr>
-      <w:r>
-        <w:rPr>
-          <w:rtl/>
-          <w:cs/>
-          <w:lang w:val="ar_AE" w:bidi="ar_AE"/>
-        </w:rPr>
-      </w:r>
-      <w:hyperlink r:id="rId43">
-        <w:r>
-          <w:rPr>
-            <w:rtl/>
-            <w:cs/>
-            <w:lang w:val="ar_AE" w:bidi="ar_AE"/>
-          </w:rPr>
-          <w:rPr>
-            <w:color w:val="0000EE"/>
-            <w:u w:val="single"/>
-          </w:rPr>
-          <w:t>يعقوب 2:25</w:t>
-        </w:r>
-      </w:hyperlink>
-    </w:p>
-    <w:p>
-      <w:pPr>
-        <w:pStyle w:val="ListBullet"/>
-        <w:bidi/>
-        <w:spacing w:line="240" w:lineRule="auto"/>
-        <w:ind w:left="720"/>
-      </w:pPr>
-      <w:r>
-        <w:rPr>
-          <w:rtl/>
-          <w:cs/>
-          <w:lang w:val="ar_AE" w:bidi="ar_AE"/>
-        </w:rPr>
-      </w:r>
-      <w:hyperlink r:id="rId44">
-        <w:r>
-          <w:rPr>
-            <w:rtl/>
-            <w:cs/>
-            <w:lang w:val="ar_AE" w:bidi="ar_AE"/>
-          </w:rPr>
-          <w:rPr>
-            <w:color w:val="0000EE"/>
-            <w:u w:val="single"/>
-          </w:rPr>
-          <w:t>يشوع 2:21</w:t>
-        </w:r>
-      </w:hyperlink>
-    </w:p>
-    <w:p>
-      <w:pPr>
-        <w:pStyle w:val="ListBullet"/>
-        <w:bidi/>
-        <w:spacing w:line="240" w:lineRule="auto"/>
-        <w:ind w:left="720"/>
-      </w:pPr>
-      <w:r>
-        <w:rPr>
-          <w:rtl/>
-          <w:cs/>
-          <w:lang w:val="ar_AE" w:bidi="ar_AE"/>
-        </w:rPr>
-      </w:r>
-      <w:hyperlink r:id="rId45">
-        <w:r>
-          <w:rPr>
-            <w:rtl/>
-            <w:cs/>
-            <w:lang w:val="ar_AE" w:bidi="ar_AE"/>
-          </w:rPr>
-          <w:rPr>
-            <w:color w:val="0000EE"/>
-            <w:u w:val="single"/>
-          </w:rPr>
-          <w:t>يشوع 6:17–19</w:t>
-        </w:r>
-      </w:hyperlink>
-    </w:p>
-    <w:p>
-      <w:pPr>
-        <w:pStyle w:val="ListBullet"/>
-        <w:bidi/>
-        <w:spacing w:line="240" w:lineRule="auto"/>
-        <w:ind w:left="720"/>
-      </w:pPr>
-      <w:r>
-        <w:rPr>
-          <w:rtl/>
-          <w:cs/>
-          <w:lang w:val="ar_AE" w:bidi="ar_AE"/>
-        </w:rPr>
-      </w:r>
-      <w:hyperlink r:id="rId46">
-        <w:r>
-          <w:rPr>
-            <w:rtl/>
-            <w:cs/>
-            <w:lang w:val="ar_AE" w:bidi="ar_AE"/>
-          </w:rPr>
-          <w:rPr>
-            <w:color w:val="0000EE"/>
-            <w:u w:val="single"/>
-          </w:rPr>
-          <w:t>متى 1:5</w:t>
-        </w:r>
-      </w:hyperlink>
+      <w:r>
+        <w:rPr>
+          <w:rtl/>
+          <w:cs/>
+          <w:lang w:val="ar_AE" w:bidi="ar_AE"/>
+        </w:rPr>
+        <w:t>عبرانيين 11:29–31</w:t>
+      </w:r>
+    </w:p>
+    <w:p>
+      <w:pPr>
+        <w:pStyle w:val="ListBullet"/>
+        <w:bidi/>
+        <w:spacing w:line="240" w:lineRule="auto"/>
+        <w:ind w:left="720"/>
+      </w:pPr>
+      <w:r>
+        <w:rPr>
+          <w:rtl/>
+          <w:cs/>
+          <w:lang w:val="ar_AE" w:bidi="ar_AE"/>
+        </w:rPr>
+      </w:r>
+      <w:r>
+        <w:rPr>
+          <w:rtl/>
+          <w:cs/>
+          <w:lang w:val="ar_AE" w:bidi="ar_AE"/>
+        </w:rPr>
+        <w:t>يعقوب 2:25</w:t>
+      </w:r>
+    </w:p>
+    <w:p>
+      <w:pPr>
+        <w:pStyle w:val="ListBullet"/>
+        <w:bidi/>
+        <w:spacing w:line="240" w:lineRule="auto"/>
+        <w:ind w:left="720"/>
+      </w:pPr>
+      <w:r>
+        <w:rPr>
+          <w:rtl/>
+          <w:cs/>
+          <w:lang w:val="ar_AE" w:bidi="ar_AE"/>
+        </w:rPr>
+      </w:r>
+      <w:r>
+        <w:rPr>
+          <w:rtl/>
+          <w:cs/>
+          <w:lang w:val="ar_AE" w:bidi="ar_AE"/>
+        </w:rPr>
+        <w:t>يشوع 2:21</w:t>
+      </w:r>
+    </w:p>
+    <w:p>
+      <w:pPr>
+        <w:pStyle w:val="ListBullet"/>
+        <w:bidi/>
+        <w:spacing w:line="240" w:lineRule="auto"/>
+        <w:ind w:left="720"/>
+      </w:pPr>
+      <w:r>
+        <w:rPr>
+          <w:rtl/>
+          <w:cs/>
+          <w:lang w:val="ar_AE" w:bidi="ar_AE"/>
+        </w:rPr>
+      </w:r>
+      <w:r>
+        <w:rPr>
+          <w:rtl/>
+          <w:cs/>
+          <w:lang w:val="ar_AE" w:bidi="ar_AE"/>
+        </w:rPr>
+        <w:t>يشوع 6:17–19</w:t>
+      </w:r>
+    </w:p>
+    <w:p>
+      <w:pPr>
+        <w:pStyle w:val="ListBullet"/>
+        <w:bidi/>
+        <w:spacing w:line="240" w:lineRule="auto"/>
+        <w:ind w:left="720"/>
+      </w:pPr>
+      <w:r>
+        <w:rPr>
+          <w:rtl/>
+          <w:cs/>
+          <w:lang w:val="ar_AE" w:bidi="ar_AE"/>
+        </w:rPr>
+      </w:r>
+      <w:r>
+        <w:rPr>
+          <w:rtl/>
+          <w:cs/>
+          <w:lang w:val="ar_AE" w:bidi="ar_AE"/>
+        </w:rPr>
+        <w:t>متى 1:5</w:t>
+      </w:r>
     </w:p>
     <w:p>
       <w:pPr>
@@ -4354,165 +4150,129 @@
           <w:lang w:val="ar_AE" w:bidi="ar_AE"/>
         </w:rPr>
       </w:r>
-      <w:hyperlink r:id="rId47">
-        <w:r>
-          <w:rPr>
-            <w:rtl/>
-            <w:cs/>
-            <w:lang w:val="ar_AE" w:bidi="ar_AE"/>
-          </w:rPr>
-          <w:rPr>
-            <w:color w:val="0000EE"/>
-            <w:u w:val="single"/>
-          </w:rPr>
-          <w:t>تكوين 29: 6</w:t>
-        </w:r>
-      </w:hyperlink>
-    </w:p>
-    <w:p>
-      <w:pPr>
-        <w:pStyle w:val="ListBullet"/>
-        <w:bidi/>
-        <w:spacing w:line="240" w:lineRule="auto"/>
-        <w:ind w:left="720"/>
-      </w:pPr>
-      <w:r>
-        <w:rPr>
-          <w:rtl/>
-          <w:cs/>
-          <w:lang w:val="ar_AE" w:bidi="ar_AE"/>
-        </w:rPr>
-      </w:r>
-      <w:hyperlink r:id="rId48">
-        <w:r>
-          <w:rPr>
-            <w:rtl/>
-            <w:cs/>
-            <w:lang w:val="ar_AE" w:bidi="ar_AE"/>
-          </w:rPr>
-          <w:rPr>
-            <w:color w:val="0000EE"/>
-            <w:u w:val="single"/>
-          </w:rPr>
-          <w:t>تكوين 29: 19–20</w:t>
-        </w:r>
-      </w:hyperlink>
-    </w:p>
-    <w:p>
-      <w:pPr>
-        <w:pStyle w:val="ListBullet"/>
-        <w:bidi/>
-        <w:spacing w:line="240" w:lineRule="auto"/>
-        <w:ind w:left="720"/>
-      </w:pPr>
-      <w:r>
-        <w:rPr>
-          <w:rtl/>
-          <w:cs/>
-          <w:lang w:val="ar_AE" w:bidi="ar_AE"/>
-        </w:rPr>
-      </w:r>
-      <w:hyperlink r:id="rId49">
-        <w:r>
-          <w:rPr>
-            <w:rtl/>
-            <w:cs/>
-            <w:lang w:val="ar_AE" w:bidi="ar_AE"/>
-          </w:rPr>
-          <w:rPr>
-            <w:color w:val="0000EE"/>
-            <w:u w:val="single"/>
-          </w:rPr>
-          <w:t>تكوين 29: 30</w:t>
-        </w:r>
-      </w:hyperlink>
-    </w:p>
-    <w:p>
-      <w:pPr>
-        <w:pStyle w:val="ListBullet"/>
-        <w:bidi/>
-        <w:spacing w:line="240" w:lineRule="auto"/>
-        <w:ind w:left="720"/>
-      </w:pPr>
-      <w:r>
-        <w:rPr>
-          <w:rtl/>
-          <w:cs/>
-          <w:lang w:val="ar_AE" w:bidi="ar_AE"/>
-        </w:rPr>
-      </w:r>
-      <w:hyperlink r:id="rId50">
-        <w:r>
-          <w:rPr>
-            <w:rtl/>
-            <w:cs/>
-            <w:lang w:val="ar_AE" w:bidi="ar_AE"/>
-          </w:rPr>
-          <w:rPr>
-            <w:color w:val="0000EE"/>
-            <w:u w:val="single"/>
-          </w:rPr>
-          <w:t>تكوين 31: 6</w:t>
-        </w:r>
-      </w:hyperlink>
-    </w:p>
-    <w:p>
-      <w:pPr>
-        <w:pStyle w:val="ListBullet"/>
-        <w:bidi/>
-        <w:spacing w:line="240" w:lineRule="auto"/>
-        <w:ind w:left="720"/>
-      </w:pPr>
-      <w:r>
-        <w:rPr>
-          <w:rtl/>
-          <w:cs/>
-          <w:lang w:val="ar_AE" w:bidi="ar_AE"/>
-        </w:rPr>
-      </w:r>
-      <w:hyperlink r:id="rId51">
-        <w:r>
-          <w:rPr>
-            <w:rtl/>
-            <w:cs/>
-            <w:lang w:val="ar_AE" w:bidi="ar_AE"/>
-          </w:rPr>
-          <w:rPr>
-            <w:color w:val="0000EE"/>
-            <w:u w:val="single"/>
-          </w:rPr>
-          <w:t>تكوين 33: 1–3</w:t>
-        </w:r>
-      </w:hyperlink>
-    </w:p>
-    <w:p>
-      <w:pPr>
-        <w:pStyle w:val="ListBullet"/>
-        <w:bidi/>
-        <w:spacing w:line="240" w:lineRule="auto"/>
-        <w:ind w:left="720"/>
-      </w:pPr>
-      <w:r>
-        <w:rPr>
-          <w:rtl/>
-          <w:cs/>
-          <w:lang w:val="ar_AE" w:bidi="ar_AE"/>
-        </w:rPr>
-      </w:r>
-      <w:hyperlink r:id="rId52">
-        <w:r>
-          <w:rPr>
-            <w:rtl/>
-            <w:cs/>
-            <w:lang w:val="ar_AE" w:bidi="ar_AE"/>
-          </w:rPr>
-          <w:rPr>
-            <w:color w:val="0000EE"/>
-            <w:u w:val="single"/>
-          </w:rPr>
-          <w:t>متى 2: 18</w:t>
-        </w:r>
-      </w:hyperlink>
+      <w:r>
+        <w:rPr>
+          <w:rtl/>
+          <w:cs/>
+          <w:lang w:val="ar_AE" w:bidi="ar_AE"/>
+        </w:rPr>
+        <w:t>تكوين 29: 6</w:t>
+      </w:r>
+    </w:p>
+    <w:p>
+      <w:pPr>
+        <w:pStyle w:val="ListBullet"/>
+        <w:bidi/>
+        <w:spacing w:line="240" w:lineRule="auto"/>
+        <w:ind w:left="720"/>
+      </w:pPr>
+      <w:r>
+        <w:rPr>
+          <w:rtl/>
+          <w:cs/>
+          <w:lang w:val="ar_AE" w:bidi="ar_AE"/>
+        </w:rPr>
+      </w:r>
+      <w:r>
+        <w:rPr>
+          <w:rtl/>
+          <w:cs/>
+          <w:lang w:val="ar_AE" w:bidi="ar_AE"/>
+        </w:rPr>
+        <w:t>تكوين 29: 19–20</w:t>
+      </w:r>
+    </w:p>
+    <w:p>
+      <w:pPr>
+        <w:pStyle w:val="ListBullet"/>
+        <w:bidi/>
+        <w:spacing w:line="240" w:lineRule="auto"/>
+        <w:ind w:left="720"/>
+      </w:pPr>
+      <w:r>
+        <w:rPr>
+          <w:rtl/>
+          <w:cs/>
+          <w:lang w:val="ar_AE" w:bidi="ar_AE"/>
+        </w:rPr>
+      </w:r>
+      <w:r>
+        <w:rPr>
+          <w:rtl/>
+          <w:cs/>
+          <w:lang w:val="ar_AE" w:bidi="ar_AE"/>
+        </w:rPr>
+        <w:t>تكوين 29: 30</w:t>
+      </w:r>
+    </w:p>
+    <w:p>
+      <w:pPr>
+        <w:pStyle w:val="ListBullet"/>
+        <w:bidi/>
+        <w:spacing w:line="240" w:lineRule="auto"/>
+        <w:ind w:left="720"/>
+      </w:pPr>
+      <w:r>
+        <w:rPr>
+          <w:rtl/>
+          <w:cs/>
+          <w:lang w:val="ar_AE" w:bidi="ar_AE"/>
+        </w:rPr>
+      </w:r>
+      <w:r>
+        <w:rPr>
+          <w:rtl/>
+          <w:cs/>
+          <w:lang w:val="ar_AE" w:bidi="ar_AE"/>
+        </w:rPr>
+        <w:t>تكوين 31: 6</w:t>
+      </w:r>
+    </w:p>
+    <w:p>
+      <w:pPr>
+        <w:pStyle w:val="ListBullet"/>
+        <w:bidi/>
+        <w:spacing w:line="240" w:lineRule="auto"/>
+        <w:ind w:left="720"/>
+      </w:pPr>
+      <w:r>
+        <w:rPr>
+          <w:rtl/>
+          <w:cs/>
+          <w:lang w:val="ar_AE" w:bidi="ar_AE"/>
+        </w:rPr>
+      </w:r>
+      <w:r>
+        <w:rPr>
+          <w:rtl/>
+          <w:cs/>
+          <w:lang w:val="ar_AE" w:bidi="ar_AE"/>
+        </w:rPr>
+        <w:t>تكوين 33: 1–3</w:t>
+      </w:r>
+    </w:p>
+    <w:p>
+      <w:pPr>
+        <w:pStyle w:val="ListBullet"/>
+        <w:bidi/>
+        <w:spacing w:line="240" w:lineRule="auto"/>
+        <w:ind w:left="720"/>
+      </w:pPr>
+      <w:r>
+        <w:rPr>
+          <w:rtl/>
+          <w:cs/>
+          <w:lang w:val="ar_AE" w:bidi="ar_AE"/>
+        </w:rPr>
+      </w:r>
+      <w:r>
+        <w:rPr>
+          <w:rtl/>
+          <w:cs/>
+          <w:lang w:val="ar_AE" w:bidi="ar_AE"/>
+        </w:rPr>
+        <w:t>متى 2: 18</w:t>
+      </w:r>
     </w:p>
     <w:p>
       <w:pPr>
@@ -4833,107 +4593,83 @@
           <w:lang w:val="ar_AE" w:bidi="ar_AE"/>
         </w:rPr>
       </w:r>
-      <w:hyperlink r:id="rId46">
-        <w:r>
-          <w:rPr>
-            <w:rtl/>
-            <w:cs/>
-            <w:lang w:val="ar_AE" w:bidi="ar_AE"/>
-          </w:rPr>
-          <w:rPr>
-            <w:color w:val="0000EE"/>
-            <w:u w:val="single"/>
-          </w:rPr>
-          <w:t>متى 1:5</w:t>
-        </w:r>
-      </w:hyperlink>
-    </w:p>
-    <w:p>
-      <w:pPr>
-        <w:pStyle w:val="ListBullet"/>
-        <w:bidi/>
-        <w:spacing w:line="240" w:lineRule="auto"/>
-        <w:ind w:left="720"/>
-      </w:pPr>
-      <w:r>
-        <w:rPr>
-          <w:rtl/>
-          <w:cs/>
-          <w:lang w:val="ar_AE" w:bidi="ar_AE"/>
-        </w:rPr>
-      </w:r>
-      <w:hyperlink r:id="rId53">
-        <w:r>
-          <w:rPr>
-            <w:rtl/>
-            <w:cs/>
-            <w:lang w:val="ar_AE" w:bidi="ar_AE"/>
-          </w:rPr>
-          <w:rPr>
-            <w:color w:val="0000EE"/>
-            <w:u w:val="single"/>
-          </w:rPr>
-          <w:t>راعوث 1:3–5</w:t>
-        </w:r>
-      </w:hyperlink>
-    </w:p>
-    <w:p>
-      <w:pPr>
-        <w:pStyle w:val="ListBullet"/>
-        <w:bidi/>
-        <w:spacing w:line="240" w:lineRule="auto"/>
-        <w:ind w:left="720"/>
-      </w:pPr>
-      <w:r>
-        <w:rPr>
-          <w:rtl/>
-          <w:cs/>
-          <w:lang w:val="ar_AE" w:bidi="ar_AE"/>
-        </w:rPr>
-      </w:r>
-      <w:hyperlink r:id="rId54">
-        <w:r>
-          <w:rPr>
-            <w:rtl/>
-            <w:cs/>
-            <w:lang w:val="ar_AE" w:bidi="ar_AE"/>
-          </w:rPr>
-          <w:rPr>
-            <w:color w:val="0000EE"/>
-            <w:u w:val="single"/>
-          </w:rPr>
-          <w:t>راعوث 3:9</w:t>
-        </w:r>
-      </w:hyperlink>
-    </w:p>
-    <w:p>
-      <w:pPr>
-        <w:pStyle w:val="ListBullet"/>
-        <w:bidi/>
-        <w:spacing w:line="240" w:lineRule="auto"/>
-        <w:ind w:left="720"/>
-      </w:pPr>
-      <w:r>
-        <w:rPr>
-          <w:rtl/>
-          <w:cs/>
-          <w:lang w:val="ar_AE" w:bidi="ar_AE"/>
-        </w:rPr>
-      </w:r>
-      <w:hyperlink r:id="rId55">
-        <w:r>
-          <w:rPr>
-            <w:rtl/>
-            <w:cs/>
-            <w:lang w:val="ar_AE" w:bidi="ar_AE"/>
-          </w:rPr>
-          <w:rPr>
-            <w:color w:val="0000EE"/>
-            <w:u w:val="single"/>
-          </w:rPr>
-          <w:t>راعوث 4:6</w:t>
-        </w:r>
-      </w:hyperlink>
+      <w:r>
+        <w:rPr>
+          <w:rtl/>
+          <w:cs/>
+          <w:lang w:val="ar_AE" w:bidi="ar_AE"/>
+        </w:rPr>
+        <w:t>متى 1:5</w:t>
+      </w:r>
+    </w:p>
+    <w:p>
+      <w:pPr>
+        <w:pStyle w:val="ListBullet"/>
+        <w:bidi/>
+        <w:spacing w:line="240" w:lineRule="auto"/>
+        <w:ind w:left="720"/>
+      </w:pPr>
+      <w:r>
+        <w:rPr>
+          <w:rtl/>
+          <w:cs/>
+          <w:lang w:val="ar_AE" w:bidi="ar_AE"/>
+        </w:rPr>
+      </w:r>
+      <w:r>
+        <w:rPr>
+          <w:rtl/>
+          <w:cs/>
+          <w:lang w:val="ar_AE" w:bidi="ar_AE"/>
+        </w:rPr>
+        <w:t>راعوث 1:3–5</w:t>
+      </w:r>
+    </w:p>
+    <w:p>
+      <w:pPr>
+        <w:pStyle w:val="ListBullet"/>
+        <w:bidi/>
+        <w:spacing w:line="240" w:lineRule="auto"/>
+        <w:ind w:left="720"/>
+      </w:pPr>
+      <w:r>
+        <w:rPr>
+          <w:rtl/>
+          <w:cs/>
+          <w:lang w:val="ar_AE" w:bidi="ar_AE"/>
+        </w:rPr>
+      </w:r>
+      <w:r>
+        <w:rPr>
+          <w:rtl/>
+          <w:cs/>
+          <w:lang w:val="ar_AE" w:bidi="ar_AE"/>
+        </w:rPr>
+        <w:t>راعوث 3:9</w:t>
+      </w:r>
+    </w:p>
+    <w:p>
+      <w:pPr>
+        <w:pStyle w:val="ListBullet"/>
+        <w:bidi/>
+        <w:spacing w:line="240" w:lineRule="auto"/>
+        <w:ind w:left="720"/>
+      </w:pPr>
+      <w:r>
+        <w:rPr>
+          <w:rtl/>
+          <w:cs/>
+          <w:lang w:val="ar_AE" w:bidi="ar_AE"/>
+        </w:rPr>
+      </w:r>
+      <w:r>
+        <w:rPr>
+          <w:rtl/>
+          <w:cs/>
+          <w:lang w:val="ar_AE" w:bidi="ar_AE"/>
+        </w:rPr>
+        <w:t>راعوث 4:6</w:t>
+      </w:r>
     </w:p>
     <w:p>
       <w:pPr>
@@ -5407,252 +5143,198 @@
           <w:lang w:val="ar_AE" w:bidi="ar_AE"/>
         </w:rPr>
       </w:r>
-      <w:hyperlink r:id="rId56">
-        <w:r>
-          <w:rPr>
-            <w:rtl/>
-            <w:cs/>
-            <w:lang w:val="ar_AE" w:bidi="ar_AE"/>
-          </w:rPr>
-          <w:rPr>
-            <w:color w:val="0000EE"/>
-            <w:u w:val="single"/>
-          </w:rPr>
-          <w:t>تكوين 13 :7</w:t>
-        </w:r>
-      </w:hyperlink>
-    </w:p>
-    <w:p>
-      <w:pPr>
-        <w:pStyle w:val="ListBullet"/>
-        <w:bidi/>
-        <w:spacing w:line="240" w:lineRule="auto"/>
-        <w:ind w:left="720"/>
-      </w:pPr>
-      <w:r>
-        <w:rPr>
-          <w:rtl/>
-          <w:cs/>
-          <w:lang w:val="ar_AE" w:bidi="ar_AE"/>
-        </w:rPr>
-      </w:r>
-      <w:hyperlink r:id="rId57">
-        <w:r>
-          <w:rPr>
-            <w:rtl/>
-            <w:cs/>
-            <w:lang w:val="ar_AE" w:bidi="ar_AE"/>
-          </w:rPr>
-          <w:rPr>
-            <w:color w:val="0000EE"/>
-            <w:u w:val="single"/>
-          </w:rPr>
-          <w:t>تكوين 49: 24</w:t>
-        </w:r>
-      </w:hyperlink>
-    </w:p>
-    <w:p>
-      <w:pPr>
-        <w:pStyle w:val="ListBullet"/>
-        <w:bidi/>
-        <w:spacing w:line="240" w:lineRule="auto"/>
-        <w:ind w:left="720"/>
-      </w:pPr>
-      <w:r>
-        <w:rPr>
-          <w:rtl/>
-          <w:cs/>
-          <w:lang w:val="ar_AE" w:bidi="ar_AE"/>
-        </w:rPr>
-      </w:r>
-      <w:hyperlink r:id="rId58">
-        <w:r>
-          <w:rPr>
-            <w:rtl/>
-            <w:cs/>
-            <w:lang w:val="ar_AE" w:bidi="ar_AE"/>
-          </w:rPr>
-          <w:rPr>
-            <w:color w:val="0000EE"/>
-            <w:u w:val="single"/>
-          </w:rPr>
-          <w:t>لوقا 2 :9</w:t>
-        </w:r>
-      </w:hyperlink>
-    </w:p>
-    <w:p>
-      <w:pPr>
-        <w:pStyle w:val="ListBullet"/>
-        <w:bidi/>
-        <w:spacing w:line="240" w:lineRule="auto"/>
-        <w:ind w:left="720"/>
-      </w:pPr>
-      <w:r>
-        <w:rPr>
-          <w:rtl/>
-          <w:cs/>
-          <w:lang w:val="ar_AE" w:bidi="ar_AE"/>
-        </w:rPr>
-      </w:r>
-      <w:hyperlink r:id="rId59">
-        <w:r>
-          <w:rPr>
-            <w:rtl/>
-            <w:cs/>
-            <w:lang w:val="ar_AE" w:bidi="ar_AE"/>
-          </w:rPr>
-          <w:rPr>
-            <w:color w:val="0000EE"/>
-            <w:u w:val="single"/>
-          </w:rPr>
-          <w:t>مرقس 6 :34</w:t>
-        </w:r>
-      </w:hyperlink>
-    </w:p>
-    <w:p>
-      <w:pPr>
-        <w:pStyle w:val="ListBullet"/>
-        <w:bidi/>
-        <w:spacing w:line="240" w:lineRule="auto"/>
-        <w:ind w:left="720"/>
-      </w:pPr>
-      <w:r>
-        <w:rPr>
-          <w:rtl/>
-          <w:cs/>
-          <w:lang w:val="ar_AE" w:bidi="ar_AE"/>
-        </w:rPr>
-      </w:r>
-      <w:hyperlink r:id="rId60">
-        <w:r>
-          <w:rPr>
-            <w:rtl/>
-            <w:cs/>
-            <w:lang w:val="ar_AE" w:bidi="ar_AE"/>
-          </w:rPr>
-          <w:rPr>
-            <w:color w:val="0000EE"/>
-            <w:u w:val="single"/>
-          </w:rPr>
-          <w:t>مرقس 14 :26–27</w:t>
-        </w:r>
-      </w:hyperlink>
-    </w:p>
-    <w:p>
-      <w:pPr>
-        <w:pStyle w:val="ListBullet"/>
-        <w:bidi/>
-        <w:spacing w:line="240" w:lineRule="auto"/>
-        <w:ind w:left="720"/>
-      </w:pPr>
-      <w:r>
-        <w:rPr>
-          <w:rtl/>
-          <w:cs/>
-          <w:lang w:val="ar_AE" w:bidi="ar_AE"/>
-        </w:rPr>
-      </w:r>
-      <w:hyperlink r:id="rId61">
-        <w:r>
-          <w:rPr>
-            <w:rtl/>
-            <w:cs/>
-            <w:lang w:val="ar_AE" w:bidi="ar_AE"/>
-          </w:rPr>
-          <w:rPr>
-            <w:color w:val="0000EE"/>
-            <w:u w:val="single"/>
-          </w:rPr>
-          <w:t>متى 2: 6</w:t>
-        </w:r>
-      </w:hyperlink>
-    </w:p>
-    <w:p>
-      <w:pPr>
-        <w:pStyle w:val="ListBullet"/>
-        <w:bidi/>
-        <w:spacing w:line="240" w:lineRule="auto"/>
-        <w:ind w:left="720"/>
-      </w:pPr>
-      <w:r>
-        <w:rPr>
-          <w:rtl/>
-          <w:cs/>
-          <w:lang w:val="ar_AE" w:bidi="ar_AE"/>
-        </w:rPr>
-      </w:r>
-      <w:hyperlink r:id="rId62">
-        <w:r>
-          <w:rPr>
-            <w:rtl/>
-            <w:cs/>
-            <w:lang w:val="ar_AE" w:bidi="ar_AE"/>
-          </w:rPr>
-          <w:rPr>
-            <w:color w:val="0000EE"/>
-            <w:u w:val="single"/>
-          </w:rPr>
-          <w:t>متى 9 :36</w:t>
-        </w:r>
-      </w:hyperlink>
-    </w:p>
-    <w:p>
-      <w:pPr>
-        <w:pStyle w:val="ListBullet"/>
-        <w:bidi/>
-        <w:spacing w:line="240" w:lineRule="auto"/>
-        <w:ind w:left="720"/>
-      </w:pPr>
-      <w:r>
-        <w:rPr>
-          <w:rtl/>
-          <w:cs/>
-          <w:lang w:val="ar_AE" w:bidi="ar_AE"/>
-        </w:rPr>
-      </w:r>
-      <w:hyperlink r:id="rId63">
-        <w:r>
-          <w:rPr>
-            <w:rtl/>
-            <w:cs/>
-            <w:lang w:val="ar_AE" w:bidi="ar_AE"/>
-          </w:rPr>
-          <w:rPr>
-            <w:color w:val="0000EE"/>
-            <w:u w:val="single"/>
-          </w:rPr>
-          <w:t>متى 25 :32</w:t>
-        </w:r>
-      </w:hyperlink>
-    </w:p>
-    <w:p>
-      <w:pPr>
-        <w:pStyle w:val="ListBullet"/>
-        <w:bidi/>
-        <w:spacing w:line="240" w:lineRule="auto"/>
-        <w:ind w:left="720"/>
-      </w:pPr>
-      <w:r>
-        <w:rPr>
-          <w:rtl/>
-          <w:cs/>
-          <w:lang w:val="ar_AE" w:bidi="ar_AE"/>
-        </w:rPr>
-      </w:r>
-      <w:hyperlink r:id="rId64">
-        <w:r>
-          <w:rPr>
-            <w:rtl/>
-            <w:cs/>
-            <w:lang w:val="ar_AE" w:bidi="ar_AE"/>
-          </w:rPr>
-          <w:rPr>
-            <w:color w:val="0000EE"/>
-            <w:u w:val="single"/>
-          </w:rPr>
-          <w:t>متى 26: 31</w:t>
-        </w:r>
-      </w:hyperlink>
+      <w:r>
+        <w:rPr>
+          <w:rtl/>
+          <w:cs/>
+          <w:lang w:val="ar_AE" w:bidi="ar_AE"/>
+        </w:rPr>
+        <w:t>تكوين 13 :7</w:t>
+      </w:r>
+    </w:p>
+    <w:p>
+      <w:pPr>
+        <w:pStyle w:val="ListBullet"/>
+        <w:bidi/>
+        <w:spacing w:line="240" w:lineRule="auto"/>
+        <w:ind w:left="720"/>
+      </w:pPr>
+      <w:r>
+        <w:rPr>
+          <w:rtl/>
+          <w:cs/>
+          <w:lang w:val="ar_AE" w:bidi="ar_AE"/>
+        </w:rPr>
+      </w:r>
+      <w:r>
+        <w:rPr>
+          <w:rtl/>
+          <w:cs/>
+          <w:lang w:val="ar_AE" w:bidi="ar_AE"/>
+        </w:rPr>
+        <w:t>تكوين 49: 24</w:t>
+      </w:r>
+    </w:p>
+    <w:p>
+      <w:pPr>
+        <w:pStyle w:val="ListBullet"/>
+        <w:bidi/>
+        <w:spacing w:line="240" w:lineRule="auto"/>
+        <w:ind w:left="720"/>
+      </w:pPr>
+      <w:r>
+        <w:rPr>
+          <w:rtl/>
+          <w:cs/>
+          <w:lang w:val="ar_AE" w:bidi="ar_AE"/>
+        </w:rPr>
+      </w:r>
+      <w:r>
+        <w:rPr>
+          <w:rtl/>
+          <w:cs/>
+          <w:lang w:val="ar_AE" w:bidi="ar_AE"/>
+        </w:rPr>
+        <w:t>لوقا 2 :9</w:t>
+      </w:r>
+    </w:p>
+    <w:p>
+      <w:pPr>
+        <w:pStyle w:val="ListBullet"/>
+        <w:bidi/>
+        <w:spacing w:line="240" w:lineRule="auto"/>
+        <w:ind w:left="720"/>
+      </w:pPr>
+      <w:r>
+        <w:rPr>
+          <w:rtl/>
+          <w:cs/>
+          <w:lang w:val="ar_AE" w:bidi="ar_AE"/>
+        </w:rPr>
+      </w:r>
+      <w:r>
+        <w:rPr>
+          <w:rtl/>
+          <w:cs/>
+          <w:lang w:val="ar_AE" w:bidi="ar_AE"/>
+        </w:rPr>
+        <w:t>مرقس 6 :34</w:t>
+      </w:r>
+    </w:p>
+    <w:p>
+      <w:pPr>
+        <w:pStyle w:val="ListBullet"/>
+        <w:bidi/>
+        <w:spacing w:line="240" w:lineRule="auto"/>
+        <w:ind w:left="720"/>
+      </w:pPr>
+      <w:r>
+        <w:rPr>
+          <w:rtl/>
+          <w:cs/>
+          <w:lang w:val="ar_AE" w:bidi="ar_AE"/>
+        </w:rPr>
+      </w:r>
+      <w:r>
+        <w:rPr>
+          <w:rtl/>
+          <w:cs/>
+          <w:lang w:val="ar_AE" w:bidi="ar_AE"/>
+        </w:rPr>
+        <w:t>مرقس 14 :26–27</w:t>
+      </w:r>
+    </w:p>
+    <w:p>
+      <w:pPr>
+        <w:pStyle w:val="ListBullet"/>
+        <w:bidi/>
+        <w:spacing w:line="240" w:lineRule="auto"/>
+        <w:ind w:left="720"/>
+      </w:pPr>
+      <w:r>
+        <w:rPr>
+          <w:rtl/>
+          <w:cs/>
+          <w:lang w:val="ar_AE" w:bidi="ar_AE"/>
+        </w:rPr>
+      </w:r>
+      <w:r>
+        <w:rPr>
+          <w:rtl/>
+          <w:cs/>
+          <w:lang w:val="ar_AE" w:bidi="ar_AE"/>
+        </w:rPr>
+        <w:t>متى 2: 6</w:t>
+      </w:r>
+    </w:p>
+    <w:p>
+      <w:pPr>
+        <w:pStyle w:val="ListBullet"/>
+        <w:bidi/>
+        <w:spacing w:line="240" w:lineRule="auto"/>
+        <w:ind w:left="720"/>
+      </w:pPr>
+      <w:r>
+        <w:rPr>
+          <w:rtl/>
+          <w:cs/>
+          <w:lang w:val="ar_AE" w:bidi="ar_AE"/>
+        </w:rPr>
+      </w:r>
+      <w:r>
+        <w:rPr>
+          <w:rtl/>
+          <w:cs/>
+          <w:lang w:val="ar_AE" w:bidi="ar_AE"/>
+        </w:rPr>
+        <w:t>متى 9 :36</w:t>
+      </w:r>
+    </w:p>
+    <w:p>
+      <w:pPr>
+        <w:pStyle w:val="ListBullet"/>
+        <w:bidi/>
+        <w:spacing w:line="240" w:lineRule="auto"/>
+        <w:ind w:left="720"/>
+      </w:pPr>
+      <w:r>
+        <w:rPr>
+          <w:rtl/>
+          <w:cs/>
+          <w:lang w:val="ar_AE" w:bidi="ar_AE"/>
+        </w:rPr>
+      </w:r>
+      <w:r>
+        <w:rPr>
+          <w:rtl/>
+          <w:cs/>
+          <w:lang w:val="ar_AE" w:bidi="ar_AE"/>
+        </w:rPr>
+        <w:t>متى 25 :32</w:t>
+      </w:r>
+    </w:p>
+    <w:p>
+      <w:pPr>
+        <w:pStyle w:val="ListBullet"/>
+        <w:bidi/>
+        <w:spacing w:line="240" w:lineRule="auto"/>
+        <w:ind w:left="720"/>
+      </w:pPr>
+      <w:r>
+        <w:rPr>
+          <w:rtl/>
+          <w:cs/>
+          <w:lang w:val="ar_AE" w:bidi="ar_AE"/>
+        </w:rPr>
+      </w:r>
+      <w:r>
+        <w:rPr>
+          <w:rtl/>
+          <w:cs/>
+          <w:lang w:val="ar_AE" w:bidi="ar_AE"/>
+        </w:rPr>
+        <w:t>متى 26: 31</w:t>
+      </w:r>
     </w:p>
     <w:p>
       <w:pPr>
@@ -6641,107 +6323,83 @@
           <w:lang w:val="ar_AE" w:bidi="ar_AE"/>
         </w:rPr>
       </w:r>
-      <w:hyperlink r:id="rId65">
-        <w:r>
-          <w:rPr>
-            <w:rtl/>
-            <w:cs/>
-            <w:lang w:val="ar_AE" w:bidi="ar_AE"/>
-          </w:rPr>
-          <w:rPr>
-            <w:color w:val="0000EE"/>
-            <w:u w:val="single"/>
-          </w:rPr>
-          <w:t>1 أخبار الأيام 6:73</w:t>
-        </w:r>
-      </w:hyperlink>
-    </w:p>
-    <w:p>
-      <w:pPr>
-        <w:pStyle w:val="ListBullet"/>
-        <w:bidi/>
-        <w:spacing w:line="240" w:lineRule="auto"/>
-        <w:ind w:left="720"/>
-      </w:pPr>
-      <w:r>
-        <w:rPr>
-          <w:rtl/>
-          <w:cs/>
-          <w:lang w:val="ar_AE" w:bidi="ar_AE"/>
-        </w:rPr>
-      </w:r>
-      <w:hyperlink r:id="rId66">
-        <w:r>
-          <w:rPr>
-            <w:rtl/>
-            <w:cs/>
-            <w:lang w:val="ar_AE" w:bidi="ar_AE"/>
-          </w:rPr>
-          <w:rPr>
-            <w:color w:val="0000EE"/>
-            <w:u w:val="single"/>
-          </w:rPr>
-          <w:t>1 ملوك 22:3</w:t>
-        </w:r>
-      </w:hyperlink>
-    </w:p>
-    <w:p>
-      <w:pPr>
-        <w:pStyle w:val="ListBullet"/>
-        <w:bidi/>
-        <w:spacing w:line="240" w:lineRule="auto"/>
-        <w:ind w:left="720"/>
-      </w:pPr>
-      <w:r>
-        <w:rPr>
-          <w:rtl/>
-          <w:cs/>
-          <w:lang w:val="ar_AE" w:bidi="ar_AE"/>
-        </w:rPr>
-      </w:r>
-      <w:hyperlink r:id="rId67">
-        <w:r>
-          <w:rPr>
-            <w:rtl/>
-            <w:cs/>
-            <w:lang w:val="ar_AE" w:bidi="ar_AE"/>
-          </w:rPr>
-          <w:rPr>
-            <w:color w:val="0000EE"/>
-            <w:u w:val="single"/>
-          </w:rPr>
-          <w:t>2 أخبار الأيام 18:3</w:t>
-        </w:r>
-      </w:hyperlink>
-    </w:p>
-    <w:p>
-      <w:pPr>
-        <w:pStyle w:val="ListBullet"/>
-        <w:bidi/>
-        <w:spacing w:line="240" w:lineRule="auto"/>
-        <w:ind w:left="720"/>
-      </w:pPr>
-      <w:r>
-        <w:rPr>
-          <w:rtl/>
-          <w:cs/>
-          <w:lang w:val="ar_AE" w:bidi="ar_AE"/>
-        </w:rPr>
-      </w:r>
-      <w:hyperlink r:id="rId68">
-        <w:r>
-          <w:rPr>
-            <w:rtl/>
-            <w:cs/>
-            <w:lang w:val="ar_AE" w:bidi="ar_AE"/>
-          </w:rPr>
-          <w:rPr>
-            <w:color w:val="0000EE"/>
-            <w:u w:val="single"/>
-          </w:rPr>
-          <w:t>2 ملوك 8:28–29</w:t>
-        </w:r>
-      </w:hyperlink>
+      <w:r>
+        <w:rPr>
+          <w:rtl/>
+          <w:cs/>
+          <w:lang w:val="ar_AE" w:bidi="ar_AE"/>
+        </w:rPr>
+        <w:t>1 أخبار الأيام 6:73</w:t>
+      </w:r>
+    </w:p>
+    <w:p>
+      <w:pPr>
+        <w:pStyle w:val="ListBullet"/>
+        <w:bidi/>
+        <w:spacing w:line="240" w:lineRule="auto"/>
+        <w:ind w:left="720"/>
+      </w:pPr>
+      <w:r>
+        <w:rPr>
+          <w:rtl/>
+          <w:cs/>
+          <w:lang w:val="ar_AE" w:bidi="ar_AE"/>
+        </w:rPr>
+      </w:r>
+      <w:r>
+        <w:rPr>
+          <w:rtl/>
+          <w:cs/>
+          <w:lang w:val="ar_AE" w:bidi="ar_AE"/>
+        </w:rPr>
+        <w:t>1 ملوك 22:3</w:t>
+      </w:r>
+    </w:p>
+    <w:p>
+      <w:pPr>
+        <w:pStyle w:val="ListBullet"/>
+        <w:bidi/>
+        <w:spacing w:line="240" w:lineRule="auto"/>
+        <w:ind w:left="720"/>
+      </w:pPr>
+      <w:r>
+        <w:rPr>
+          <w:rtl/>
+          <w:cs/>
+          <w:lang w:val="ar_AE" w:bidi="ar_AE"/>
+        </w:rPr>
+      </w:r>
+      <w:r>
+        <w:rPr>
+          <w:rtl/>
+          <w:cs/>
+          <w:lang w:val="ar_AE" w:bidi="ar_AE"/>
+        </w:rPr>
+        <w:t>2 أخبار الأيام 18:3</w:t>
+      </w:r>
+    </w:p>
+    <w:p>
+      <w:pPr>
+        <w:pStyle w:val="ListBullet"/>
+        <w:bidi/>
+        <w:spacing w:line="240" w:lineRule="auto"/>
+        <w:ind w:left="720"/>
+      </w:pPr>
+      <w:r>
+        <w:rPr>
+          <w:rtl/>
+          <w:cs/>
+          <w:lang w:val="ar_AE" w:bidi="ar_AE"/>
+        </w:rPr>
+      </w:r>
+      <w:r>
+        <w:rPr>
+          <w:rtl/>
+          <w:cs/>
+          <w:lang w:val="ar_AE" w:bidi="ar_AE"/>
+        </w:rPr>
+        <w:t>2 ملوك 8:28–29</w:t>
+      </w:r>
     </w:p>
     <w:p>
       <w:pPr>
@@ -6994,165 +6652,129 @@
           <w:lang w:val="ar_AE" w:bidi="ar_AE"/>
         </w:rPr>
       </w:r>
-      <w:hyperlink r:id="rId69">
-        <w:r>
-          <w:rPr>
-            <w:rtl/>
-            <w:cs/>
-            <w:lang w:val="ar_AE" w:bidi="ar_AE"/>
-          </w:rPr>
-          <w:rPr>
-            <w:color w:val="0000EE"/>
-            <w:u w:val="single"/>
-          </w:rPr>
-          <w:t>صموئيل الأول 31: 1–3</w:t>
-        </w:r>
-      </w:hyperlink>
-    </w:p>
-    <w:p>
-      <w:pPr>
-        <w:pStyle w:val="ListBullet"/>
-        <w:bidi/>
-        <w:spacing w:line="240" w:lineRule="auto"/>
-        <w:ind w:left="720"/>
-      </w:pPr>
-      <w:r>
-        <w:rPr>
-          <w:rtl/>
-          <w:cs/>
-          <w:lang w:val="ar_AE" w:bidi="ar_AE"/>
-        </w:rPr>
-      </w:r>
-      <w:hyperlink r:id="rId70">
-        <w:r>
-          <w:rPr>
-            <w:rtl/>
-            <w:cs/>
-            <w:lang w:val="ar_AE" w:bidi="ar_AE"/>
-          </w:rPr>
-          <w:rPr>
-            <w:color w:val="0000EE"/>
-            <w:u w:val="single"/>
-          </w:rPr>
-          <w:t>أخبار الأيام الثاني 35: 23–24</w:t>
-        </w:r>
-      </w:hyperlink>
-    </w:p>
-    <w:p>
-      <w:pPr>
-        <w:pStyle w:val="ListBullet"/>
-        <w:bidi/>
-        <w:spacing w:line="240" w:lineRule="auto"/>
-        <w:ind w:left="720"/>
-      </w:pPr>
-      <w:r>
-        <w:rPr>
-          <w:rtl/>
-          <w:cs/>
-          <w:lang w:val="ar_AE" w:bidi="ar_AE"/>
-        </w:rPr>
-      </w:r>
-      <w:hyperlink r:id="rId71">
-        <w:r>
-          <w:rPr>
-            <w:rtl/>
-            <w:cs/>
-            <w:lang w:val="ar_AE" w:bidi="ar_AE"/>
-          </w:rPr>
-          <w:rPr>
-            <w:color w:val="0000EE"/>
-            <w:u w:val="single"/>
-          </w:rPr>
-          <w:t>تكوين 21: 20</w:t>
-        </w:r>
-      </w:hyperlink>
-    </w:p>
-    <w:p>
-      <w:pPr>
-        <w:pStyle w:val="ListBullet"/>
-        <w:bidi/>
-        <w:spacing w:line="240" w:lineRule="auto"/>
-        <w:ind w:left="720"/>
-      </w:pPr>
-      <w:r>
-        <w:rPr>
-          <w:rtl/>
-          <w:cs/>
-          <w:lang w:val="ar_AE" w:bidi="ar_AE"/>
-        </w:rPr>
-      </w:r>
-      <w:hyperlink r:id="rId72">
-        <w:r>
-          <w:rPr>
-            <w:rtl/>
-            <w:cs/>
-            <w:lang w:val="ar_AE" w:bidi="ar_AE"/>
-          </w:rPr>
-          <w:rPr>
-            <w:color w:val="0000EE"/>
-            <w:u w:val="single"/>
-          </w:rPr>
-          <w:t>إشعياء 21: 16–17</w:t>
-        </w:r>
-      </w:hyperlink>
-    </w:p>
-    <w:p>
-      <w:pPr>
-        <w:pStyle w:val="ListBullet"/>
-        <w:bidi/>
-        <w:spacing w:line="240" w:lineRule="auto"/>
-        <w:ind w:left="720"/>
-      </w:pPr>
-      <w:r>
-        <w:rPr>
-          <w:rtl/>
-          <w:cs/>
-          <w:lang w:val="ar_AE" w:bidi="ar_AE"/>
-        </w:rPr>
-      </w:r>
-      <w:hyperlink r:id="rId73">
-        <w:r>
-          <w:rPr>
-            <w:rtl/>
-            <w:cs/>
-            <w:lang w:val="ar_AE" w:bidi="ar_AE"/>
-          </w:rPr>
-          <w:rPr>
-            <w:color w:val="0000EE"/>
-            <w:u w:val="single"/>
-          </w:rPr>
-          <w:t>أيوب 16: 13</w:t>
-        </w:r>
-      </w:hyperlink>
-    </w:p>
-    <w:p>
-      <w:pPr>
-        <w:pStyle w:val="ListBullet"/>
-        <w:bidi/>
-        <w:spacing w:line="240" w:lineRule="auto"/>
-        <w:ind w:left="720"/>
-      </w:pPr>
-      <w:r>
-        <w:rPr>
-          <w:rtl/>
-          <w:cs/>
-          <w:lang w:val="ar_AE" w:bidi="ar_AE"/>
-        </w:rPr>
-      </w:r>
-      <w:hyperlink r:id="rId74">
-        <w:r>
-          <w:rPr>
-            <w:rtl/>
-            <w:cs/>
-            <w:lang w:val="ar_AE" w:bidi="ar_AE"/>
-          </w:rPr>
-          <w:rPr>
-            <w:color w:val="0000EE"/>
-            <w:u w:val="single"/>
-          </w:rPr>
-          <w:t>أمثال 26: 9–10</w:t>
-        </w:r>
-      </w:hyperlink>
+      <w:r>
+        <w:rPr>
+          <w:rtl/>
+          <w:cs/>
+          <w:lang w:val="ar_AE" w:bidi="ar_AE"/>
+        </w:rPr>
+        <w:t>صموئيل الأول 31: 1–3</w:t>
+      </w:r>
+    </w:p>
+    <w:p>
+      <w:pPr>
+        <w:pStyle w:val="ListBullet"/>
+        <w:bidi/>
+        <w:spacing w:line="240" w:lineRule="auto"/>
+        <w:ind w:left="720"/>
+      </w:pPr>
+      <w:r>
+        <w:rPr>
+          <w:rtl/>
+          <w:cs/>
+          <w:lang w:val="ar_AE" w:bidi="ar_AE"/>
+        </w:rPr>
+      </w:r>
+      <w:r>
+        <w:rPr>
+          <w:rtl/>
+          <w:cs/>
+          <w:lang w:val="ar_AE" w:bidi="ar_AE"/>
+        </w:rPr>
+        <w:t>أخبار الأيام الثاني 35: 23–24</w:t>
+      </w:r>
+    </w:p>
+    <w:p>
+      <w:pPr>
+        <w:pStyle w:val="ListBullet"/>
+        <w:bidi/>
+        <w:spacing w:line="240" w:lineRule="auto"/>
+        <w:ind w:left="720"/>
+      </w:pPr>
+      <w:r>
+        <w:rPr>
+          <w:rtl/>
+          <w:cs/>
+          <w:lang w:val="ar_AE" w:bidi="ar_AE"/>
+        </w:rPr>
+      </w:r>
+      <w:r>
+        <w:rPr>
+          <w:rtl/>
+          <w:cs/>
+          <w:lang w:val="ar_AE" w:bidi="ar_AE"/>
+        </w:rPr>
+        <w:t>تكوين 21: 20</w:t>
+      </w:r>
+    </w:p>
+    <w:p>
+      <w:pPr>
+        <w:pStyle w:val="ListBullet"/>
+        <w:bidi/>
+        <w:spacing w:line="240" w:lineRule="auto"/>
+        <w:ind w:left="720"/>
+      </w:pPr>
+      <w:r>
+        <w:rPr>
+          <w:rtl/>
+          <w:cs/>
+          <w:lang w:val="ar_AE" w:bidi="ar_AE"/>
+        </w:rPr>
+      </w:r>
+      <w:r>
+        <w:rPr>
+          <w:rtl/>
+          <w:cs/>
+          <w:lang w:val="ar_AE" w:bidi="ar_AE"/>
+        </w:rPr>
+        <w:t>إشعياء 21: 16–17</w:t>
+      </w:r>
+    </w:p>
+    <w:p>
+      <w:pPr>
+        <w:pStyle w:val="ListBullet"/>
+        <w:bidi/>
+        <w:spacing w:line="240" w:lineRule="auto"/>
+        <w:ind w:left="720"/>
+      </w:pPr>
+      <w:r>
+        <w:rPr>
+          <w:rtl/>
+          <w:cs/>
+          <w:lang w:val="ar_AE" w:bidi="ar_AE"/>
+        </w:rPr>
+      </w:r>
+      <w:r>
+        <w:rPr>
+          <w:rtl/>
+          <w:cs/>
+          <w:lang w:val="ar_AE" w:bidi="ar_AE"/>
+        </w:rPr>
+        <w:t>أيوب 16: 13</w:t>
+      </w:r>
+    </w:p>
+    <w:p>
+      <w:pPr>
+        <w:pStyle w:val="ListBullet"/>
+        <w:bidi/>
+        <w:spacing w:line="240" w:lineRule="auto"/>
+        <w:ind w:left="720"/>
+      </w:pPr>
+      <w:r>
+        <w:rPr>
+          <w:rtl/>
+          <w:cs/>
+          <w:lang w:val="ar_AE" w:bidi="ar_AE"/>
+        </w:rPr>
+      </w:r>
+      <w:r>
+        <w:rPr>
+          <w:rtl/>
+          <w:cs/>
+          <w:lang w:val="ar_AE" w:bidi="ar_AE"/>
+        </w:rPr>
+        <w:t>أمثال 26: 9–10</w:t>
+      </w:r>
     </w:p>
     <w:p>
       <w:pPr>
@@ -7503,107 +7125,83 @@
           <w:lang w:val="ar_AE" w:bidi="ar_AE"/>
         </w:rPr>
       </w:r>
-      <w:hyperlink r:id="rId75">
-        <w:r>
-          <w:rPr>
-            <w:rtl/>
-            <w:cs/>
-            <w:lang w:val="ar_AE" w:bidi="ar_AE"/>
-          </w:rPr>
-          <w:rPr>
-            <w:color w:val="0000EE"/>
-            <w:u w:val="single"/>
-          </w:rPr>
-          <w:t>تكوين 29: 32</w:t>
-        </w:r>
-      </w:hyperlink>
-    </w:p>
-    <w:p>
-      <w:pPr>
-        <w:pStyle w:val="ListBullet"/>
-        <w:bidi/>
-        <w:spacing w:line="240" w:lineRule="auto"/>
-        <w:ind w:left="720"/>
-      </w:pPr>
-      <w:r>
-        <w:rPr>
-          <w:rtl/>
-          <w:cs/>
-          <w:lang w:val="ar_AE" w:bidi="ar_AE"/>
-        </w:rPr>
-      </w:r>
-      <w:hyperlink r:id="rId76">
-        <w:r>
-          <w:rPr>
-            <w:rtl/>
-            <w:cs/>
-            <w:lang w:val="ar_AE" w:bidi="ar_AE"/>
-          </w:rPr>
-          <w:rPr>
-            <w:color w:val="0000EE"/>
-            <w:u w:val="single"/>
-          </w:rPr>
-          <w:t>تكوين 35: 21–22</w:t>
-        </w:r>
-      </w:hyperlink>
-    </w:p>
-    <w:p>
-      <w:pPr>
-        <w:pStyle w:val="ListBullet"/>
-        <w:bidi/>
-        <w:spacing w:line="240" w:lineRule="auto"/>
-        <w:ind w:left="720"/>
-      </w:pPr>
-      <w:r>
-        <w:rPr>
-          <w:rtl/>
-          <w:cs/>
-          <w:lang w:val="ar_AE" w:bidi="ar_AE"/>
-        </w:rPr>
-      </w:r>
-      <w:hyperlink r:id="rId77">
-        <w:r>
-          <w:rPr>
-            <w:rtl/>
-            <w:cs/>
-            <w:lang w:val="ar_AE" w:bidi="ar_AE"/>
-          </w:rPr>
-          <w:rPr>
-            <w:color w:val="0000EE"/>
-            <w:u w:val="single"/>
-          </w:rPr>
-          <w:t>تكوين 42: 22</w:t>
-        </w:r>
-      </w:hyperlink>
-    </w:p>
-    <w:p>
-      <w:pPr>
-        <w:pStyle w:val="ListBullet"/>
-        <w:bidi/>
-        <w:spacing w:line="240" w:lineRule="auto"/>
-        <w:ind w:left="720"/>
-      </w:pPr>
-      <w:r>
-        <w:rPr>
-          <w:rtl/>
-          <w:cs/>
-          <w:lang w:val="ar_AE" w:bidi="ar_AE"/>
-        </w:rPr>
-      </w:r>
-      <w:hyperlink r:id="rId78">
-        <w:r>
-          <w:rPr>
-            <w:rtl/>
-            <w:cs/>
-            <w:lang w:val="ar_AE" w:bidi="ar_AE"/>
-          </w:rPr>
-          <w:rPr>
-            <w:color w:val="0000EE"/>
-            <w:u w:val="single"/>
-          </w:rPr>
-          <w:t>تكوين 42: 37</w:t>
-        </w:r>
-      </w:hyperlink>
+      <w:r>
+        <w:rPr>
+          <w:rtl/>
+          <w:cs/>
+          <w:lang w:val="ar_AE" w:bidi="ar_AE"/>
+        </w:rPr>
+        <w:t>تكوين 29: 32</w:t>
+      </w:r>
+    </w:p>
+    <w:p>
+      <w:pPr>
+        <w:pStyle w:val="ListBullet"/>
+        <w:bidi/>
+        <w:spacing w:line="240" w:lineRule="auto"/>
+        <w:ind w:left="720"/>
+      </w:pPr>
+      <w:r>
+        <w:rPr>
+          <w:rtl/>
+          <w:cs/>
+          <w:lang w:val="ar_AE" w:bidi="ar_AE"/>
+        </w:rPr>
+      </w:r>
+      <w:r>
+        <w:rPr>
+          <w:rtl/>
+          <w:cs/>
+          <w:lang w:val="ar_AE" w:bidi="ar_AE"/>
+        </w:rPr>
+        <w:t>تكوين 35: 21–22</w:t>
+      </w:r>
+    </w:p>
+    <w:p>
+      <w:pPr>
+        <w:pStyle w:val="ListBullet"/>
+        <w:bidi/>
+        <w:spacing w:line="240" w:lineRule="auto"/>
+        <w:ind w:left="720"/>
+      </w:pPr>
+      <w:r>
+        <w:rPr>
+          <w:rtl/>
+          <w:cs/>
+          <w:lang w:val="ar_AE" w:bidi="ar_AE"/>
+        </w:rPr>
+      </w:r>
+      <w:r>
+        <w:rPr>
+          <w:rtl/>
+          <w:cs/>
+          <w:lang w:val="ar_AE" w:bidi="ar_AE"/>
+        </w:rPr>
+        <w:t>تكوين 42: 22</w:t>
+      </w:r>
+    </w:p>
+    <w:p>
+      <w:pPr>
+        <w:pStyle w:val="ListBullet"/>
+        <w:bidi/>
+        <w:spacing w:line="240" w:lineRule="auto"/>
+        <w:ind w:left="720"/>
+      </w:pPr>
+      <w:r>
+        <w:rPr>
+          <w:rtl/>
+          <w:cs/>
+          <w:lang w:val="ar_AE" w:bidi="ar_AE"/>
+        </w:rPr>
+      </w:r>
+      <w:r>
+        <w:rPr>
+          <w:rtl/>
+          <w:cs/>
+          <w:lang w:val="ar_AE" w:bidi="ar_AE"/>
+        </w:rPr>
+        <w:t>تكوين 42: 37</w:t>
+      </w:r>
     </w:p>
     <w:p>
       <w:pPr>
@@ -7893,194 +7491,152 @@
           <w:lang w:val="ar_AE" w:bidi="ar_AE"/>
         </w:rPr>
       </w:r>
-      <w:hyperlink r:id="rId79">
-        <w:r>
-          <w:rPr>
-            <w:rtl/>
-            <w:cs/>
-            <w:lang w:val="ar_AE" w:bidi="ar_AE"/>
-          </w:rPr>
-          <w:rPr>
-            <w:color w:val="0000EE"/>
-            <w:u w:val="single"/>
-          </w:rPr>
-          <w:t>أعمال 9: 10–12</w:t>
-        </w:r>
-      </w:hyperlink>
-    </w:p>
-    <w:p>
-      <w:pPr>
-        <w:pStyle w:val="ListBullet"/>
-        <w:bidi/>
-        <w:spacing w:line="240" w:lineRule="auto"/>
-        <w:ind w:left="720"/>
-      </w:pPr>
-      <w:r>
-        <w:rPr>
-          <w:rtl/>
-          <w:cs/>
-          <w:lang w:val="ar_AE" w:bidi="ar_AE"/>
-        </w:rPr>
-      </w:r>
-      <w:hyperlink r:id="rId80">
-        <w:r>
-          <w:rPr>
-            <w:rtl/>
-            <w:cs/>
-            <w:lang w:val="ar_AE" w:bidi="ar_AE"/>
-          </w:rPr>
-          <w:rPr>
-            <w:color w:val="0000EE"/>
-            <w:u w:val="single"/>
-          </w:rPr>
-          <w:t>أعمال 10: 3–6</w:t>
-        </w:r>
-      </w:hyperlink>
-    </w:p>
-    <w:p>
-      <w:pPr>
-        <w:pStyle w:val="ListBullet"/>
-        <w:bidi/>
-        <w:spacing w:line="240" w:lineRule="auto"/>
-        <w:ind w:left="720"/>
-      </w:pPr>
-      <w:r>
-        <w:rPr>
-          <w:rtl/>
-          <w:cs/>
-          <w:lang w:val="ar_AE" w:bidi="ar_AE"/>
-        </w:rPr>
-      </w:r>
-      <w:hyperlink r:id="rId81">
-        <w:r>
-          <w:rPr>
-            <w:rtl/>
-            <w:cs/>
-            <w:lang w:val="ar_AE" w:bidi="ar_AE"/>
-          </w:rPr>
-          <w:rPr>
-            <w:color w:val="0000EE"/>
-            <w:u w:val="single"/>
-          </w:rPr>
-          <w:t>أعمال 10: 11</w:t>
-        </w:r>
-      </w:hyperlink>
-    </w:p>
-    <w:p>
-      <w:pPr>
-        <w:pStyle w:val="ListBullet"/>
-        <w:bidi/>
-        <w:spacing w:line="240" w:lineRule="auto"/>
-        <w:ind w:left="720"/>
-      </w:pPr>
-      <w:r>
-        <w:rPr>
-          <w:rtl/>
-          <w:cs/>
-          <w:lang w:val="ar_AE" w:bidi="ar_AE"/>
-        </w:rPr>
-      </w:r>
-      <w:hyperlink r:id="rId82">
-        <w:r>
-          <w:rPr>
-            <w:rtl/>
-            <w:cs/>
-            <w:lang w:val="ar_AE" w:bidi="ar_AE"/>
-          </w:rPr>
-          <w:rPr>
-            <w:color w:val="0000EE"/>
-            <w:u w:val="single"/>
-          </w:rPr>
-          <w:t>أعمال 12: 9–10</w:t>
-        </w:r>
-      </w:hyperlink>
-    </w:p>
-    <w:p>
-      <w:pPr>
-        <w:pStyle w:val="ListBullet"/>
-        <w:bidi/>
-        <w:spacing w:line="240" w:lineRule="auto"/>
-        <w:ind w:left="720"/>
-      </w:pPr>
-      <w:r>
-        <w:rPr>
-          <w:rtl/>
-          <w:cs/>
-          <w:lang w:val="ar_AE" w:bidi="ar_AE"/>
-        </w:rPr>
-      </w:r>
-      <w:hyperlink r:id="rId83">
-        <w:r>
-          <w:rPr>
-            <w:rtl/>
-            <w:cs/>
-            <w:lang w:val="ar_AE" w:bidi="ar_AE"/>
-          </w:rPr>
-          <w:rPr>
-            <w:color w:val="0000EE"/>
-            <w:u w:val="single"/>
-          </w:rPr>
-          <w:t>لوقا 1: 22</w:t>
-        </w:r>
-      </w:hyperlink>
-    </w:p>
-    <w:p>
-      <w:pPr>
-        <w:pStyle w:val="ListBullet"/>
-        <w:bidi/>
-        <w:spacing w:line="240" w:lineRule="auto"/>
-        <w:ind w:left="720"/>
-      </w:pPr>
-      <w:r>
-        <w:rPr>
-          <w:rtl/>
-          <w:cs/>
-          <w:lang w:val="ar_AE" w:bidi="ar_AE"/>
-        </w:rPr>
-      </w:r>
-      <w:hyperlink r:id="rId84">
-        <w:r>
-          <w:rPr>
-            <w:rtl/>
-            <w:cs/>
-            <w:lang w:val="ar_AE" w:bidi="ar_AE"/>
-          </w:rPr>
-          <w:rPr>
-            <w:color w:val="0000EE"/>
-            <w:u w:val="single"/>
-          </w:rPr>
-          <w:t>لوقا 24: 23</w:t>
-        </w:r>
-      </w:hyperlink>
-    </w:p>
-    <w:p>
-      <w:pPr>
-        <w:pStyle w:val="ListBullet"/>
-        <w:bidi/>
-        <w:spacing w:line="240" w:lineRule="auto"/>
-        <w:ind w:left="720"/>
-      </w:pPr>
-      <w:r>
-        <w:rPr>
-          <w:rtl/>
-          <w:cs/>
-          <w:lang w:val="ar_AE" w:bidi="ar_AE"/>
-        </w:rPr>
-      </w:r>
-      <w:hyperlink r:id="rId85">
-        <w:r>
-          <w:rPr>
-            <w:rtl/>
-            <w:cs/>
-            <w:lang w:val="ar_AE" w:bidi="ar_AE"/>
-          </w:rPr>
-          <w:rPr>
-            <w:color w:val="0000EE"/>
-            <w:u w:val="single"/>
-          </w:rPr>
-          <w:t>متى 17: 9–10</w:t>
-        </w:r>
-      </w:hyperlink>
+      <w:r>
+        <w:rPr>
+          <w:rtl/>
+          <w:cs/>
+          <w:lang w:val="ar_AE" w:bidi="ar_AE"/>
+        </w:rPr>
+        <w:t>أعمال 9: 10–12</w:t>
+      </w:r>
+    </w:p>
+    <w:p>
+      <w:pPr>
+        <w:pStyle w:val="ListBullet"/>
+        <w:bidi/>
+        <w:spacing w:line="240" w:lineRule="auto"/>
+        <w:ind w:left="720"/>
+      </w:pPr>
+      <w:r>
+        <w:rPr>
+          <w:rtl/>
+          <w:cs/>
+          <w:lang w:val="ar_AE" w:bidi="ar_AE"/>
+        </w:rPr>
+      </w:r>
+      <w:r>
+        <w:rPr>
+          <w:rtl/>
+          <w:cs/>
+          <w:lang w:val="ar_AE" w:bidi="ar_AE"/>
+        </w:rPr>
+        <w:t>أعمال 10: 3–6</w:t>
+      </w:r>
+    </w:p>
+    <w:p>
+      <w:pPr>
+        <w:pStyle w:val="ListBullet"/>
+        <w:bidi/>
+        <w:spacing w:line="240" w:lineRule="auto"/>
+        <w:ind w:left="720"/>
+      </w:pPr>
+      <w:r>
+        <w:rPr>
+          <w:rtl/>
+          <w:cs/>
+          <w:lang w:val="ar_AE" w:bidi="ar_AE"/>
+        </w:rPr>
+      </w:r>
+      <w:r>
+        <w:rPr>
+          <w:rtl/>
+          <w:cs/>
+          <w:lang w:val="ar_AE" w:bidi="ar_AE"/>
+        </w:rPr>
+        <w:t>أعمال 10: 11</w:t>
+      </w:r>
+    </w:p>
+    <w:p>
+      <w:pPr>
+        <w:pStyle w:val="ListBullet"/>
+        <w:bidi/>
+        <w:spacing w:line="240" w:lineRule="auto"/>
+        <w:ind w:left="720"/>
+      </w:pPr>
+      <w:r>
+        <w:rPr>
+          <w:rtl/>
+          <w:cs/>
+          <w:lang w:val="ar_AE" w:bidi="ar_AE"/>
+        </w:rPr>
+      </w:r>
+      <w:r>
+        <w:rPr>
+          <w:rtl/>
+          <w:cs/>
+          <w:lang w:val="ar_AE" w:bidi="ar_AE"/>
+        </w:rPr>
+        <w:t>أعمال 12: 9–10</w:t>
+      </w:r>
+    </w:p>
+    <w:p>
+      <w:pPr>
+        <w:pStyle w:val="ListBullet"/>
+        <w:bidi/>
+        <w:spacing w:line="240" w:lineRule="auto"/>
+        <w:ind w:left="720"/>
+      </w:pPr>
+      <w:r>
+        <w:rPr>
+          <w:rtl/>
+          <w:cs/>
+          <w:lang w:val="ar_AE" w:bidi="ar_AE"/>
+        </w:rPr>
+      </w:r>
+      <w:r>
+        <w:rPr>
+          <w:rtl/>
+          <w:cs/>
+          <w:lang w:val="ar_AE" w:bidi="ar_AE"/>
+        </w:rPr>
+        <w:t>لوقا 1: 22</w:t>
+      </w:r>
+    </w:p>
+    <w:p>
+      <w:pPr>
+        <w:pStyle w:val="ListBullet"/>
+        <w:bidi/>
+        <w:spacing w:line="240" w:lineRule="auto"/>
+        <w:ind w:left="720"/>
+      </w:pPr>
+      <w:r>
+        <w:rPr>
+          <w:rtl/>
+          <w:cs/>
+          <w:lang w:val="ar_AE" w:bidi="ar_AE"/>
+        </w:rPr>
+      </w:r>
+      <w:r>
+        <w:rPr>
+          <w:rtl/>
+          <w:cs/>
+          <w:lang w:val="ar_AE" w:bidi="ar_AE"/>
+        </w:rPr>
+        <w:t>لوقا 24: 23</w:t>
+      </w:r>
+    </w:p>
+    <w:p>
+      <w:pPr>
+        <w:pStyle w:val="ListBullet"/>
+        <w:bidi/>
+        <w:spacing w:line="240" w:lineRule="auto"/>
+        <w:ind w:left="720"/>
+      </w:pPr>
+      <w:r>
+        <w:rPr>
+          <w:rtl/>
+          <w:cs/>
+          <w:lang w:val="ar_AE" w:bidi="ar_AE"/>
+        </w:rPr>
+      </w:r>
+      <w:r>
+        <w:rPr>
+          <w:rtl/>
+          <w:cs/>
+          <w:lang w:val="ar_AE" w:bidi="ar_AE"/>
+        </w:rPr>
+        <w:t>متى 17: 9–10</w:t>
+      </w:r>
     </w:p>
     <w:p>
       <w:pPr>
@@ -8466,223 +8022,175 @@
           <w:lang w:val="ar_AE" w:bidi="ar_AE"/>
         </w:rPr>
       </w:r>
-      <w:hyperlink r:id="rId86">
-        <w:r>
-          <w:rPr>
-            <w:rtl/>
-            <w:cs/>
-            <w:lang w:val="ar_AE" w:bidi="ar_AE"/>
-          </w:rPr>
-          <w:rPr>
-            <w:color w:val="0000EE"/>
-            <w:u w:val="single"/>
-          </w:rPr>
-          <w:t>أعمال الرسل3 :17–18</w:t>
-        </w:r>
-      </w:hyperlink>
-    </w:p>
-    <w:p>
-      <w:pPr>
-        <w:pStyle w:val="ListBullet"/>
-        <w:bidi/>
-        <w:spacing w:line="240" w:lineRule="auto"/>
-        <w:ind w:left="720"/>
-      </w:pPr>
-      <w:r>
-        <w:rPr>
-          <w:rtl/>
-          <w:cs/>
-          <w:lang w:val="ar_AE" w:bidi="ar_AE"/>
-        </w:rPr>
-      </w:r>
-      <w:hyperlink r:id="rId87">
-        <w:r>
-          <w:rPr>
-            <w:rtl/>
-            <w:cs/>
-            <w:lang w:val="ar_AE" w:bidi="ar_AE"/>
-          </w:rPr>
-          <w:rPr>
-            <w:color w:val="0000EE"/>
-            <w:u w:val="single"/>
-          </w:rPr>
-          <w:t>أعمال الرسل7 :35–37</w:t>
-        </w:r>
-      </w:hyperlink>
-    </w:p>
-    <w:p>
-      <w:pPr>
-        <w:pStyle w:val="ListBullet"/>
-        <w:bidi/>
-        <w:spacing w:line="240" w:lineRule="auto"/>
-        <w:ind w:left="720"/>
-      </w:pPr>
-      <w:r>
-        <w:rPr>
-          <w:rtl/>
-          <w:cs/>
-          <w:lang w:val="ar_AE" w:bidi="ar_AE"/>
-        </w:rPr>
-      </w:r>
-      <w:hyperlink r:id="rId88">
-        <w:r>
-          <w:rPr>
-            <w:rtl/>
-            <w:cs/>
-            <w:lang w:val="ar_AE" w:bidi="ar_AE"/>
-          </w:rPr>
-          <w:rPr>
-            <w:color w:val="0000EE"/>
-            <w:u w:val="single"/>
-          </w:rPr>
-          <w:t>لوقا12 :11</w:t>
-        </w:r>
-      </w:hyperlink>
-    </w:p>
-    <w:p>
-      <w:pPr>
-        <w:pStyle w:val="ListBullet"/>
-        <w:bidi/>
-        <w:spacing w:line="240" w:lineRule="auto"/>
-        <w:ind w:left="720"/>
-      </w:pPr>
-      <w:r>
-        <w:rPr>
-          <w:rtl/>
-          <w:cs/>
-          <w:lang w:val="ar_AE" w:bidi="ar_AE"/>
-        </w:rPr>
-      </w:r>
-      <w:hyperlink r:id="rId89">
-        <w:r>
-          <w:rPr>
-            <w:rtl/>
-            <w:cs/>
-            <w:lang w:val="ar_AE" w:bidi="ar_AE"/>
-          </w:rPr>
-          <w:rPr>
-            <w:color w:val="0000EE"/>
-            <w:u w:val="single"/>
-          </w:rPr>
-          <w:t>لوقا23 :35</w:t>
-        </w:r>
-      </w:hyperlink>
-    </w:p>
-    <w:p>
-      <w:pPr>
-        <w:pStyle w:val="ListBullet"/>
-        <w:bidi/>
-        <w:spacing w:line="240" w:lineRule="auto"/>
-        <w:ind w:left="720"/>
-      </w:pPr>
-      <w:r>
-        <w:rPr>
-          <w:rtl/>
-          <w:cs/>
-          <w:lang w:val="ar_AE" w:bidi="ar_AE"/>
-        </w:rPr>
-      </w:r>
-      <w:hyperlink r:id="rId90">
-        <w:r>
-          <w:rPr>
-            <w:rtl/>
-            <w:cs/>
-            <w:lang w:val="ar_AE" w:bidi="ar_AE"/>
-          </w:rPr>
-          <w:rPr>
-            <w:color w:val="0000EE"/>
-            <w:u w:val="single"/>
-          </w:rPr>
-          <w:t>مرقس10 :42</w:t>
-        </w:r>
-      </w:hyperlink>
-    </w:p>
-    <w:p>
-      <w:pPr>
-        <w:pStyle w:val="ListBullet"/>
-        <w:bidi/>
-        <w:spacing w:line="240" w:lineRule="auto"/>
-        <w:ind w:left="720"/>
-      </w:pPr>
-      <w:r>
-        <w:rPr>
-          <w:rtl/>
-          <w:cs/>
-          <w:lang w:val="ar_AE" w:bidi="ar_AE"/>
-        </w:rPr>
-      </w:r>
-      <w:hyperlink r:id="rId91">
-        <w:r>
-          <w:rPr>
-            <w:rtl/>
-            <w:cs/>
-            <w:lang w:val="ar_AE" w:bidi="ar_AE"/>
-          </w:rPr>
-          <w:rPr>
-            <w:color w:val="0000EE"/>
-            <w:u w:val="single"/>
-          </w:rPr>
-          <w:t>متى9 :32–34</w:t>
-        </w:r>
-      </w:hyperlink>
-    </w:p>
-    <w:p>
-      <w:pPr>
-        <w:pStyle w:val="ListBullet"/>
-        <w:bidi/>
-        <w:spacing w:line="240" w:lineRule="auto"/>
-        <w:ind w:left="720"/>
-      </w:pPr>
-      <w:r>
-        <w:rPr>
-          <w:rtl/>
-          <w:cs/>
-          <w:lang w:val="ar_AE" w:bidi="ar_AE"/>
-        </w:rPr>
-      </w:r>
-      <w:hyperlink r:id="rId92">
-        <w:r>
-          <w:rPr>
-            <w:rtl/>
-            <w:cs/>
-            <w:lang w:val="ar_AE" w:bidi="ar_AE"/>
-          </w:rPr>
-          <w:rPr>
-            <w:color w:val="0000EE"/>
-            <w:u w:val="single"/>
-          </w:rPr>
-          <w:t>متى20 :25</w:t>
-        </w:r>
-      </w:hyperlink>
-    </w:p>
-    <w:p>
-      <w:pPr>
-        <w:pStyle w:val="ListBullet"/>
-        <w:bidi/>
-        <w:spacing w:line="240" w:lineRule="auto"/>
-        <w:ind w:left="720"/>
-      </w:pPr>
-      <w:r>
-        <w:rPr>
-          <w:rtl/>
-          <w:cs/>
-          <w:lang w:val="ar_AE" w:bidi="ar_AE"/>
-        </w:rPr>
-      </w:r>
-      <w:hyperlink r:id="rId93">
-        <w:r>
-          <w:rPr>
-            <w:rtl/>
-            <w:cs/>
-            <w:lang w:val="ar_AE" w:bidi="ar_AE"/>
-          </w:rPr>
-          <w:rPr>
-            <w:color w:val="0000EE"/>
-            <w:u w:val="single"/>
-          </w:rPr>
-          <w:t>تيطس3 :1</w:t>
-        </w:r>
-      </w:hyperlink>
+      <w:r>
+        <w:rPr>
+          <w:rtl/>
+          <w:cs/>
+          <w:lang w:val="ar_AE" w:bidi="ar_AE"/>
+        </w:rPr>
+        <w:t>أعمال الرسل3 :17–18</w:t>
+      </w:r>
+    </w:p>
+    <w:p>
+      <w:pPr>
+        <w:pStyle w:val="ListBullet"/>
+        <w:bidi/>
+        <w:spacing w:line="240" w:lineRule="auto"/>
+        <w:ind w:left="720"/>
+      </w:pPr>
+      <w:r>
+        <w:rPr>
+          <w:rtl/>
+          <w:cs/>
+          <w:lang w:val="ar_AE" w:bidi="ar_AE"/>
+        </w:rPr>
+      </w:r>
+      <w:r>
+        <w:rPr>
+          <w:rtl/>
+          <w:cs/>
+          <w:lang w:val="ar_AE" w:bidi="ar_AE"/>
+        </w:rPr>
+        <w:t>أعمال الرسل7 :35–37</w:t>
+      </w:r>
+    </w:p>
+    <w:p>
+      <w:pPr>
+        <w:pStyle w:val="ListBullet"/>
+        <w:bidi/>
+        <w:spacing w:line="240" w:lineRule="auto"/>
+        <w:ind w:left="720"/>
+      </w:pPr>
+      <w:r>
+        <w:rPr>
+          <w:rtl/>
+          <w:cs/>
+          <w:lang w:val="ar_AE" w:bidi="ar_AE"/>
+        </w:rPr>
+      </w:r>
+      <w:r>
+        <w:rPr>
+          <w:rtl/>
+          <w:cs/>
+          <w:lang w:val="ar_AE" w:bidi="ar_AE"/>
+        </w:rPr>
+        <w:t>لوقا12 :11</w:t>
+      </w:r>
+    </w:p>
+    <w:p>
+      <w:pPr>
+        <w:pStyle w:val="ListBullet"/>
+        <w:bidi/>
+        <w:spacing w:line="240" w:lineRule="auto"/>
+        <w:ind w:left="720"/>
+      </w:pPr>
+      <w:r>
+        <w:rPr>
+          <w:rtl/>
+          <w:cs/>
+          <w:lang w:val="ar_AE" w:bidi="ar_AE"/>
+        </w:rPr>
+      </w:r>
+      <w:r>
+        <w:rPr>
+          <w:rtl/>
+          <w:cs/>
+          <w:lang w:val="ar_AE" w:bidi="ar_AE"/>
+        </w:rPr>
+        <w:t>لوقا23 :35</w:t>
+      </w:r>
+    </w:p>
+    <w:p>
+      <w:pPr>
+        <w:pStyle w:val="ListBullet"/>
+        <w:bidi/>
+        <w:spacing w:line="240" w:lineRule="auto"/>
+        <w:ind w:left="720"/>
+      </w:pPr>
+      <w:r>
+        <w:rPr>
+          <w:rtl/>
+          <w:cs/>
+          <w:lang w:val="ar_AE" w:bidi="ar_AE"/>
+        </w:rPr>
+      </w:r>
+      <w:r>
+        <w:rPr>
+          <w:rtl/>
+          <w:cs/>
+          <w:lang w:val="ar_AE" w:bidi="ar_AE"/>
+        </w:rPr>
+        <w:t>مرقس10 :42</w:t>
+      </w:r>
+    </w:p>
+    <w:p>
+      <w:pPr>
+        <w:pStyle w:val="ListBullet"/>
+        <w:bidi/>
+        <w:spacing w:line="240" w:lineRule="auto"/>
+        <w:ind w:left="720"/>
+      </w:pPr>
+      <w:r>
+        <w:rPr>
+          <w:rtl/>
+          <w:cs/>
+          <w:lang w:val="ar_AE" w:bidi="ar_AE"/>
+        </w:rPr>
+      </w:r>
+      <w:r>
+        <w:rPr>
+          <w:rtl/>
+          <w:cs/>
+          <w:lang w:val="ar_AE" w:bidi="ar_AE"/>
+        </w:rPr>
+        <w:t>متى9 :32–34</w:t>
+      </w:r>
+    </w:p>
+    <w:p>
+      <w:pPr>
+        <w:pStyle w:val="ListBullet"/>
+        <w:bidi/>
+        <w:spacing w:line="240" w:lineRule="auto"/>
+        <w:ind w:left="720"/>
+      </w:pPr>
+      <w:r>
+        <w:rPr>
+          <w:rtl/>
+          <w:cs/>
+          <w:lang w:val="ar_AE" w:bidi="ar_AE"/>
+        </w:rPr>
+      </w:r>
+      <w:r>
+        <w:rPr>
+          <w:rtl/>
+          <w:cs/>
+          <w:lang w:val="ar_AE" w:bidi="ar_AE"/>
+        </w:rPr>
+        <w:t>متى20 :25</w:t>
+      </w:r>
+    </w:p>
+    <w:p>
+      <w:pPr>
+        <w:pStyle w:val="ListBullet"/>
+        <w:bidi/>
+        <w:spacing w:line="240" w:lineRule="auto"/>
+        <w:ind w:left="720"/>
+      </w:pPr>
+      <w:r>
+        <w:rPr>
+          <w:rtl/>
+          <w:cs/>
+          <w:lang w:val="ar_AE" w:bidi="ar_AE"/>
+        </w:rPr>
+      </w:r>
+      <w:r>
+        <w:rPr>
+          <w:rtl/>
+          <w:cs/>
+          <w:lang w:val="ar_AE" w:bidi="ar_AE"/>
+        </w:rPr>
+        <w:t>تيطس3 :1</w:t>
+      </w:r>
     </w:p>
     <w:p>
       <w:pPr>
@@ -9068,78 +8576,60 @@
           <w:lang w:val="ar_AE" w:bidi="ar_AE"/>
         </w:rPr>
       </w:r>
-      <w:hyperlink r:id="rId94">
-        <w:r>
-          <w:rPr>
-            <w:rtl/>
-            <w:cs/>
-            <w:lang w:val="ar_AE" w:bidi="ar_AE"/>
-          </w:rPr>
-          <w:rPr>
-            <w:color w:val="0000EE"/>
-            <w:u w:val="single"/>
-          </w:rPr>
-          <w:t>لوقا 3:1–2</w:t>
-        </w:r>
-      </w:hyperlink>
-    </w:p>
-    <w:p>
-      <w:pPr>
-        <w:pStyle w:val="ListBullet"/>
-        <w:bidi/>
-        <w:spacing w:line="240" w:lineRule="auto"/>
-        <w:ind w:left="720"/>
-      </w:pPr>
-      <w:r>
-        <w:rPr>
-          <w:rtl/>
-          <w:cs/>
-          <w:lang w:val="ar_AE" w:bidi="ar_AE"/>
-        </w:rPr>
-      </w:r>
-      <w:hyperlink r:id="rId95">
-        <w:r>
-          <w:rPr>
-            <w:rtl/>
-            <w:cs/>
-            <w:lang w:val="ar_AE" w:bidi="ar_AE"/>
-          </w:rPr>
-          <w:rPr>
-            <w:color w:val="0000EE"/>
-            <w:u w:val="single"/>
-          </w:rPr>
-          <w:t>لوقا 9:7</w:t>
-        </w:r>
-      </w:hyperlink>
-    </w:p>
-    <w:p>
-      <w:pPr>
-        <w:pStyle w:val="ListBullet"/>
-        <w:bidi/>
-        <w:spacing w:line="240" w:lineRule="auto"/>
-        <w:ind w:left="720"/>
-      </w:pPr>
-      <w:r>
-        <w:rPr>
-          <w:rtl/>
-          <w:cs/>
-          <w:lang w:val="ar_AE" w:bidi="ar_AE"/>
-        </w:rPr>
-      </w:r>
-      <w:hyperlink r:id="rId96">
-        <w:r>
-          <w:rPr>
-            <w:rtl/>
-            <w:cs/>
-            <w:lang w:val="ar_AE" w:bidi="ar_AE"/>
-          </w:rPr>
-          <w:rPr>
-            <w:color w:val="0000EE"/>
-            <w:u w:val="single"/>
-          </w:rPr>
-          <w:t>متى 14:1–2</w:t>
-        </w:r>
-      </w:hyperlink>
+      <w:r>
+        <w:rPr>
+          <w:rtl/>
+          <w:cs/>
+          <w:lang w:val="ar_AE" w:bidi="ar_AE"/>
+        </w:rPr>
+        <w:t>لوقا 3:1–2</w:t>
+      </w:r>
+    </w:p>
+    <w:p>
+      <w:pPr>
+        <w:pStyle w:val="ListBullet"/>
+        <w:bidi/>
+        <w:spacing w:line="240" w:lineRule="auto"/>
+        <w:ind w:left="720"/>
+      </w:pPr>
+      <w:r>
+        <w:rPr>
+          <w:rtl/>
+          <w:cs/>
+          <w:lang w:val="ar_AE" w:bidi="ar_AE"/>
+        </w:rPr>
+      </w:r>
+      <w:r>
+        <w:rPr>
+          <w:rtl/>
+          <w:cs/>
+          <w:lang w:val="ar_AE" w:bidi="ar_AE"/>
+        </w:rPr>
+        <w:t>لوقا 9:7</w:t>
+      </w:r>
+    </w:p>
+    <w:p>
+      <w:pPr>
+        <w:pStyle w:val="ListBullet"/>
+        <w:bidi/>
+        <w:spacing w:line="240" w:lineRule="auto"/>
+        <w:ind w:left="720"/>
+      </w:pPr>
+      <w:r>
+        <w:rPr>
+          <w:rtl/>
+          <w:cs/>
+          <w:lang w:val="ar_AE" w:bidi="ar_AE"/>
+        </w:rPr>
+      </w:r>
+      <w:r>
+        <w:rPr>
+          <w:rtl/>
+          <w:cs/>
+          <w:lang w:val="ar_AE" w:bidi="ar_AE"/>
+        </w:rPr>
+        <w:t>متى 14:1–2</w:t>
+      </w:r>
     </w:p>
     <w:p>
       <w:pPr>
@@ -9333,107 +8823,83 @@
           <w:lang w:val="ar_AE" w:bidi="ar_AE"/>
         </w:rPr>
       </w:r>
-      <w:hyperlink r:id="rId97">
-        <w:r>
-          <w:rPr>
-            <w:rtl/>
-            <w:cs/>
-            <w:lang w:val="ar_AE" w:bidi="ar_AE"/>
-          </w:rPr>
-          <w:rPr>
-            <w:color w:val="0000EE"/>
-            <w:u w:val="single"/>
-          </w:rPr>
-          <w:t>أعمال الرسل 2: 29–31</w:t>
-        </w:r>
-      </w:hyperlink>
-    </w:p>
-    <w:p>
-      <w:pPr>
-        <w:pStyle w:val="ListBullet"/>
-        <w:bidi/>
-        <w:spacing w:line="240" w:lineRule="auto"/>
-        <w:ind w:left="720"/>
-      </w:pPr>
-      <w:r>
-        <w:rPr>
-          <w:rtl/>
-          <w:cs/>
-          <w:lang w:val="ar_AE" w:bidi="ar_AE"/>
-        </w:rPr>
-      </w:r>
-      <w:hyperlink r:id="rId98">
-        <w:r>
-          <w:rPr>
-            <w:rtl/>
-            <w:cs/>
-            <w:lang w:val="ar_AE" w:bidi="ar_AE"/>
-          </w:rPr>
-          <w:rPr>
-            <w:color w:val="0000EE"/>
-            <w:u w:val="single"/>
-          </w:rPr>
-          <w:t>أعمال الرسل 7: 6–8</w:t>
-        </w:r>
-      </w:hyperlink>
-    </w:p>
-    <w:p>
-      <w:pPr>
-        <w:pStyle w:val="ListBullet"/>
-        <w:bidi/>
-        <w:spacing w:line="240" w:lineRule="auto"/>
-        <w:ind w:left="720"/>
-      </w:pPr>
-      <w:r>
-        <w:rPr>
-          <w:rtl/>
-          <w:cs/>
-          <w:lang w:val="ar_AE" w:bidi="ar_AE"/>
-        </w:rPr>
-      </w:r>
-      <w:hyperlink r:id="rId99">
-        <w:r>
-          <w:rPr>
-            <w:rtl/>
-            <w:cs/>
-            <w:lang w:val="ar_AE" w:bidi="ar_AE"/>
-          </w:rPr>
-          <w:rPr>
-            <w:color w:val="0000EE"/>
-            <w:u w:val="single"/>
-          </w:rPr>
-          <w:t>أعمال الرسل 7: 9</w:t>
-        </w:r>
-      </w:hyperlink>
-    </w:p>
-    <w:p>
-      <w:pPr>
-        <w:pStyle w:val="ListBullet"/>
-        <w:bidi/>
-        <w:spacing w:line="240" w:lineRule="auto"/>
-        <w:ind w:left="720"/>
-      </w:pPr>
-      <w:r>
-        <w:rPr>
-          <w:rtl/>
-          <w:cs/>
-          <w:lang w:val="ar_AE" w:bidi="ar_AE"/>
-        </w:rPr>
-      </w:r>
-      <w:hyperlink r:id="rId100">
-        <w:r>
-          <w:rPr>
-            <w:rtl/>
-            <w:cs/>
-            <w:lang w:val="ar_AE" w:bidi="ar_AE"/>
-          </w:rPr>
-          <w:rPr>
-            <w:color w:val="0000EE"/>
-            <w:u w:val="single"/>
-          </w:rPr>
-          <w:t>عزرا 3: 12–13</w:t>
-        </w:r>
-      </w:hyperlink>
+      <w:r>
+        <w:rPr>
+          <w:rtl/>
+          <w:cs/>
+          <w:lang w:val="ar_AE" w:bidi="ar_AE"/>
+        </w:rPr>
+        <w:t>أعمال الرسل 2: 29–31</w:t>
+      </w:r>
+    </w:p>
+    <w:p>
+      <w:pPr>
+        <w:pStyle w:val="ListBullet"/>
+        <w:bidi/>
+        <w:spacing w:line="240" w:lineRule="auto"/>
+        <w:ind w:left="720"/>
+      </w:pPr>
+      <w:r>
+        <w:rPr>
+          <w:rtl/>
+          <w:cs/>
+          <w:lang w:val="ar_AE" w:bidi="ar_AE"/>
+        </w:rPr>
+      </w:r>
+      <w:r>
+        <w:rPr>
+          <w:rtl/>
+          <w:cs/>
+          <w:lang w:val="ar_AE" w:bidi="ar_AE"/>
+        </w:rPr>
+        <w:t>أعمال الرسل 7: 6–8</w:t>
+      </w:r>
+    </w:p>
+    <w:p>
+      <w:pPr>
+        <w:pStyle w:val="ListBullet"/>
+        <w:bidi/>
+        <w:spacing w:line="240" w:lineRule="auto"/>
+        <w:ind w:left="720"/>
+      </w:pPr>
+      <w:r>
+        <w:rPr>
+          <w:rtl/>
+          <w:cs/>
+          <w:lang w:val="ar_AE" w:bidi="ar_AE"/>
+        </w:rPr>
+      </w:r>
+      <w:r>
+        <w:rPr>
+          <w:rtl/>
+          <w:cs/>
+          <w:lang w:val="ar_AE" w:bidi="ar_AE"/>
+        </w:rPr>
+        <w:t>أعمال الرسل 7: 9</w:t>
+      </w:r>
+    </w:p>
+    <w:p>
+      <w:pPr>
+        <w:pStyle w:val="ListBullet"/>
+        <w:bidi/>
+        <w:spacing w:line="240" w:lineRule="auto"/>
+        <w:ind w:left="720"/>
+      </w:pPr>
+      <w:r>
+        <w:rPr>
+          <w:rtl/>
+          <w:cs/>
+          <w:lang w:val="ar_AE" w:bidi="ar_AE"/>
+        </w:rPr>
+      </w:r>
+      <w:r>
+        <w:rPr>
+          <w:rtl/>
+          <w:cs/>
+          <w:lang w:val="ar_AE" w:bidi="ar_AE"/>
+        </w:rPr>
+        <w:t>عزرا 3: 12–13</w:t>
+      </w:r>
     </w:p>
     <w:p>
       <w:pPr>
@@ -9702,136 +9168,106 @@
           <w:lang w:val="ar_AE" w:bidi="ar_AE"/>
         </w:rPr>
       </w:r>
-      <w:hyperlink r:id="rId101">
-        <w:r>
-          <w:rPr>
-            <w:rtl/>
-            <w:cs/>
-            <w:lang w:val="ar_AE" w:bidi="ar_AE"/>
-          </w:rPr>
-          <w:rPr>
-            <w:color w:val="0000EE"/>
-            <w:u w:val="single"/>
-          </w:rPr>
-          <w:t>1 أخبار الأيام 20: 1</w:t>
-        </w:r>
-      </w:hyperlink>
-    </w:p>
-    <w:p>
-      <w:pPr>
-        <w:pStyle w:val="ListBullet"/>
-        <w:bidi/>
-        <w:spacing w:line="240" w:lineRule="auto"/>
-        <w:ind w:left="720"/>
-      </w:pPr>
-      <w:r>
-        <w:rPr>
-          <w:rtl/>
-          <w:cs/>
-          <w:lang w:val="ar_AE" w:bidi="ar_AE"/>
-        </w:rPr>
-      </w:r>
-      <w:hyperlink r:id="rId102">
-        <w:r>
-          <w:rPr>
-            <w:rtl/>
-            <w:cs/>
-            <w:lang w:val="ar_AE" w:bidi="ar_AE"/>
-          </w:rPr>
-          <w:rPr>
-            <w:color w:val="0000EE"/>
-            <w:u w:val="single"/>
-          </w:rPr>
-          <w:t>2 صموئيل 12: 26</w:t>
-        </w:r>
-      </w:hyperlink>
-    </w:p>
-    <w:p>
-      <w:pPr>
-        <w:pStyle w:val="ListBullet"/>
-        <w:bidi/>
-        <w:spacing w:line="240" w:lineRule="auto"/>
-        <w:ind w:left="720"/>
-      </w:pPr>
-      <w:r>
-        <w:rPr>
-          <w:rtl/>
-          <w:cs/>
-          <w:lang w:val="ar_AE" w:bidi="ar_AE"/>
-        </w:rPr>
-      </w:r>
-      <w:hyperlink r:id="rId103">
-        <w:r>
-          <w:rPr>
-            <w:rtl/>
-            <w:cs/>
-            <w:lang w:val="ar_AE" w:bidi="ar_AE"/>
-          </w:rPr>
-          <w:rPr>
-            <w:color w:val="0000EE"/>
-            <w:u w:val="single"/>
-          </w:rPr>
-          <w:t>تثنية 3: 11</w:t>
-        </w:r>
-      </w:hyperlink>
-    </w:p>
-    <w:p>
-      <w:pPr>
-        <w:pStyle w:val="ListBullet"/>
-        <w:bidi/>
-        <w:spacing w:line="240" w:lineRule="auto"/>
-        <w:ind w:left="720"/>
-      </w:pPr>
-      <w:r>
-        <w:rPr>
-          <w:rtl/>
-          <w:cs/>
-          <w:lang w:val="ar_AE" w:bidi="ar_AE"/>
-        </w:rPr>
-      </w:r>
-      <w:hyperlink r:id="rId104">
-        <w:r>
-          <w:rPr>
-            <w:rtl/>
-            <w:cs/>
-            <w:lang w:val="ar_AE" w:bidi="ar_AE"/>
-          </w:rPr>
-          <w:rPr>
-            <w:color w:val="0000EE"/>
-            <w:u w:val="single"/>
-          </w:rPr>
-          <w:t>حزقيال 25: 3–5</w:t>
-        </w:r>
-      </w:hyperlink>
-    </w:p>
-    <w:p>
-      <w:pPr>
-        <w:pStyle w:val="ListBullet"/>
-        <w:bidi/>
-        <w:spacing w:line="240" w:lineRule="auto"/>
-        <w:ind w:left="720"/>
-      </w:pPr>
-      <w:r>
-        <w:rPr>
-          <w:rtl/>
-          <w:cs/>
-          <w:lang w:val="ar_AE" w:bidi="ar_AE"/>
-        </w:rPr>
-      </w:r>
-      <w:hyperlink r:id="rId105">
-        <w:r>
-          <w:rPr>
-            <w:rtl/>
-            <w:cs/>
-            <w:lang w:val="ar_AE" w:bidi="ar_AE"/>
-          </w:rPr>
-          <w:rPr>
-            <w:color w:val="0000EE"/>
-            <w:u w:val="single"/>
-          </w:rPr>
-          <w:t>إرميا 49: 1–2</w:t>
-        </w:r>
-      </w:hyperlink>
+      <w:r>
+        <w:rPr>
+          <w:rtl/>
+          <w:cs/>
+          <w:lang w:val="ar_AE" w:bidi="ar_AE"/>
+        </w:rPr>
+        <w:t>1 أخبار الأيام 20: 1</w:t>
+      </w:r>
+    </w:p>
+    <w:p>
+      <w:pPr>
+        <w:pStyle w:val="ListBullet"/>
+        <w:bidi/>
+        <w:spacing w:line="240" w:lineRule="auto"/>
+        <w:ind w:left="720"/>
+      </w:pPr>
+      <w:r>
+        <w:rPr>
+          <w:rtl/>
+          <w:cs/>
+          <w:lang w:val="ar_AE" w:bidi="ar_AE"/>
+        </w:rPr>
+      </w:r>
+      <w:r>
+        <w:rPr>
+          <w:rtl/>
+          <w:cs/>
+          <w:lang w:val="ar_AE" w:bidi="ar_AE"/>
+        </w:rPr>
+        <w:t>2 صموئيل 12: 26</w:t>
+      </w:r>
+    </w:p>
+    <w:p>
+      <w:pPr>
+        <w:pStyle w:val="ListBullet"/>
+        <w:bidi/>
+        <w:spacing w:line="240" w:lineRule="auto"/>
+        <w:ind w:left="720"/>
+      </w:pPr>
+      <w:r>
+        <w:rPr>
+          <w:rtl/>
+          <w:cs/>
+          <w:lang w:val="ar_AE" w:bidi="ar_AE"/>
+        </w:rPr>
+      </w:r>
+      <w:r>
+        <w:rPr>
+          <w:rtl/>
+          <w:cs/>
+          <w:lang w:val="ar_AE" w:bidi="ar_AE"/>
+        </w:rPr>
+        <w:t>تثنية 3: 11</w:t>
+      </w:r>
+    </w:p>
+    <w:p>
+      <w:pPr>
+        <w:pStyle w:val="ListBullet"/>
+        <w:bidi/>
+        <w:spacing w:line="240" w:lineRule="auto"/>
+        <w:ind w:left="720"/>
+      </w:pPr>
+      <w:r>
+        <w:rPr>
+          <w:rtl/>
+          <w:cs/>
+          <w:lang w:val="ar_AE" w:bidi="ar_AE"/>
+        </w:rPr>
+      </w:r>
+      <w:r>
+        <w:rPr>
+          <w:rtl/>
+          <w:cs/>
+          <w:lang w:val="ar_AE" w:bidi="ar_AE"/>
+        </w:rPr>
+        <w:t>حزقيال 25: 3–5</w:t>
+      </w:r>
+    </w:p>
+    <w:p>
+      <w:pPr>
+        <w:pStyle w:val="ListBullet"/>
+        <w:bidi/>
+        <w:spacing w:line="240" w:lineRule="auto"/>
+        <w:ind w:left="720"/>
+      </w:pPr>
+      <w:r>
+        <w:rPr>
+          <w:rtl/>
+          <w:cs/>
+          <w:lang w:val="ar_AE" w:bidi="ar_AE"/>
+        </w:rPr>
+      </w:r>
+      <w:r>
+        <w:rPr>
+          <w:rtl/>
+          <w:cs/>
+          <w:lang w:val="ar_AE" w:bidi="ar_AE"/>
+        </w:rPr>
+        <w:t>إرميا 49: 1–2</w:t>
+      </w:r>
     </w:p>
     <w:p>
       <w:pPr>
@@ -10945,107 +10381,83 @@
           <w:lang w:val="ar_AE" w:bidi="ar_AE"/>
         </w:rPr>
       </w:r>
-      <w:hyperlink r:id="rId106">
-        <w:r>
-          <w:rPr>
-            <w:rtl/>
-            <w:cs/>
-            <w:lang w:val="ar_AE" w:bidi="ar_AE"/>
-          </w:rPr>
-          <w:rPr>
-            <w:color w:val="0000EE"/>
-            <w:u w:val="single"/>
-          </w:rPr>
-          <w:t>يوحنا1 :49–51</w:t>
-        </w:r>
-      </w:hyperlink>
-    </w:p>
-    <w:p>
-      <w:pPr>
-        <w:pStyle w:val="ListBullet"/>
-        <w:bidi/>
-        <w:spacing w:line="240" w:lineRule="auto"/>
-        <w:ind w:left="720"/>
-      </w:pPr>
-      <w:r>
-        <w:rPr>
-          <w:rtl/>
-          <w:cs/>
-          <w:lang w:val="ar_AE" w:bidi="ar_AE"/>
-        </w:rPr>
-      </w:r>
-      <w:hyperlink r:id="rId107">
-        <w:r>
-          <w:rPr>
-            <w:rtl/>
-            <w:cs/>
-            <w:lang w:val="ar_AE" w:bidi="ar_AE"/>
-          </w:rPr>
-          <w:rPr>
-            <w:color w:val="0000EE"/>
-            <w:u w:val="single"/>
-          </w:rPr>
-          <w:t>يوحنا6 :24–25</w:t>
-        </w:r>
-      </w:hyperlink>
-    </w:p>
-    <w:p>
-      <w:pPr>
-        <w:pStyle w:val="ListBullet"/>
-        <w:bidi/>
-        <w:spacing w:line="240" w:lineRule="auto"/>
-        <w:ind w:left="720"/>
-      </w:pPr>
-      <w:r>
-        <w:rPr>
-          <w:rtl/>
-          <w:cs/>
-          <w:lang w:val="ar_AE" w:bidi="ar_AE"/>
-        </w:rPr>
-      </w:r>
-      <w:hyperlink r:id="rId108">
-        <w:r>
-          <w:rPr>
-            <w:rtl/>
-            <w:cs/>
-            <w:lang w:val="ar_AE" w:bidi="ar_AE"/>
-          </w:rPr>
-          <w:rPr>
-            <w:color w:val="0000EE"/>
-            <w:u w:val="single"/>
-          </w:rPr>
-          <w:t>مرقس14 :43–46</w:t>
-        </w:r>
-      </w:hyperlink>
-    </w:p>
-    <w:p>
-      <w:pPr>
-        <w:pStyle w:val="ListBullet"/>
-        <w:bidi/>
-        <w:spacing w:line="240" w:lineRule="auto"/>
-        <w:ind w:left="720"/>
-      </w:pPr>
-      <w:r>
-        <w:rPr>
-          <w:rtl/>
-          <w:cs/>
-          <w:lang w:val="ar_AE" w:bidi="ar_AE"/>
-        </w:rPr>
-      </w:r>
-      <w:hyperlink r:id="rId109">
-        <w:r>
-          <w:rPr>
-            <w:rtl/>
-            <w:cs/>
-            <w:lang w:val="ar_AE" w:bidi="ar_AE"/>
-          </w:rPr>
-          <w:rPr>
-            <w:color w:val="0000EE"/>
-            <w:u w:val="single"/>
-          </w:rPr>
-          <w:t>متى23 :8–10</w:t>
-        </w:r>
-      </w:hyperlink>
+      <w:r>
+        <w:rPr>
+          <w:rtl/>
+          <w:cs/>
+          <w:lang w:val="ar_AE" w:bidi="ar_AE"/>
+        </w:rPr>
+        <w:t>يوحنا1 :49–51</w:t>
+      </w:r>
+    </w:p>
+    <w:p>
+      <w:pPr>
+        <w:pStyle w:val="ListBullet"/>
+        <w:bidi/>
+        <w:spacing w:line="240" w:lineRule="auto"/>
+        <w:ind w:left="720"/>
+      </w:pPr>
+      <w:r>
+        <w:rPr>
+          <w:rtl/>
+          <w:cs/>
+          <w:lang w:val="ar_AE" w:bidi="ar_AE"/>
+        </w:rPr>
+      </w:r>
+      <w:r>
+        <w:rPr>
+          <w:rtl/>
+          <w:cs/>
+          <w:lang w:val="ar_AE" w:bidi="ar_AE"/>
+        </w:rPr>
+        <w:t>يوحنا6 :24–25</w:t>
+      </w:r>
+    </w:p>
+    <w:p>
+      <w:pPr>
+        <w:pStyle w:val="ListBullet"/>
+        <w:bidi/>
+        <w:spacing w:line="240" w:lineRule="auto"/>
+        <w:ind w:left="720"/>
+      </w:pPr>
+      <w:r>
+        <w:rPr>
+          <w:rtl/>
+          <w:cs/>
+          <w:lang w:val="ar_AE" w:bidi="ar_AE"/>
+        </w:rPr>
+      </w:r>
+      <w:r>
+        <w:rPr>
+          <w:rtl/>
+          <w:cs/>
+          <w:lang w:val="ar_AE" w:bidi="ar_AE"/>
+        </w:rPr>
+        <w:t>مرقس14 :43–46</w:t>
+      </w:r>
+    </w:p>
+    <w:p>
+      <w:pPr>
+        <w:pStyle w:val="ListBullet"/>
+        <w:bidi/>
+        <w:spacing w:line="240" w:lineRule="auto"/>
+        <w:ind w:left="720"/>
+      </w:pPr>
+      <w:r>
+        <w:rPr>
+          <w:rtl/>
+          <w:cs/>
+          <w:lang w:val="ar_AE" w:bidi="ar_AE"/>
+        </w:rPr>
+      </w:r>
+      <w:r>
+        <w:rPr>
+          <w:rtl/>
+          <w:cs/>
+          <w:lang w:val="ar_AE" w:bidi="ar_AE"/>
+        </w:rPr>
+        <w:t>متى23 :8–10</w:t>
+      </w:r>
     </w:p>
     <w:p>
       <w:pPr>
@@ -11299,252 +10711,198 @@
           <w:lang w:val="ar_AE" w:bidi="ar_AE"/>
         </w:rPr>
       </w:r>
-      <w:hyperlink r:id="rId110">
-        <w:r>
-          <w:rPr>
-            <w:rtl/>
-            <w:cs/>
-            <w:lang w:val="ar_AE" w:bidi="ar_AE"/>
-          </w:rPr>
-          <w:rPr>
-            <w:color w:val="0000EE"/>
-            <w:u w:val="single"/>
-          </w:rPr>
-          <w:t>عاموس 8:9–10</w:t>
-        </w:r>
-      </w:hyperlink>
-    </w:p>
-    <w:p>
-      <w:pPr>
-        <w:pStyle w:val="ListBullet"/>
-        <w:bidi/>
-        <w:spacing w:line="240" w:lineRule="auto"/>
-        <w:ind w:left="720"/>
-      </w:pPr>
-      <w:r>
-        <w:rPr>
-          <w:rtl/>
-          <w:cs/>
-          <w:lang w:val="ar_AE" w:bidi="ar_AE"/>
-        </w:rPr>
-      </w:r>
-      <w:hyperlink r:id="rId111">
-        <w:r>
-          <w:rPr>
-            <w:rtl/>
-            <w:cs/>
-            <w:lang w:val="ar_AE" w:bidi="ar_AE"/>
-          </w:rPr>
-          <w:rPr>
-            <w:color w:val="0000EE"/>
-            <w:u w:val="single"/>
-          </w:rPr>
-          <w:t>حزقيال 32:1–2</w:t>
-        </w:r>
-      </w:hyperlink>
-    </w:p>
-    <w:p>
-      <w:pPr>
-        <w:pStyle w:val="ListBullet"/>
-        <w:bidi/>
-        <w:spacing w:line="240" w:lineRule="auto"/>
-        <w:ind w:left="720"/>
-      </w:pPr>
-      <w:r>
-        <w:rPr>
-          <w:rtl/>
-          <w:cs/>
-          <w:lang w:val="ar_AE" w:bidi="ar_AE"/>
-        </w:rPr>
-      </w:r>
-      <w:hyperlink r:id="rId112">
-        <w:r>
-          <w:rPr>
-            <w:rtl/>
-            <w:cs/>
-            <w:lang w:val="ar_AE" w:bidi="ar_AE"/>
-          </w:rPr>
-          <w:rPr>
-            <w:color w:val="0000EE"/>
-            <w:u w:val="single"/>
-          </w:rPr>
-          <w:t>إرميا 22:18</w:t>
-        </w:r>
-      </w:hyperlink>
-    </w:p>
-    <w:p>
-      <w:pPr>
-        <w:pStyle w:val="ListBullet"/>
-        <w:bidi/>
-        <w:spacing w:line="240" w:lineRule="auto"/>
-        <w:ind w:left="720"/>
-      </w:pPr>
-      <w:r>
-        <w:rPr>
-          <w:rtl/>
-          <w:cs/>
-          <w:lang w:val="ar_AE" w:bidi="ar_AE"/>
-        </w:rPr>
-      </w:r>
-      <w:hyperlink r:id="rId113">
-        <w:r>
-          <w:rPr>
-            <w:rtl/>
-            <w:cs/>
-            <w:lang w:val="ar_AE" w:bidi="ar_AE"/>
-          </w:rPr>
-          <w:rPr>
-            <w:color w:val="0000EE"/>
-            <w:u w:val="single"/>
-          </w:rPr>
-          <w:t>أيوب 27:15–17</w:t>
-        </w:r>
-      </w:hyperlink>
-    </w:p>
-    <w:p>
-      <w:pPr>
-        <w:pStyle w:val="ListBullet"/>
-        <w:bidi/>
-        <w:spacing w:line="240" w:lineRule="auto"/>
-        <w:ind w:left="720"/>
-      </w:pPr>
-      <w:r>
-        <w:rPr>
-          <w:rtl/>
-          <w:cs/>
-          <w:lang w:val="ar_AE" w:bidi="ar_AE"/>
-        </w:rPr>
-      </w:r>
-      <w:hyperlink r:id="rId114">
-        <w:r>
-          <w:rPr>
-            <w:rtl/>
-            <w:cs/>
-            <w:lang w:val="ar_AE" w:bidi="ar_AE"/>
-          </w:rPr>
-          <w:rPr>
-            <w:color w:val="0000EE"/>
-            <w:u w:val="single"/>
-          </w:rPr>
-          <w:t>مراثي 2:5</w:t>
-        </w:r>
-      </w:hyperlink>
-    </w:p>
-    <w:p>
-      <w:pPr>
-        <w:pStyle w:val="ListBullet"/>
-        <w:bidi/>
-        <w:spacing w:line="240" w:lineRule="auto"/>
-        <w:ind w:left="720"/>
-      </w:pPr>
-      <w:r>
-        <w:rPr>
-          <w:rtl/>
-          <w:cs/>
-          <w:lang w:val="ar_AE" w:bidi="ar_AE"/>
-        </w:rPr>
-      </w:r>
-      <w:hyperlink r:id="rId115">
-        <w:r>
-          <w:rPr>
-            <w:rtl/>
-            <w:cs/>
-            <w:lang w:val="ar_AE" w:bidi="ar_AE"/>
-          </w:rPr>
-          <w:rPr>
-            <w:color w:val="0000EE"/>
-            <w:u w:val="single"/>
-          </w:rPr>
-          <w:t>مراثي 2:8</w:t>
-        </w:r>
-      </w:hyperlink>
-    </w:p>
-    <w:p>
-      <w:pPr>
-        <w:pStyle w:val="ListBullet"/>
-        <w:bidi/>
-        <w:spacing w:line="240" w:lineRule="auto"/>
-        <w:ind w:left="720"/>
-      </w:pPr>
-      <w:r>
-        <w:rPr>
-          <w:rtl/>
-          <w:cs/>
-          <w:lang w:val="ar_AE" w:bidi="ar_AE"/>
-        </w:rPr>
-      </w:r>
-      <w:hyperlink r:id="rId116">
-        <w:r>
-          <w:rPr>
-            <w:rtl/>
-            <w:cs/>
-            <w:lang w:val="ar_AE" w:bidi="ar_AE"/>
-          </w:rPr>
-          <w:rPr>
-            <w:color w:val="0000EE"/>
-            <w:u w:val="single"/>
-          </w:rPr>
-          <w:t>ميخا 2:4</w:t>
-        </w:r>
-      </w:hyperlink>
-    </w:p>
-    <w:p>
-      <w:pPr>
-        <w:pStyle w:val="ListBullet"/>
-        <w:bidi/>
-        <w:spacing w:line="240" w:lineRule="auto"/>
-        <w:ind w:left="720"/>
-      </w:pPr>
-      <w:r>
-        <w:rPr>
-          <w:rtl/>
-          <w:cs/>
-          <w:lang w:val="ar_AE" w:bidi="ar_AE"/>
-        </w:rPr>
-      </w:r>
-      <w:hyperlink r:id="rId117">
-        <w:r>
-          <w:rPr>
-            <w:rtl/>
-            <w:cs/>
-            <w:lang w:val="ar_AE" w:bidi="ar_AE"/>
-          </w:rPr>
-          <w:rPr>
-            <w:color w:val="0000EE"/>
-            <w:u w:val="single"/>
-          </w:rPr>
-          <w:t>مزمور 102:1–2</w:t>
-        </w:r>
-      </w:hyperlink>
-    </w:p>
-    <w:p>
-      <w:pPr>
-        <w:pStyle w:val="ListBullet"/>
-        <w:bidi/>
-        <w:spacing w:line="240" w:lineRule="auto"/>
-        <w:ind w:left="720"/>
-      </w:pPr>
-      <w:r>
-        <w:rPr>
-          <w:rtl/>
-          <w:cs/>
-          <w:lang w:val="ar_AE" w:bidi="ar_AE"/>
-        </w:rPr>
-      </w:r>
-      <w:hyperlink r:id="rId118">
-        <w:r>
-          <w:rPr>
-            <w:rtl/>
-            <w:cs/>
-            <w:lang w:val="ar_AE" w:bidi="ar_AE"/>
-          </w:rPr>
-          <w:rPr>
-            <w:color w:val="0000EE"/>
-            <w:u w:val="single"/>
-          </w:rPr>
-          <w:t>زكريا 11:2</w:t>
-        </w:r>
-      </w:hyperlink>
+      <w:r>
+        <w:rPr>
+          <w:rtl/>
+          <w:cs/>
+          <w:lang w:val="ar_AE" w:bidi="ar_AE"/>
+        </w:rPr>
+        <w:t>عاموس 8:9–10</w:t>
+      </w:r>
+    </w:p>
+    <w:p>
+      <w:pPr>
+        <w:pStyle w:val="ListBullet"/>
+        <w:bidi/>
+        <w:spacing w:line="240" w:lineRule="auto"/>
+        <w:ind w:left="720"/>
+      </w:pPr>
+      <w:r>
+        <w:rPr>
+          <w:rtl/>
+          <w:cs/>
+          <w:lang w:val="ar_AE" w:bidi="ar_AE"/>
+        </w:rPr>
+      </w:r>
+      <w:r>
+        <w:rPr>
+          <w:rtl/>
+          <w:cs/>
+          <w:lang w:val="ar_AE" w:bidi="ar_AE"/>
+        </w:rPr>
+        <w:t>حزقيال 32:1–2</w:t>
+      </w:r>
+    </w:p>
+    <w:p>
+      <w:pPr>
+        <w:pStyle w:val="ListBullet"/>
+        <w:bidi/>
+        <w:spacing w:line="240" w:lineRule="auto"/>
+        <w:ind w:left="720"/>
+      </w:pPr>
+      <w:r>
+        <w:rPr>
+          <w:rtl/>
+          <w:cs/>
+          <w:lang w:val="ar_AE" w:bidi="ar_AE"/>
+        </w:rPr>
+      </w:r>
+      <w:r>
+        <w:rPr>
+          <w:rtl/>
+          <w:cs/>
+          <w:lang w:val="ar_AE" w:bidi="ar_AE"/>
+        </w:rPr>
+        <w:t>إرميا 22:18</w:t>
+      </w:r>
+    </w:p>
+    <w:p>
+      <w:pPr>
+        <w:pStyle w:val="ListBullet"/>
+        <w:bidi/>
+        <w:spacing w:line="240" w:lineRule="auto"/>
+        <w:ind w:left="720"/>
+      </w:pPr>
+      <w:r>
+        <w:rPr>
+          <w:rtl/>
+          <w:cs/>
+          <w:lang w:val="ar_AE" w:bidi="ar_AE"/>
+        </w:rPr>
+      </w:r>
+      <w:r>
+        <w:rPr>
+          <w:rtl/>
+          <w:cs/>
+          <w:lang w:val="ar_AE" w:bidi="ar_AE"/>
+        </w:rPr>
+        <w:t>أيوب 27:15–17</w:t>
+      </w:r>
+    </w:p>
+    <w:p>
+      <w:pPr>
+        <w:pStyle w:val="ListBullet"/>
+        <w:bidi/>
+        <w:spacing w:line="240" w:lineRule="auto"/>
+        <w:ind w:left="720"/>
+      </w:pPr>
+      <w:r>
+        <w:rPr>
+          <w:rtl/>
+          <w:cs/>
+          <w:lang w:val="ar_AE" w:bidi="ar_AE"/>
+        </w:rPr>
+      </w:r>
+      <w:r>
+        <w:rPr>
+          <w:rtl/>
+          <w:cs/>
+          <w:lang w:val="ar_AE" w:bidi="ar_AE"/>
+        </w:rPr>
+        <w:t>مراثي 2:5</w:t>
+      </w:r>
+    </w:p>
+    <w:p>
+      <w:pPr>
+        <w:pStyle w:val="ListBullet"/>
+        <w:bidi/>
+        <w:spacing w:line="240" w:lineRule="auto"/>
+        <w:ind w:left="720"/>
+      </w:pPr>
+      <w:r>
+        <w:rPr>
+          <w:rtl/>
+          <w:cs/>
+          <w:lang w:val="ar_AE" w:bidi="ar_AE"/>
+        </w:rPr>
+      </w:r>
+      <w:r>
+        <w:rPr>
+          <w:rtl/>
+          <w:cs/>
+          <w:lang w:val="ar_AE" w:bidi="ar_AE"/>
+        </w:rPr>
+        <w:t>مراثي 2:8</w:t>
+      </w:r>
+    </w:p>
+    <w:p>
+      <w:pPr>
+        <w:pStyle w:val="ListBullet"/>
+        <w:bidi/>
+        <w:spacing w:line="240" w:lineRule="auto"/>
+        <w:ind w:left="720"/>
+      </w:pPr>
+      <w:r>
+        <w:rPr>
+          <w:rtl/>
+          <w:cs/>
+          <w:lang w:val="ar_AE" w:bidi="ar_AE"/>
+        </w:rPr>
+      </w:r>
+      <w:r>
+        <w:rPr>
+          <w:rtl/>
+          <w:cs/>
+          <w:lang w:val="ar_AE" w:bidi="ar_AE"/>
+        </w:rPr>
+        <w:t>ميخا 2:4</w:t>
+      </w:r>
+    </w:p>
+    <w:p>
+      <w:pPr>
+        <w:pStyle w:val="ListBullet"/>
+        <w:bidi/>
+        <w:spacing w:line="240" w:lineRule="auto"/>
+        <w:ind w:left="720"/>
+      </w:pPr>
+      <w:r>
+        <w:rPr>
+          <w:rtl/>
+          <w:cs/>
+          <w:lang w:val="ar_AE" w:bidi="ar_AE"/>
+        </w:rPr>
+      </w:r>
+      <w:r>
+        <w:rPr>
+          <w:rtl/>
+          <w:cs/>
+          <w:lang w:val="ar_AE" w:bidi="ar_AE"/>
+        </w:rPr>
+        <w:t>مزمور 102:1–2</w:t>
+      </w:r>
+    </w:p>
+    <w:p>
+      <w:pPr>
+        <w:pStyle w:val="ListBullet"/>
+        <w:bidi/>
+        <w:spacing w:line="240" w:lineRule="auto"/>
+        <w:ind w:left="720"/>
+      </w:pPr>
+      <w:r>
+        <w:rPr>
+          <w:rtl/>
+          <w:cs/>
+          <w:lang w:val="ar_AE" w:bidi="ar_AE"/>
+        </w:rPr>
+      </w:r>
+      <w:r>
+        <w:rPr>
+          <w:rtl/>
+          <w:cs/>
+          <w:lang w:val="ar_AE" w:bidi="ar_AE"/>
+        </w:rPr>
+        <w:t>زكريا 11:2</w:t>
+      </w:r>
     </w:p>
     <w:p>
       <w:pPr>
@@ -11944,136 +11302,106 @@
           <w:lang w:val="ar_AE" w:bidi="ar_AE"/>
         </w:rPr>
       </w:r>
-      <w:hyperlink r:id="rId119">
-        <w:r>
-          <w:rPr>
-            <w:rtl/>
-            <w:cs/>
-            <w:lang w:val="ar_AE" w:bidi="ar_AE"/>
-          </w:rPr>
-          <w:rPr>
-            <w:color w:val="0000EE"/>
-            <w:u w:val="single"/>
-          </w:rPr>
-          <w:t>عزرا 9: 1–2</w:t>
-        </w:r>
-      </w:hyperlink>
-    </w:p>
-    <w:p>
-      <w:pPr>
-        <w:pStyle w:val="ListBullet"/>
-        <w:bidi/>
-        <w:spacing w:line="240" w:lineRule="auto"/>
-        <w:ind w:left="720"/>
-      </w:pPr>
-      <w:r>
-        <w:rPr>
-          <w:rtl/>
-          <w:cs/>
-          <w:lang w:val="ar_AE" w:bidi="ar_AE"/>
-        </w:rPr>
-      </w:r>
-      <w:hyperlink r:id="rId120">
-        <w:r>
-          <w:rPr>
-            <w:rtl/>
-            <w:cs/>
-            <w:lang w:val="ar_AE" w:bidi="ar_AE"/>
-          </w:rPr>
-          <w:rPr>
-            <w:color w:val="0000EE"/>
-            <w:u w:val="single"/>
-          </w:rPr>
-          <w:t>تكوين 46: 34</w:t>
-        </w:r>
-      </w:hyperlink>
-    </w:p>
-    <w:p>
-      <w:pPr>
-        <w:pStyle w:val="ListBullet"/>
-        <w:bidi/>
-        <w:spacing w:line="240" w:lineRule="auto"/>
-        <w:ind w:left="720"/>
-      </w:pPr>
-      <w:r>
-        <w:rPr>
-          <w:rtl/>
-          <w:cs/>
-          <w:lang w:val="ar_AE" w:bidi="ar_AE"/>
-        </w:rPr>
-      </w:r>
-      <w:hyperlink r:id="rId121">
-        <w:r>
-          <w:rPr>
-            <w:rtl/>
-            <w:cs/>
-            <w:lang w:val="ar_AE" w:bidi="ar_AE"/>
-          </w:rPr>
-          <w:rPr>
-            <w:color w:val="0000EE"/>
-            <w:u w:val="single"/>
-          </w:rPr>
-          <w:t>إشعياء 1: 13</w:t>
-        </w:r>
-      </w:hyperlink>
-    </w:p>
-    <w:p>
-      <w:pPr>
-        <w:pStyle w:val="ListBullet"/>
-        <w:bidi/>
-        <w:spacing w:line="240" w:lineRule="auto"/>
-        <w:ind w:left="720"/>
-      </w:pPr>
-      <w:r>
-        <w:rPr>
-          <w:rtl/>
-          <w:cs/>
-          <w:lang w:val="ar_AE" w:bidi="ar_AE"/>
-        </w:rPr>
-      </w:r>
-      <w:hyperlink r:id="rId122">
-        <w:r>
-          <w:rPr>
-            <w:rtl/>
-            <w:cs/>
-            <w:lang w:val="ar_AE" w:bidi="ar_AE"/>
-          </w:rPr>
-          <w:rPr>
-            <w:color w:val="0000EE"/>
-            <w:u w:val="single"/>
-          </w:rPr>
-          <w:t>متى 24: 15</w:t>
-        </w:r>
-      </w:hyperlink>
-    </w:p>
-    <w:p>
-      <w:pPr>
-        <w:pStyle w:val="ListBullet"/>
-        <w:bidi/>
-        <w:spacing w:line="240" w:lineRule="auto"/>
-        <w:ind w:left="720"/>
-      </w:pPr>
-      <w:r>
-        <w:rPr>
-          <w:rtl/>
-          <w:cs/>
-          <w:lang w:val="ar_AE" w:bidi="ar_AE"/>
-        </w:rPr>
-      </w:r>
-      <w:hyperlink r:id="rId123">
-        <w:r>
-          <w:rPr>
-            <w:rtl/>
-            <w:cs/>
-            <w:lang w:val="ar_AE" w:bidi="ar_AE"/>
-          </w:rPr>
-          <w:rPr>
-            <w:color w:val="0000EE"/>
-            <w:u w:val="single"/>
-          </w:rPr>
-          <w:t>أمثال 26: 25</w:t>
-        </w:r>
-      </w:hyperlink>
+      <w:r>
+        <w:rPr>
+          <w:rtl/>
+          <w:cs/>
+          <w:lang w:val="ar_AE" w:bidi="ar_AE"/>
+        </w:rPr>
+        <w:t>عزرا 9: 1–2</w:t>
+      </w:r>
+    </w:p>
+    <w:p>
+      <w:pPr>
+        <w:pStyle w:val="ListBullet"/>
+        <w:bidi/>
+        <w:spacing w:line="240" w:lineRule="auto"/>
+        <w:ind w:left="720"/>
+      </w:pPr>
+      <w:r>
+        <w:rPr>
+          <w:rtl/>
+          <w:cs/>
+          <w:lang w:val="ar_AE" w:bidi="ar_AE"/>
+        </w:rPr>
+      </w:r>
+      <w:r>
+        <w:rPr>
+          <w:rtl/>
+          <w:cs/>
+          <w:lang w:val="ar_AE" w:bidi="ar_AE"/>
+        </w:rPr>
+        <w:t>تكوين 46: 34</w:t>
+      </w:r>
+    </w:p>
+    <w:p>
+      <w:pPr>
+        <w:pStyle w:val="ListBullet"/>
+        <w:bidi/>
+        <w:spacing w:line="240" w:lineRule="auto"/>
+        <w:ind w:left="720"/>
+      </w:pPr>
+      <w:r>
+        <w:rPr>
+          <w:rtl/>
+          <w:cs/>
+          <w:lang w:val="ar_AE" w:bidi="ar_AE"/>
+        </w:rPr>
+      </w:r>
+      <w:r>
+        <w:rPr>
+          <w:rtl/>
+          <w:cs/>
+          <w:lang w:val="ar_AE" w:bidi="ar_AE"/>
+        </w:rPr>
+        <w:t>إشعياء 1: 13</w:t>
+      </w:r>
+    </w:p>
+    <w:p>
+      <w:pPr>
+        <w:pStyle w:val="ListBullet"/>
+        <w:bidi/>
+        <w:spacing w:line="240" w:lineRule="auto"/>
+        <w:ind w:left="720"/>
+      </w:pPr>
+      <w:r>
+        <w:rPr>
+          <w:rtl/>
+          <w:cs/>
+          <w:lang w:val="ar_AE" w:bidi="ar_AE"/>
+        </w:rPr>
+      </w:r>
+      <w:r>
+        <w:rPr>
+          <w:rtl/>
+          <w:cs/>
+          <w:lang w:val="ar_AE" w:bidi="ar_AE"/>
+        </w:rPr>
+        <w:t>متى 24: 15</w:t>
+      </w:r>
+    </w:p>
+    <w:p>
+      <w:pPr>
+        <w:pStyle w:val="ListBullet"/>
+        <w:bidi/>
+        <w:spacing w:line="240" w:lineRule="auto"/>
+        <w:ind w:left="720"/>
+      </w:pPr>
+      <w:r>
+        <w:rPr>
+          <w:rtl/>
+          <w:cs/>
+          <w:lang w:val="ar_AE" w:bidi="ar_AE"/>
+        </w:rPr>
+      </w:r>
+      <w:r>
+        <w:rPr>
+          <w:rtl/>
+          <w:cs/>
+          <w:lang w:val="ar_AE" w:bidi="ar_AE"/>
+        </w:rPr>
+        <w:t>أمثال 26: 25</w:t>
+      </w:r>
     </w:p>
     <w:p>
       <w:pPr>
@@ -12365,78 +11693,60 @@
           <w:lang w:val="ar_AE" w:bidi="ar_AE"/>
         </w:rPr>
       </w:r>
-      <w:hyperlink r:id="rId124">
-        <w:r>
-          <w:rPr>
-            <w:rtl/>
-            <w:cs/>
-            <w:lang w:val="ar_AE" w:bidi="ar_AE"/>
-          </w:rPr>
-          <w:rPr>
-            <w:color w:val="0000EE"/>
-            <w:u w:val="single"/>
-          </w:rPr>
-          <w:t>1 أخبار الأيام 23: 12–14</w:t>
-        </w:r>
-      </w:hyperlink>
-    </w:p>
-    <w:p>
-      <w:pPr>
-        <w:pStyle w:val="ListBullet"/>
-        <w:bidi/>
-        <w:spacing w:line="240" w:lineRule="auto"/>
-        <w:ind w:left="720"/>
-      </w:pPr>
-      <w:r>
-        <w:rPr>
-          <w:rtl/>
-          <w:cs/>
-          <w:lang w:val="ar_AE" w:bidi="ar_AE"/>
-        </w:rPr>
-      </w:r>
-      <w:hyperlink r:id="rId125">
-        <w:r>
-          <w:rPr>
-            <w:rtl/>
-            <w:cs/>
-            <w:lang w:val="ar_AE" w:bidi="ar_AE"/>
-          </w:rPr>
-          <w:rPr>
-            <w:color w:val="0000EE"/>
-            <w:u w:val="single"/>
-          </w:rPr>
-          <w:t>1 ملوك 12: 22</w:t>
-        </w:r>
-      </w:hyperlink>
-    </w:p>
-    <w:p>
-      <w:pPr>
-        <w:pStyle w:val="ListBullet"/>
-        <w:bidi/>
-        <w:spacing w:line="240" w:lineRule="auto"/>
-        <w:ind w:left="720"/>
-      </w:pPr>
-      <w:r>
-        <w:rPr>
-          <w:rtl/>
-          <w:cs/>
-          <w:lang w:val="ar_AE" w:bidi="ar_AE"/>
-        </w:rPr>
-      </w:r>
-      <w:hyperlink r:id="rId126">
-        <w:r>
-          <w:rPr>
-            <w:rtl/>
-            <w:cs/>
-            <w:lang w:val="ar_AE" w:bidi="ar_AE"/>
-          </w:rPr>
-          <w:rPr>
-            <w:color w:val="0000EE"/>
-            <w:u w:val="single"/>
-          </w:rPr>
-          <w:t>1 صموئيل 9: 9–11</w:t>
-        </w:r>
-      </w:hyperlink>
+      <w:r>
+        <w:rPr>
+          <w:rtl/>
+          <w:cs/>
+          <w:lang w:val="ar_AE" w:bidi="ar_AE"/>
+        </w:rPr>
+        <w:t>1 أخبار الأيام 23: 12–14</w:t>
+      </w:r>
+    </w:p>
+    <w:p>
+      <w:pPr>
+        <w:pStyle w:val="ListBullet"/>
+        <w:bidi/>
+        <w:spacing w:line="240" w:lineRule="auto"/>
+        <w:ind w:left="720"/>
+      </w:pPr>
+      <w:r>
+        <w:rPr>
+          <w:rtl/>
+          <w:cs/>
+          <w:lang w:val="ar_AE" w:bidi="ar_AE"/>
+        </w:rPr>
+      </w:r>
+      <w:r>
+        <w:rPr>
+          <w:rtl/>
+          <w:cs/>
+          <w:lang w:val="ar_AE" w:bidi="ar_AE"/>
+        </w:rPr>
+        <w:t>1 ملوك 12: 22</w:t>
+      </w:r>
+    </w:p>
+    <w:p>
+      <w:pPr>
+        <w:pStyle w:val="ListBullet"/>
+        <w:bidi/>
+        <w:spacing w:line="240" w:lineRule="auto"/>
+        <w:ind w:left="720"/>
+      </w:pPr>
+      <w:r>
+        <w:rPr>
+          <w:rtl/>
+          <w:cs/>
+          <w:lang w:val="ar_AE" w:bidi="ar_AE"/>
+        </w:rPr>
+      </w:r>
+      <w:r>
+        <w:rPr>
+          <w:rtl/>
+          <w:cs/>
+          <w:lang w:val="ar_AE" w:bidi="ar_AE"/>
+        </w:rPr>
+        <w:t>1 صموئيل 9: 9–11</w:t>
+      </w:r>
     </w:p>
     <w:p>
       <w:pPr>
@@ -12741,107 +12051,83 @@
           <w:lang w:val="ar_AE" w:bidi="ar_AE"/>
         </w:rPr>
       </w:r>
-      <w:hyperlink r:id="rId127">
-        <w:r>
-          <w:rPr>
-            <w:rtl/>
-            <w:cs/>
-            <w:lang w:val="ar_AE" w:bidi="ar_AE"/>
-          </w:rPr>
-          <w:rPr>
-            <w:color w:val="0000EE"/>
-            <w:u w:val="single"/>
-          </w:rPr>
-          <w:t>1 أخبار الأيام 3: 10</w:t>
-        </w:r>
-      </w:hyperlink>
-    </w:p>
-    <w:p>
-      <w:pPr>
-        <w:pStyle w:val="ListBullet"/>
-        <w:bidi/>
-        <w:spacing w:line="240" w:lineRule="auto"/>
-        <w:ind w:left="720"/>
-      </w:pPr>
-      <w:r>
-        <w:rPr>
-          <w:rtl/>
-          <w:cs/>
-          <w:lang w:val="ar_AE" w:bidi="ar_AE"/>
-        </w:rPr>
-      </w:r>
-      <w:hyperlink r:id="rId128">
-        <w:r>
-          <w:rPr>
-            <w:rtl/>
-            <w:cs/>
-            <w:lang w:val="ar_AE" w:bidi="ar_AE"/>
-          </w:rPr>
-          <w:rPr>
-            <w:color w:val="0000EE"/>
-            <w:u w:val="single"/>
-          </w:rPr>
-          <w:t>1 ملوك 11: 41–43</w:t>
-        </w:r>
-      </w:hyperlink>
-    </w:p>
-    <w:p>
-      <w:pPr>
-        <w:pStyle w:val="ListBullet"/>
-        <w:bidi/>
-        <w:spacing w:line="240" w:lineRule="auto"/>
-        <w:ind w:left="720"/>
-      </w:pPr>
-      <w:r>
-        <w:rPr>
-          <w:rtl/>
-          <w:cs/>
-          <w:lang w:val="ar_AE" w:bidi="ar_AE"/>
-        </w:rPr>
-      </w:r>
-      <w:hyperlink r:id="rId129">
-        <w:r>
-          <w:rPr>
-            <w:rtl/>
-            <w:cs/>
-            <w:lang w:val="ar_AE" w:bidi="ar_AE"/>
-          </w:rPr>
-          <w:rPr>
-            <w:color w:val="0000EE"/>
-            <w:u w:val="single"/>
-          </w:rPr>
-          <w:t>1 ملوك 14: 21</w:t>
-        </w:r>
-      </w:hyperlink>
-    </w:p>
-    <w:p>
-      <w:pPr>
-        <w:pStyle w:val="ListBullet"/>
-        <w:bidi/>
-        <w:spacing w:line="240" w:lineRule="auto"/>
-        <w:ind w:left="720"/>
-      </w:pPr>
-      <w:r>
-        <w:rPr>
-          <w:rtl/>
-          <w:cs/>
-          <w:lang w:val="ar_AE" w:bidi="ar_AE"/>
-        </w:rPr>
-      </w:r>
-      <w:hyperlink r:id="rId130">
-        <w:r>
-          <w:rPr>
-            <w:rtl/>
-            <w:cs/>
-            <w:lang w:val="ar_AE" w:bidi="ar_AE"/>
-          </w:rPr>
-          <w:rPr>
-            <w:color w:val="0000EE"/>
-            <w:u w:val="single"/>
-          </w:rPr>
-          <w:t>متى 1: 7</w:t>
-        </w:r>
-      </w:hyperlink>
+      <w:r>
+        <w:rPr>
+          <w:rtl/>
+          <w:cs/>
+          <w:lang w:val="ar_AE" w:bidi="ar_AE"/>
+        </w:rPr>
+        <w:t>1 أخبار الأيام 3: 10</w:t>
+      </w:r>
+    </w:p>
+    <w:p>
+      <w:pPr>
+        <w:pStyle w:val="ListBullet"/>
+        <w:bidi/>
+        <w:spacing w:line="240" w:lineRule="auto"/>
+        <w:ind w:left="720"/>
+      </w:pPr>
+      <w:r>
+        <w:rPr>
+          <w:rtl/>
+          <w:cs/>
+          <w:lang w:val="ar_AE" w:bidi="ar_AE"/>
+        </w:rPr>
+      </w:r>
+      <w:r>
+        <w:rPr>
+          <w:rtl/>
+          <w:cs/>
+          <w:lang w:val="ar_AE" w:bidi="ar_AE"/>
+        </w:rPr>
+        <w:t>1 ملوك 11: 41–43</w:t>
+      </w:r>
+    </w:p>
+    <w:p>
+      <w:pPr>
+        <w:pStyle w:val="ListBullet"/>
+        <w:bidi/>
+        <w:spacing w:line="240" w:lineRule="auto"/>
+        <w:ind w:left="720"/>
+      </w:pPr>
+      <w:r>
+        <w:rPr>
+          <w:rtl/>
+          <w:cs/>
+          <w:lang w:val="ar_AE" w:bidi="ar_AE"/>
+        </w:rPr>
+      </w:r>
+      <w:r>
+        <w:rPr>
+          <w:rtl/>
+          <w:cs/>
+          <w:lang w:val="ar_AE" w:bidi="ar_AE"/>
+        </w:rPr>
+        <w:t>1 ملوك 14: 21</w:t>
+      </w:r>
+    </w:p>
+    <w:p>
+      <w:pPr>
+        <w:pStyle w:val="ListBullet"/>
+        <w:bidi/>
+        <w:spacing w:line="240" w:lineRule="auto"/>
+        <w:ind w:left="720"/>
+      </w:pPr>
+      <w:r>
+        <w:rPr>
+          <w:rtl/>
+          <w:cs/>
+          <w:lang w:val="ar_AE" w:bidi="ar_AE"/>
+        </w:rPr>
+      </w:r>
+      <w:r>
+        <w:rPr>
+          <w:rtl/>
+          <w:cs/>
+          <w:lang w:val="ar_AE" w:bidi="ar_AE"/>
+        </w:rPr>
+        <w:t>متى 1: 7</w:t>
+      </w:r>
     </w:p>
     <w:p>
       <w:pPr>
@@ -13303,165 +12589,129 @@
           <w:lang w:val="ar_AE" w:bidi="ar_AE"/>
         </w:rPr>
       </w:r>
-      <w:hyperlink r:id="rId131">
-        <w:r>
-          <w:rPr>
-            <w:rtl/>
-            <w:cs/>
-            <w:lang w:val="ar_AE" w:bidi="ar_AE"/>
-          </w:rPr>
-          <w:rPr>
-            <w:color w:val="0000EE"/>
-            <w:u w:val="single"/>
-          </w:rPr>
-          <w:t>دانيال1 :8–10</w:t>
-        </w:r>
-      </w:hyperlink>
-    </w:p>
-    <w:p>
-      <w:pPr>
-        <w:pStyle w:val="ListBullet"/>
-        <w:bidi/>
-        <w:spacing w:line="240" w:lineRule="auto"/>
-        <w:ind w:left="720"/>
-      </w:pPr>
-      <w:r>
-        <w:rPr>
-          <w:rtl/>
-          <w:cs/>
-          <w:lang w:val="ar_AE" w:bidi="ar_AE"/>
-        </w:rPr>
-      </w:r>
-      <w:hyperlink r:id="rId132">
-        <w:r>
-          <w:rPr>
-            <w:rtl/>
-            <w:cs/>
-            <w:lang w:val="ar_AE" w:bidi="ar_AE"/>
-          </w:rPr>
-          <w:rPr>
-            <w:color w:val="0000EE"/>
-            <w:u w:val="single"/>
-          </w:rPr>
-          <w:t>هوشع13 :14</w:t>
-        </w:r>
-      </w:hyperlink>
-    </w:p>
-    <w:p>
-      <w:pPr>
-        <w:pStyle w:val="ListBullet"/>
-        <w:bidi/>
-        <w:spacing w:line="240" w:lineRule="auto"/>
-        <w:ind w:left="720"/>
-      </w:pPr>
-      <w:r>
-        <w:rPr>
-          <w:rtl/>
-          <w:cs/>
-          <w:lang w:val="ar_AE" w:bidi="ar_AE"/>
-        </w:rPr>
-      </w:r>
-      <w:hyperlink r:id="rId133">
-        <w:r>
-          <w:rPr>
-            <w:rtl/>
-            <w:cs/>
-            <w:lang w:val="ar_AE" w:bidi="ar_AE"/>
-          </w:rPr>
-          <w:rPr>
-            <w:color w:val="0000EE"/>
-            <w:u w:val="single"/>
-          </w:rPr>
-          <w:t>يعقوب5 :9–11</w:t>
-        </w:r>
-      </w:hyperlink>
-    </w:p>
-    <w:p>
-      <w:pPr>
-        <w:pStyle w:val="ListBullet"/>
-        <w:bidi/>
-        <w:spacing w:line="240" w:lineRule="auto"/>
-        <w:ind w:left="720"/>
-      </w:pPr>
-      <w:r>
-        <w:rPr>
-          <w:rtl/>
-          <w:cs/>
-          <w:lang w:val="ar_AE" w:bidi="ar_AE"/>
-        </w:rPr>
-      </w:r>
-      <w:hyperlink r:id="rId134">
-        <w:r>
-          <w:rPr>
-            <w:rtl/>
-            <w:cs/>
-            <w:lang w:val="ar_AE" w:bidi="ar_AE"/>
-          </w:rPr>
-          <w:rPr>
-            <w:color w:val="0000EE"/>
-            <w:u w:val="single"/>
-          </w:rPr>
-          <w:t>يونان4 :1–3</w:t>
-        </w:r>
-      </w:hyperlink>
-    </w:p>
-    <w:p>
-      <w:pPr>
-        <w:pStyle w:val="ListBullet"/>
-        <w:bidi/>
-        <w:spacing w:line="240" w:lineRule="auto"/>
-        <w:ind w:left="720"/>
-      </w:pPr>
-      <w:r>
-        <w:rPr>
-          <w:rtl/>
-          <w:cs/>
-          <w:lang w:val="ar_AE" w:bidi="ar_AE"/>
-        </w:rPr>
-      </w:r>
-      <w:hyperlink r:id="rId135">
-        <w:r>
-          <w:rPr>
-            <w:rtl/>
-            <w:cs/>
-            <w:lang w:val="ar_AE" w:bidi="ar_AE"/>
-          </w:rPr>
-          <w:rPr>
-            <w:color w:val="0000EE"/>
-            <w:u w:val="single"/>
-          </w:rPr>
-          <w:t>مرقس1 :41</w:t>
-        </w:r>
-      </w:hyperlink>
-    </w:p>
-    <w:p>
-      <w:pPr>
-        <w:pStyle w:val="ListBullet"/>
-        <w:bidi/>
-        <w:spacing w:line="240" w:lineRule="auto"/>
-        <w:ind w:left="720"/>
-      </w:pPr>
-      <w:r>
-        <w:rPr>
-          <w:rtl/>
-          <w:cs/>
-          <w:lang w:val="ar_AE" w:bidi="ar_AE"/>
-        </w:rPr>
-      </w:r>
-      <w:hyperlink r:id="rId136">
-        <w:r>
-          <w:rPr>
-            <w:rtl/>
-            <w:cs/>
-            <w:lang w:val="ar_AE" w:bidi="ar_AE"/>
-          </w:rPr>
-          <w:rPr>
-            <w:color w:val="0000EE"/>
-            <w:u w:val="single"/>
-          </w:rPr>
-          <w:t>رومية9 :14–16</w:t>
-        </w:r>
-      </w:hyperlink>
+      <w:r>
+        <w:rPr>
+          <w:rtl/>
+          <w:cs/>
+          <w:lang w:val="ar_AE" w:bidi="ar_AE"/>
+        </w:rPr>
+        <w:t>دانيال1 :8–10</w:t>
+      </w:r>
+    </w:p>
+    <w:p>
+      <w:pPr>
+        <w:pStyle w:val="ListBullet"/>
+        <w:bidi/>
+        <w:spacing w:line="240" w:lineRule="auto"/>
+        <w:ind w:left="720"/>
+      </w:pPr>
+      <w:r>
+        <w:rPr>
+          <w:rtl/>
+          <w:cs/>
+          <w:lang w:val="ar_AE" w:bidi="ar_AE"/>
+        </w:rPr>
+      </w:r>
+      <w:r>
+        <w:rPr>
+          <w:rtl/>
+          <w:cs/>
+          <w:lang w:val="ar_AE" w:bidi="ar_AE"/>
+        </w:rPr>
+        <w:t>هوشع13 :14</w:t>
+      </w:r>
+    </w:p>
+    <w:p>
+      <w:pPr>
+        <w:pStyle w:val="ListBullet"/>
+        <w:bidi/>
+        <w:spacing w:line="240" w:lineRule="auto"/>
+        <w:ind w:left="720"/>
+      </w:pPr>
+      <w:r>
+        <w:rPr>
+          <w:rtl/>
+          <w:cs/>
+          <w:lang w:val="ar_AE" w:bidi="ar_AE"/>
+        </w:rPr>
+      </w:r>
+      <w:r>
+        <w:rPr>
+          <w:rtl/>
+          <w:cs/>
+          <w:lang w:val="ar_AE" w:bidi="ar_AE"/>
+        </w:rPr>
+        <w:t>يعقوب5 :9–11</w:t>
+      </w:r>
+    </w:p>
+    <w:p>
+      <w:pPr>
+        <w:pStyle w:val="ListBullet"/>
+        <w:bidi/>
+        <w:spacing w:line="240" w:lineRule="auto"/>
+        <w:ind w:left="720"/>
+      </w:pPr>
+      <w:r>
+        <w:rPr>
+          <w:rtl/>
+          <w:cs/>
+          <w:lang w:val="ar_AE" w:bidi="ar_AE"/>
+        </w:rPr>
+      </w:r>
+      <w:r>
+        <w:rPr>
+          <w:rtl/>
+          <w:cs/>
+          <w:lang w:val="ar_AE" w:bidi="ar_AE"/>
+        </w:rPr>
+        <w:t>يونان4 :1–3</w:t>
+      </w:r>
+    </w:p>
+    <w:p>
+      <w:pPr>
+        <w:pStyle w:val="ListBullet"/>
+        <w:bidi/>
+        <w:spacing w:line="240" w:lineRule="auto"/>
+        <w:ind w:left="720"/>
+      </w:pPr>
+      <w:r>
+        <w:rPr>
+          <w:rtl/>
+          <w:cs/>
+          <w:lang w:val="ar_AE" w:bidi="ar_AE"/>
+        </w:rPr>
+      </w:r>
+      <w:r>
+        <w:rPr>
+          <w:rtl/>
+          <w:cs/>
+          <w:lang w:val="ar_AE" w:bidi="ar_AE"/>
+        </w:rPr>
+        <w:t>مرقس1 :41</w:t>
+      </w:r>
+    </w:p>
+    <w:p>
+      <w:pPr>
+        <w:pStyle w:val="ListBullet"/>
+        <w:bidi/>
+        <w:spacing w:line="240" w:lineRule="auto"/>
+        <w:ind w:left="720"/>
+      </w:pPr>
+      <w:r>
+        <w:rPr>
+          <w:rtl/>
+          <w:cs/>
+          <w:lang w:val="ar_AE" w:bidi="ar_AE"/>
+        </w:rPr>
+      </w:r>
+      <w:r>
+        <w:rPr>
+          <w:rtl/>
+          <w:cs/>
+          <w:lang w:val="ar_AE" w:bidi="ar_AE"/>
+        </w:rPr>
+        <w:t>رومية9 :14–16</w:t>
+      </w:r>
     </w:p>
     <w:p>
       <w:pPr>
@@ -13749,136 +12999,106 @@
           <w:lang w:val="ar_AE" w:bidi="ar_AE"/>
         </w:rPr>
       </w:r>
-      <w:hyperlink r:id="rId137">
-        <w:r>
-          <w:rPr>
-            <w:rtl/>
-            <w:cs/>
-            <w:lang w:val="ar_AE" w:bidi="ar_AE"/>
-          </w:rPr>
-          <w:rPr>
-            <w:color w:val="0000EE"/>
-            <w:u w:val="single"/>
-          </w:rPr>
-          <w:t>خروج 28: 4–5</w:t>
-        </w:r>
-      </w:hyperlink>
-    </w:p>
-    <w:p>
-      <w:pPr>
-        <w:pStyle w:val="ListBullet"/>
-        <w:bidi/>
-        <w:spacing w:line="240" w:lineRule="auto"/>
-        <w:ind w:left="720"/>
-      </w:pPr>
-      <w:r>
-        <w:rPr>
-          <w:rtl/>
-          <w:cs/>
-          <w:lang w:val="ar_AE" w:bidi="ar_AE"/>
-        </w:rPr>
-      </w:r>
-      <w:hyperlink r:id="rId138">
-        <w:r>
-          <w:rPr>
-            <w:rtl/>
-            <w:cs/>
-            <w:lang w:val="ar_AE" w:bidi="ar_AE"/>
-          </w:rPr>
-          <w:rPr>
-            <w:color w:val="0000EE"/>
-            <w:u w:val="single"/>
-          </w:rPr>
-          <w:t>تكوين 49: 11–12</w:t>
-        </w:r>
-      </w:hyperlink>
-    </w:p>
-    <w:p>
-      <w:pPr>
-        <w:pStyle w:val="ListBullet"/>
-        <w:bidi/>
-        <w:spacing w:line="240" w:lineRule="auto"/>
-        <w:ind w:left="720"/>
-      </w:pPr>
-      <w:r>
-        <w:rPr>
-          <w:rtl/>
-          <w:cs/>
-          <w:lang w:val="ar_AE" w:bidi="ar_AE"/>
-        </w:rPr>
-      </w:r>
-      <w:hyperlink r:id="rId139">
-        <w:r>
-          <w:rPr>
-            <w:rtl/>
-            <w:cs/>
-            <w:lang w:val="ar_AE" w:bidi="ar_AE"/>
-          </w:rPr>
-          <w:rPr>
-            <w:color w:val="0000EE"/>
-            <w:u w:val="single"/>
-          </w:rPr>
-          <w:t>لوقا 15: 22</w:t>
-        </w:r>
-      </w:hyperlink>
-    </w:p>
-    <w:p>
-      <w:pPr>
-        <w:pStyle w:val="ListBullet"/>
-        <w:bidi/>
-        <w:spacing w:line="240" w:lineRule="auto"/>
-        <w:ind w:left="720"/>
-      </w:pPr>
-      <w:r>
-        <w:rPr>
-          <w:rtl/>
-          <w:cs/>
-          <w:lang w:val="ar_AE" w:bidi="ar_AE"/>
-        </w:rPr>
-      </w:r>
-      <w:hyperlink r:id="rId140">
-        <w:r>
-          <w:rPr>
-            <w:rtl/>
-            <w:cs/>
-            <w:lang w:val="ar_AE" w:bidi="ar_AE"/>
-          </w:rPr>
-          <w:rPr>
-            <w:color w:val="0000EE"/>
-            <w:u w:val="single"/>
-          </w:rPr>
-          <w:t>لوقا 20: 46</w:t>
-        </w:r>
-      </w:hyperlink>
-    </w:p>
-    <w:p>
-      <w:pPr>
-        <w:pStyle w:val="ListBullet"/>
-        <w:bidi/>
-        <w:spacing w:line="240" w:lineRule="auto"/>
-        <w:ind w:left="720"/>
-      </w:pPr>
-      <w:r>
-        <w:rPr>
-          <w:rtl/>
-          <w:cs/>
-          <w:lang w:val="ar_AE" w:bidi="ar_AE"/>
-        </w:rPr>
-      </w:r>
-      <w:hyperlink r:id="rId141">
-        <w:r>
-          <w:rPr>
-            <w:rtl/>
-            <w:cs/>
-            <w:lang w:val="ar_AE" w:bidi="ar_AE"/>
-          </w:rPr>
-          <w:rPr>
-            <w:color w:val="0000EE"/>
-            <w:u w:val="single"/>
-          </w:rPr>
-          <w:t>متى 27: 27–29</w:t>
-        </w:r>
-      </w:hyperlink>
+      <w:r>
+        <w:rPr>
+          <w:rtl/>
+          <w:cs/>
+          <w:lang w:val="ar_AE" w:bidi="ar_AE"/>
+        </w:rPr>
+        <w:t>خروج 28: 4–5</w:t>
+      </w:r>
+    </w:p>
+    <w:p>
+      <w:pPr>
+        <w:pStyle w:val="ListBullet"/>
+        <w:bidi/>
+        <w:spacing w:line="240" w:lineRule="auto"/>
+        <w:ind w:left="720"/>
+      </w:pPr>
+      <w:r>
+        <w:rPr>
+          <w:rtl/>
+          <w:cs/>
+          <w:lang w:val="ar_AE" w:bidi="ar_AE"/>
+        </w:rPr>
+      </w:r>
+      <w:r>
+        <w:rPr>
+          <w:rtl/>
+          <w:cs/>
+          <w:lang w:val="ar_AE" w:bidi="ar_AE"/>
+        </w:rPr>
+        <w:t>تكوين 49: 11–12</w:t>
+      </w:r>
+    </w:p>
+    <w:p>
+      <w:pPr>
+        <w:pStyle w:val="ListBullet"/>
+        <w:bidi/>
+        <w:spacing w:line="240" w:lineRule="auto"/>
+        <w:ind w:left="720"/>
+      </w:pPr>
+      <w:r>
+        <w:rPr>
+          <w:rtl/>
+          <w:cs/>
+          <w:lang w:val="ar_AE" w:bidi="ar_AE"/>
+        </w:rPr>
+      </w:r>
+      <w:r>
+        <w:rPr>
+          <w:rtl/>
+          <w:cs/>
+          <w:lang w:val="ar_AE" w:bidi="ar_AE"/>
+        </w:rPr>
+        <w:t>لوقا 15: 22</w:t>
+      </w:r>
+    </w:p>
+    <w:p>
+      <w:pPr>
+        <w:pStyle w:val="ListBullet"/>
+        <w:bidi/>
+        <w:spacing w:line="240" w:lineRule="auto"/>
+        <w:ind w:left="720"/>
+      </w:pPr>
+      <w:r>
+        <w:rPr>
+          <w:rtl/>
+          <w:cs/>
+          <w:lang w:val="ar_AE" w:bidi="ar_AE"/>
+        </w:rPr>
+      </w:r>
+      <w:r>
+        <w:rPr>
+          <w:rtl/>
+          <w:cs/>
+          <w:lang w:val="ar_AE" w:bidi="ar_AE"/>
+        </w:rPr>
+        <w:t>لوقا 20: 46</w:t>
+      </w:r>
+    </w:p>
+    <w:p>
+      <w:pPr>
+        <w:pStyle w:val="ListBullet"/>
+        <w:bidi/>
+        <w:spacing w:line="240" w:lineRule="auto"/>
+        <w:ind w:left="720"/>
+      </w:pPr>
+      <w:r>
+        <w:rPr>
+          <w:rtl/>
+          <w:cs/>
+          <w:lang w:val="ar_AE" w:bidi="ar_AE"/>
+        </w:rPr>
+      </w:r>
+      <w:r>
+        <w:rPr>
+          <w:rtl/>
+          <w:cs/>
+          <w:lang w:val="ar_AE" w:bidi="ar_AE"/>
+        </w:rPr>
+        <w:t>متى 27: 27–29</w:t>
+      </w:r>
     </w:p>
     <w:p>
       <w:pPr>
@@ -14278,49 +13498,37 @@
           <w:lang w:val="ar_AE" w:bidi="ar_AE"/>
         </w:rPr>
       </w:r>
-      <w:hyperlink r:id="rId142">
-        <w:r>
-          <w:rPr>
-            <w:rtl/>
-            <w:cs/>
-            <w:lang w:val="ar_AE" w:bidi="ar_AE"/>
-          </w:rPr>
-          <w:rPr>
-            <w:color w:val="0000EE"/>
-            <w:u w:val="single"/>
-          </w:rPr>
-          <w:t>يهوذا 1: 17–19</w:t>
-        </w:r>
-      </w:hyperlink>
-    </w:p>
-    <w:p>
-      <w:pPr>
-        <w:pStyle w:val="ListBullet"/>
-        <w:bidi/>
-        <w:spacing w:line="240" w:lineRule="auto"/>
-        <w:ind w:left="720"/>
-      </w:pPr>
-      <w:r>
-        <w:rPr>
-          <w:rtl/>
-          <w:cs/>
-          <w:lang w:val="ar_AE" w:bidi="ar_AE"/>
-        </w:rPr>
-      </w:r>
-      <w:hyperlink r:id="rId143">
-        <w:r>
-          <w:rPr>
-            <w:rtl/>
-            <w:cs/>
-            <w:lang w:val="ar_AE" w:bidi="ar_AE"/>
-          </w:rPr>
-          <w:rPr>
-            <w:color w:val="0000EE"/>
-            <w:u w:val="single"/>
-          </w:rPr>
-          <w:t>لوقا 9: 12–14</w:t>
-        </w:r>
-      </w:hyperlink>
+      <w:r>
+        <w:rPr>
+          <w:rtl/>
+          <w:cs/>
+          <w:lang w:val="ar_AE" w:bidi="ar_AE"/>
+        </w:rPr>
+        <w:t>يهوذا 1: 17–19</w:t>
+      </w:r>
+    </w:p>
+    <w:p>
+      <w:pPr>
+        <w:pStyle w:val="ListBullet"/>
+        <w:bidi/>
+        <w:spacing w:line="240" w:lineRule="auto"/>
+        <w:ind w:left="720"/>
+      </w:pPr>
+      <w:r>
+        <w:rPr>
+          <w:rtl/>
+          <w:cs/>
+          <w:lang w:val="ar_AE" w:bidi="ar_AE"/>
+        </w:rPr>
+      </w:r>
+      <w:r>
+        <w:rPr>
+          <w:rtl/>
+          <w:cs/>
+          <w:lang w:val="ar_AE" w:bidi="ar_AE"/>
+        </w:rPr>
+        <w:t>لوقا 9: 12–14</w:t>
+      </w:r>
     </w:p>
     <w:p>
       <w:pPr>
@@ -14921,136 +14129,106 @@
           <w:lang w:val="ar_AE" w:bidi="ar_AE"/>
         </w:rPr>
       </w:r>
-      <w:hyperlink r:id="rId144">
-        <w:r>
-          <w:rPr>
-            <w:rtl/>
-            <w:cs/>
-            <w:lang w:val="ar_AE" w:bidi="ar_AE"/>
-          </w:rPr>
-          <w:rPr>
-            <w:color w:val="0000EE"/>
-            <w:u w:val="single"/>
-          </w:rPr>
-          <w:t>1 ملوك 19:1–3</w:t>
-        </w:r>
-      </w:hyperlink>
-    </w:p>
-    <w:p>
-      <w:pPr>
-        <w:pStyle w:val="ListBullet"/>
-        <w:bidi/>
-        <w:spacing w:line="240" w:lineRule="auto"/>
-        <w:ind w:left="720"/>
-      </w:pPr>
-      <w:r>
-        <w:rPr>
-          <w:rtl/>
-          <w:cs/>
-          <w:lang w:val="ar_AE" w:bidi="ar_AE"/>
-        </w:rPr>
-      </w:r>
-      <w:hyperlink r:id="rId145">
-        <w:r>
-          <w:rPr>
-            <w:rtl/>
-            <w:cs/>
-            <w:lang w:val="ar_AE" w:bidi="ar_AE"/>
-          </w:rPr>
-          <w:rPr>
-            <w:color w:val="0000EE"/>
-            <w:u w:val="single"/>
-          </w:rPr>
-          <w:t>1 صموئيل 6:21</w:t>
-        </w:r>
-      </w:hyperlink>
-    </w:p>
-    <w:p>
-      <w:pPr>
-        <w:pStyle w:val="ListBullet"/>
-        <w:bidi/>
-        <w:spacing w:line="240" w:lineRule="auto"/>
-        <w:ind w:left="720"/>
-      </w:pPr>
-      <w:r>
-        <w:rPr>
-          <w:rtl/>
-          <w:cs/>
-          <w:lang w:val="ar_AE" w:bidi="ar_AE"/>
-        </w:rPr>
-      </w:r>
-      <w:hyperlink r:id="rId146">
-        <w:r>
-          <w:rPr>
-            <w:rtl/>
-            <w:cs/>
-            <w:lang w:val="ar_AE" w:bidi="ar_AE"/>
-          </w:rPr>
-          <w:rPr>
-            <w:color w:val="0000EE"/>
-            <w:u w:val="single"/>
-          </w:rPr>
-          <w:t>2 ملوك 1:1–2</w:t>
-        </w:r>
-      </w:hyperlink>
-    </w:p>
-    <w:p>
-      <w:pPr>
-        <w:pStyle w:val="ListBullet"/>
-        <w:bidi/>
-        <w:spacing w:line="240" w:lineRule="auto"/>
-        <w:ind w:left="720"/>
-      </w:pPr>
-      <w:r>
-        <w:rPr>
-          <w:rtl/>
-          <w:cs/>
-          <w:lang w:val="ar_AE" w:bidi="ar_AE"/>
-        </w:rPr>
-      </w:r>
-      <w:hyperlink r:id="rId147">
-        <w:r>
-          <w:rPr>
-            <w:rtl/>
-            <w:cs/>
-            <w:lang w:val="ar_AE" w:bidi="ar_AE"/>
-          </w:rPr>
-          <w:rPr>
-            <w:color w:val="0000EE"/>
-            <w:u w:val="single"/>
-          </w:rPr>
-          <w:t>لوقا 7:27</w:t>
-        </w:r>
-      </w:hyperlink>
-    </w:p>
-    <w:p>
-      <w:pPr>
-        <w:pStyle w:val="ListBullet"/>
-        <w:bidi/>
-        <w:spacing w:line="240" w:lineRule="auto"/>
-        <w:ind w:left="720"/>
-      </w:pPr>
-      <w:r>
-        <w:rPr>
-          <w:rtl/>
-          <w:cs/>
-          <w:lang w:val="ar_AE" w:bidi="ar_AE"/>
-        </w:rPr>
-      </w:r>
-      <w:hyperlink r:id="rId148">
-        <w:r>
-          <w:rPr>
-            <w:rtl/>
-            <w:cs/>
-            <w:lang w:val="ar_AE" w:bidi="ar_AE"/>
-          </w:rPr>
-          <w:rPr>
-            <w:color w:val="0000EE"/>
-            <w:u w:val="single"/>
-          </w:rPr>
-          <w:t>متى 11:10</w:t>
-        </w:r>
-      </w:hyperlink>
+      <w:r>
+        <w:rPr>
+          <w:rtl/>
+          <w:cs/>
+          <w:lang w:val="ar_AE" w:bidi="ar_AE"/>
+        </w:rPr>
+        <w:t>1 ملوك 19:1–3</w:t>
+      </w:r>
+    </w:p>
+    <w:p>
+      <w:pPr>
+        <w:pStyle w:val="ListBullet"/>
+        <w:bidi/>
+        <w:spacing w:line="240" w:lineRule="auto"/>
+        <w:ind w:left="720"/>
+      </w:pPr>
+      <w:r>
+        <w:rPr>
+          <w:rtl/>
+          <w:cs/>
+          <w:lang w:val="ar_AE" w:bidi="ar_AE"/>
+        </w:rPr>
+      </w:r>
+      <w:r>
+        <w:rPr>
+          <w:rtl/>
+          <w:cs/>
+          <w:lang w:val="ar_AE" w:bidi="ar_AE"/>
+        </w:rPr>
+        <w:t>1 صموئيل 6:21</w:t>
+      </w:r>
+    </w:p>
+    <w:p>
+      <w:pPr>
+        <w:pStyle w:val="ListBullet"/>
+        <w:bidi/>
+        <w:spacing w:line="240" w:lineRule="auto"/>
+        <w:ind w:left="720"/>
+      </w:pPr>
+      <w:r>
+        <w:rPr>
+          <w:rtl/>
+          <w:cs/>
+          <w:lang w:val="ar_AE" w:bidi="ar_AE"/>
+        </w:rPr>
+      </w:r>
+      <w:r>
+        <w:rPr>
+          <w:rtl/>
+          <w:cs/>
+          <w:lang w:val="ar_AE" w:bidi="ar_AE"/>
+        </w:rPr>
+        <w:t>2 ملوك 1:1–2</w:t>
+      </w:r>
+    </w:p>
+    <w:p>
+      <w:pPr>
+        <w:pStyle w:val="ListBullet"/>
+        <w:bidi/>
+        <w:spacing w:line="240" w:lineRule="auto"/>
+        <w:ind w:left="720"/>
+      </w:pPr>
+      <w:r>
+        <w:rPr>
+          <w:rtl/>
+          <w:cs/>
+          <w:lang w:val="ar_AE" w:bidi="ar_AE"/>
+        </w:rPr>
+      </w:r>
+      <w:r>
+        <w:rPr>
+          <w:rtl/>
+          <w:cs/>
+          <w:lang w:val="ar_AE" w:bidi="ar_AE"/>
+        </w:rPr>
+        <w:t>لوقا 7:27</w:t>
+      </w:r>
+    </w:p>
+    <w:p>
+      <w:pPr>
+        <w:pStyle w:val="ListBullet"/>
+        <w:bidi/>
+        <w:spacing w:line="240" w:lineRule="auto"/>
+        <w:ind w:left="720"/>
+      </w:pPr>
+      <w:r>
+        <w:rPr>
+          <w:rtl/>
+          <w:cs/>
+          <w:lang w:val="ar_AE" w:bidi="ar_AE"/>
+        </w:rPr>
+      </w:r>
+      <w:r>
+        <w:rPr>
+          <w:rtl/>
+          <w:cs/>
+          <w:lang w:val="ar_AE" w:bidi="ar_AE"/>
+        </w:rPr>
+        <w:t>متى 11:10</w:t>
+      </w:r>
     </w:p>
     <w:p>
       <w:pPr>
@@ -15313,136 +14491,106 @@
           <w:lang w:val="ar_AE" w:bidi="ar_AE"/>
         </w:rPr>
       </w:r>
-      <w:hyperlink r:id="rId149">
-        <w:r>
-          <w:rPr>
-            <w:rtl/>
-            <w:cs/>
-            <w:lang w:val="ar_AE" w:bidi="ar_AE"/>
-          </w:rPr>
-          <w:rPr>
-            <w:color w:val="0000EE"/>
-            <w:u w:val="single"/>
-          </w:rPr>
-          <w:t>صموئيل الأول 8: 1–3</w:t>
-        </w:r>
-      </w:hyperlink>
-    </w:p>
-    <w:p>
-      <w:pPr>
-        <w:pStyle w:val="ListBullet"/>
-        <w:bidi/>
-        <w:spacing w:line="240" w:lineRule="auto"/>
-        <w:ind w:left="720"/>
-      </w:pPr>
-      <w:r>
-        <w:rPr>
-          <w:rtl/>
-          <w:cs/>
-          <w:lang w:val="ar_AE" w:bidi="ar_AE"/>
-        </w:rPr>
-      </w:r>
-      <w:hyperlink r:id="rId150">
-        <w:r>
-          <w:rPr>
-            <w:rtl/>
-            <w:cs/>
-            <w:lang w:val="ar_AE" w:bidi="ar_AE"/>
-          </w:rPr>
-          <w:rPr>
-            <w:color w:val="0000EE"/>
-            <w:u w:val="single"/>
-          </w:rPr>
-          <w:t>الجامعة 7: 7</w:t>
-        </w:r>
-      </w:hyperlink>
-    </w:p>
-    <w:p>
-      <w:pPr>
-        <w:pStyle w:val="ListBullet"/>
-        <w:bidi/>
-        <w:spacing w:line="240" w:lineRule="auto"/>
-        <w:ind w:left="720"/>
-      </w:pPr>
-      <w:r>
-        <w:rPr>
-          <w:rtl/>
-          <w:cs/>
-          <w:lang w:val="ar_AE" w:bidi="ar_AE"/>
-        </w:rPr>
-      </w:r>
-      <w:hyperlink r:id="rId151">
-        <w:r>
-          <w:rPr>
-            <w:rtl/>
-            <w:cs/>
-            <w:lang w:val="ar_AE" w:bidi="ar_AE"/>
-          </w:rPr>
-          <w:rPr>
-            <w:color w:val="0000EE"/>
-            <w:u w:val="single"/>
-          </w:rPr>
-          <w:t>إشعياء 1: 23</w:t>
-        </w:r>
-      </w:hyperlink>
-    </w:p>
-    <w:p>
-      <w:pPr>
-        <w:pStyle w:val="ListBullet"/>
-        <w:bidi/>
-        <w:spacing w:line="240" w:lineRule="auto"/>
-        <w:ind w:left="720"/>
-      </w:pPr>
-      <w:r>
-        <w:rPr>
-          <w:rtl/>
-          <w:cs/>
-          <w:lang w:val="ar_AE" w:bidi="ar_AE"/>
-        </w:rPr>
-      </w:r>
-      <w:hyperlink r:id="rId152">
-        <w:r>
-          <w:rPr>
-            <w:rtl/>
-            <w:cs/>
-            <w:lang w:val="ar_AE" w:bidi="ar_AE"/>
-          </w:rPr>
-          <w:rPr>
-            <w:color w:val="0000EE"/>
-            <w:u w:val="single"/>
-          </w:rPr>
-          <w:t>ميخا 3: 9–11</w:t>
-        </w:r>
-      </w:hyperlink>
-    </w:p>
-    <w:p>
-      <w:pPr>
-        <w:pStyle w:val="ListBullet"/>
-        <w:bidi/>
-        <w:spacing w:line="240" w:lineRule="auto"/>
-        <w:ind w:left="720"/>
-      </w:pPr>
-      <w:r>
-        <w:rPr>
-          <w:rtl/>
-          <w:cs/>
-          <w:lang w:val="ar_AE" w:bidi="ar_AE"/>
-        </w:rPr>
-      </w:r>
-      <w:hyperlink r:id="rId153">
-        <w:r>
-          <w:rPr>
-            <w:rtl/>
-            <w:cs/>
-            <w:lang w:val="ar_AE" w:bidi="ar_AE"/>
-          </w:rPr>
-          <w:rPr>
-            <w:color w:val="0000EE"/>
-            <w:u w:val="single"/>
-          </w:rPr>
-          <w:t>أمثال 15: 27–28</w:t>
-        </w:r>
-      </w:hyperlink>
+      <w:r>
+        <w:rPr>
+          <w:rtl/>
+          <w:cs/>
+          <w:lang w:val="ar_AE" w:bidi="ar_AE"/>
+        </w:rPr>
+        <w:t>صموئيل الأول 8: 1–3</w:t>
+      </w:r>
+    </w:p>
+    <w:p>
+      <w:pPr>
+        <w:pStyle w:val="ListBullet"/>
+        <w:bidi/>
+        <w:spacing w:line="240" w:lineRule="auto"/>
+        <w:ind w:left="720"/>
+      </w:pPr>
+      <w:r>
+        <w:rPr>
+          <w:rtl/>
+          <w:cs/>
+          <w:lang w:val="ar_AE" w:bidi="ar_AE"/>
+        </w:rPr>
+      </w:r>
+      <w:r>
+        <w:rPr>
+          <w:rtl/>
+          <w:cs/>
+          <w:lang w:val="ar_AE" w:bidi="ar_AE"/>
+        </w:rPr>
+        <w:t>الجامعة 7: 7</w:t>
+      </w:r>
+    </w:p>
+    <w:p>
+      <w:pPr>
+        <w:pStyle w:val="ListBullet"/>
+        <w:bidi/>
+        <w:spacing w:line="240" w:lineRule="auto"/>
+        <w:ind w:left="720"/>
+      </w:pPr>
+      <w:r>
+        <w:rPr>
+          <w:rtl/>
+          <w:cs/>
+          <w:lang w:val="ar_AE" w:bidi="ar_AE"/>
+        </w:rPr>
+      </w:r>
+      <w:r>
+        <w:rPr>
+          <w:rtl/>
+          <w:cs/>
+          <w:lang w:val="ar_AE" w:bidi="ar_AE"/>
+        </w:rPr>
+        <w:t>إشعياء 1: 23</w:t>
+      </w:r>
+    </w:p>
+    <w:p>
+      <w:pPr>
+        <w:pStyle w:val="ListBullet"/>
+        <w:bidi/>
+        <w:spacing w:line="240" w:lineRule="auto"/>
+        <w:ind w:left="720"/>
+      </w:pPr>
+      <w:r>
+        <w:rPr>
+          <w:rtl/>
+          <w:cs/>
+          <w:lang w:val="ar_AE" w:bidi="ar_AE"/>
+        </w:rPr>
+      </w:r>
+      <w:r>
+        <w:rPr>
+          <w:rtl/>
+          <w:cs/>
+          <w:lang w:val="ar_AE" w:bidi="ar_AE"/>
+        </w:rPr>
+        <w:t>ميخا 3: 9–11</w:t>
+      </w:r>
+    </w:p>
+    <w:p>
+      <w:pPr>
+        <w:pStyle w:val="ListBullet"/>
+        <w:bidi/>
+        <w:spacing w:line="240" w:lineRule="auto"/>
+        <w:ind w:left="720"/>
+      </w:pPr>
+      <w:r>
+        <w:rPr>
+          <w:rtl/>
+          <w:cs/>
+          <w:lang w:val="ar_AE" w:bidi="ar_AE"/>
+        </w:rPr>
+      </w:r>
+      <w:r>
+        <w:rPr>
+          <w:rtl/>
+          <w:cs/>
+          <w:lang w:val="ar_AE" w:bidi="ar_AE"/>
+        </w:rPr>
+        <w:t>أمثال 15: 27–28</w:t>
+      </w:r>
     </w:p>
     <w:p>
       <w:pPr>
@@ -15688,136 +14836,106 @@
           <w:lang w:val="ar_AE" w:bidi="ar_AE"/>
         </w:rPr>
       </w:r>
-      <w:hyperlink r:id="rId154">
-        <w:r>
-          <w:rPr>
-            <w:rtl/>
-            <w:cs/>
-            <w:lang w:val="ar_AE" w:bidi="ar_AE"/>
-          </w:rPr>
-          <w:rPr>
-            <w:color w:val="0000EE"/>
-            <w:u w:val="single"/>
-          </w:rPr>
-          <w:t>تثنية 28: 37</w:t>
-        </w:r>
-      </w:hyperlink>
-    </w:p>
-    <w:p>
-      <w:pPr>
-        <w:pStyle w:val="ListBullet"/>
-        <w:bidi/>
-        <w:spacing w:line="240" w:lineRule="auto"/>
-        <w:ind w:left="720"/>
-      </w:pPr>
-      <w:r>
-        <w:rPr>
-          <w:rtl/>
-          <w:cs/>
-          <w:lang w:val="ar_AE" w:bidi="ar_AE"/>
-        </w:rPr>
-      </w:r>
-      <w:hyperlink r:id="rId155">
-        <w:r>
-          <w:rPr>
-            <w:rtl/>
-            <w:cs/>
-            <w:lang w:val="ar_AE" w:bidi="ar_AE"/>
-          </w:rPr>
-          <w:rPr>
-            <w:color w:val="0000EE"/>
-            <w:u w:val="single"/>
-          </w:rPr>
-          <w:t>حزقيال 23: 33</w:t>
-        </w:r>
-      </w:hyperlink>
-    </w:p>
-    <w:p>
-      <w:pPr>
-        <w:pStyle w:val="ListBullet"/>
-        <w:bidi/>
-        <w:spacing w:line="240" w:lineRule="auto"/>
-        <w:ind w:left="720"/>
-      </w:pPr>
-      <w:r>
-        <w:rPr>
-          <w:rtl/>
-          <w:cs/>
-          <w:lang w:val="ar_AE" w:bidi="ar_AE"/>
-        </w:rPr>
-      </w:r>
-      <w:hyperlink r:id="rId156">
-        <w:r>
-          <w:rPr>
-            <w:rtl/>
-            <w:cs/>
-            <w:lang w:val="ar_AE" w:bidi="ar_AE"/>
-          </w:rPr>
-          <w:rPr>
-            <w:color w:val="0000EE"/>
-            <w:u w:val="single"/>
-          </w:rPr>
-          <w:t>إرميا 2: 12–13</w:t>
-        </w:r>
-      </w:hyperlink>
-    </w:p>
-    <w:p>
-      <w:pPr>
-        <w:pStyle w:val="ListBullet"/>
-        <w:bidi/>
-        <w:spacing w:line="240" w:lineRule="auto"/>
-        <w:ind w:left="720"/>
-      </w:pPr>
-      <w:r>
-        <w:rPr>
-          <w:rtl/>
-          <w:cs/>
-          <w:lang w:val="ar_AE" w:bidi="ar_AE"/>
-        </w:rPr>
-      </w:r>
-      <w:hyperlink r:id="rId157">
-        <w:r>
-          <w:rPr>
-            <w:rtl/>
-            <w:cs/>
-            <w:lang w:val="ar_AE" w:bidi="ar_AE"/>
-          </w:rPr>
-          <w:rPr>
-            <w:color w:val="0000EE"/>
-            <w:u w:val="single"/>
-          </w:rPr>
-          <w:t>أيوب 21: 4–6</w:t>
-        </w:r>
-      </w:hyperlink>
-    </w:p>
-    <w:p>
-      <w:pPr>
-        <w:pStyle w:val="ListBullet"/>
-        <w:bidi/>
-        <w:spacing w:line="240" w:lineRule="auto"/>
-        <w:ind w:left="720"/>
-      </w:pPr>
-      <w:r>
-        <w:rPr>
-          <w:rtl/>
-          <w:cs/>
-          <w:lang w:val="ar_AE" w:bidi="ar_AE"/>
-        </w:rPr>
-      </w:r>
-      <w:hyperlink r:id="rId158">
-        <w:r>
-          <w:rPr>
-            <w:rtl/>
-            <w:cs/>
-            <w:lang w:val="ar_AE" w:bidi="ar_AE"/>
-          </w:rPr>
-          <w:rPr>
-            <w:color w:val="0000EE"/>
-            <w:u w:val="single"/>
-          </w:rPr>
-          <w:t>مزامير 55: 5</w:t>
-        </w:r>
-      </w:hyperlink>
+      <w:r>
+        <w:rPr>
+          <w:rtl/>
+          <w:cs/>
+          <w:lang w:val="ar_AE" w:bidi="ar_AE"/>
+        </w:rPr>
+        <w:t>تثنية 28: 37</w:t>
+      </w:r>
+    </w:p>
+    <w:p>
+      <w:pPr>
+        <w:pStyle w:val="ListBullet"/>
+        <w:bidi/>
+        <w:spacing w:line="240" w:lineRule="auto"/>
+        <w:ind w:left="720"/>
+      </w:pPr>
+      <w:r>
+        <w:rPr>
+          <w:rtl/>
+          <w:cs/>
+          <w:lang w:val="ar_AE" w:bidi="ar_AE"/>
+        </w:rPr>
+      </w:r>
+      <w:r>
+        <w:rPr>
+          <w:rtl/>
+          <w:cs/>
+          <w:lang w:val="ar_AE" w:bidi="ar_AE"/>
+        </w:rPr>
+        <w:t>حزقيال 23: 33</w:t>
+      </w:r>
+    </w:p>
+    <w:p>
+      <w:pPr>
+        <w:pStyle w:val="ListBullet"/>
+        <w:bidi/>
+        <w:spacing w:line="240" w:lineRule="auto"/>
+        <w:ind w:left="720"/>
+      </w:pPr>
+      <w:r>
+        <w:rPr>
+          <w:rtl/>
+          <w:cs/>
+          <w:lang w:val="ar_AE" w:bidi="ar_AE"/>
+        </w:rPr>
+      </w:r>
+      <w:r>
+        <w:rPr>
+          <w:rtl/>
+          <w:cs/>
+          <w:lang w:val="ar_AE" w:bidi="ar_AE"/>
+        </w:rPr>
+        <w:t>إرميا 2: 12–13</w:t>
+      </w:r>
+    </w:p>
+    <w:p>
+      <w:pPr>
+        <w:pStyle w:val="ListBullet"/>
+        <w:bidi/>
+        <w:spacing w:line="240" w:lineRule="auto"/>
+        <w:ind w:left="720"/>
+      </w:pPr>
+      <w:r>
+        <w:rPr>
+          <w:rtl/>
+          <w:cs/>
+          <w:lang w:val="ar_AE" w:bidi="ar_AE"/>
+        </w:rPr>
+      </w:r>
+      <w:r>
+        <w:rPr>
+          <w:rtl/>
+          <w:cs/>
+          <w:lang w:val="ar_AE" w:bidi="ar_AE"/>
+        </w:rPr>
+        <w:t>أيوب 21: 4–6</w:t>
+      </w:r>
+    </w:p>
+    <w:p>
+      <w:pPr>
+        <w:pStyle w:val="ListBullet"/>
+        <w:bidi/>
+        <w:spacing w:line="240" w:lineRule="auto"/>
+        <w:ind w:left="720"/>
+      </w:pPr>
+      <w:r>
+        <w:rPr>
+          <w:rtl/>
+          <w:cs/>
+          <w:lang w:val="ar_AE" w:bidi="ar_AE"/>
+        </w:rPr>
+      </w:r>
+      <w:r>
+        <w:rPr>
+          <w:rtl/>
+          <w:cs/>
+          <w:lang w:val="ar_AE" w:bidi="ar_AE"/>
+        </w:rPr>
+        <w:t>مزامير 55: 5</w:t>
+      </w:r>
     </w:p>
     <w:p>
       <w:pPr>
@@ -16186,165 +15304,129 @@
           <w:lang w:val="ar_AE" w:bidi="ar_AE"/>
         </w:rPr>
       </w:r>
-      <w:hyperlink r:id="rId159">
-        <w:r>
-          <w:rPr>
-            <w:rtl/>
-            <w:cs/>
-            <w:lang w:val="ar_AE" w:bidi="ar_AE"/>
-          </w:rPr>
-          <w:rPr>
-            <w:color w:val="0000EE"/>
-            <w:u w:val="single"/>
-          </w:rPr>
-          <w:t>تكوين 24: 15</w:t>
-        </w:r>
-      </w:hyperlink>
-    </w:p>
-    <w:p>
-      <w:pPr>
-        <w:pStyle w:val="ListBullet"/>
-        <w:bidi/>
-        <w:spacing w:line="240" w:lineRule="auto"/>
-        <w:ind w:left="720"/>
-      </w:pPr>
-      <w:r>
-        <w:rPr>
-          <w:rtl/>
-          <w:cs/>
-          <w:lang w:val="ar_AE" w:bidi="ar_AE"/>
-        </w:rPr>
-      </w:r>
-      <w:hyperlink r:id="rId160">
-        <w:r>
-          <w:rPr>
-            <w:rtl/>
-            <w:cs/>
-            <w:lang w:val="ar_AE" w:bidi="ar_AE"/>
-          </w:rPr>
-          <w:rPr>
-            <w:color w:val="0000EE"/>
-            <w:u w:val="single"/>
-          </w:rPr>
-          <w:t>تكوين 24: 45</w:t>
-        </w:r>
-      </w:hyperlink>
-    </w:p>
-    <w:p>
-      <w:pPr>
-        <w:pStyle w:val="ListBullet"/>
-        <w:bidi/>
-        <w:spacing w:line="240" w:lineRule="auto"/>
-        <w:ind w:left="720"/>
-      </w:pPr>
-      <w:r>
-        <w:rPr>
-          <w:rtl/>
-          <w:cs/>
-          <w:lang w:val="ar_AE" w:bidi="ar_AE"/>
-        </w:rPr>
-      </w:r>
-      <w:hyperlink r:id="rId161">
-        <w:r>
-          <w:rPr>
-            <w:rtl/>
-            <w:cs/>
-            <w:lang w:val="ar_AE" w:bidi="ar_AE"/>
-          </w:rPr>
-          <w:rPr>
-            <w:color w:val="0000EE"/>
-            <w:u w:val="single"/>
-          </w:rPr>
-          <w:t>تكوين 24: 56</w:t>
-        </w:r>
-      </w:hyperlink>
-    </w:p>
-    <w:p>
-      <w:pPr>
-        <w:pStyle w:val="ListBullet"/>
-        <w:bidi/>
-        <w:spacing w:line="240" w:lineRule="auto"/>
-        <w:ind w:left="720"/>
-      </w:pPr>
-      <w:r>
-        <w:rPr>
-          <w:rtl/>
-          <w:cs/>
-          <w:lang w:val="ar_AE" w:bidi="ar_AE"/>
-        </w:rPr>
-      </w:r>
-      <w:hyperlink r:id="rId162">
-        <w:r>
-          <w:rPr>
-            <w:rtl/>
-            <w:cs/>
-            <w:lang w:val="ar_AE" w:bidi="ar_AE"/>
-          </w:rPr>
-          <w:rPr>
-            <w:color w:val="0000EE"/>
-            <w:u w:val="single"/>
-          </w:rPr>
-          <w:t>تكوين 24: 64</w:t>
-        </w:r>
-      </w:hyperlink>
-    </w:p>
-    <w:p>
-      <w:pPr>
-        <w:pStyle w:val="ListBullet"/>
-        <w:bidi/>
-        <w:spacing w:line="240" w:lineRule="auto"/>
-        <w:ind w:left="720"/>
-      </w:pPr>
-      <w:r>
-        <w:rPr>
-          <w:rtl/>
-          <w:cs/>
-          <w:lang w:val="ar_AE" w:bidi="ar_AE"/>
-        </w:rPr>
-      </w:r>
-      <w:hyperlink r:id="rId163">
-        <w:r>
-          <w:rPr>
-            <w:rtl/>
-            <w:cs/>
-            <w:lang w:val="ar_AE" w:bidi="ar_AE"/>
-          </w:rPr>
-          <w:rPr>
-            <w:color w:val="0000EE"/>
-            <w:u w:val="single"/>
-          </w:rPr>
-          <w:t>تكوين 25: 28</w:t>
-        </w:r>
-      </w:hyperlink>
-    </w:p>
-    <w:p>
-      <w:pPr>
-        <w:pStyle w:val="ListBullet"/>
-        <w:bidi/>
-        <w:spacing w:line="240" w:lineRule="auto"/>
-        <w:ind w:left="720"/>
-      </w:pPr>
-      <w:r>
-        <w:rPr>
-          <w:rtl/>
-          <w:cs/>
-          <w:lang w:val="ar_AE" w:bidi="ar_AE"/>
-        </w:rPr>
-      </w:r>
-      <w:hyperlink r:id="rId164">
-        <w:r>
-          <w:rPr>
-            <w:rtl/>
-            <w:cs/>
-            <w:lang w:val="ar_AE" w:bidi="ar_AE"/>
-          </w:rPr>
-          <w:rPr>
-            <w:color w:val="0000EE"/>
-            <w:u w:val="single"/>
-          </w:rPr>
-          <w:t>تكوين 26: 8</w:t>
-        </w:r>
-      </w:hyperlink>
+      <w:r>
+        <w:rPr>
+          <w:rtl/>
+          <w:cs/>
+          <w:lang w:val="ar_AE" w:bidi="ar_AE"/>
+        </w:rPr>
+        <w:t>تكوين 24: 15</w:t>
+      </w:r>
+    </w:p>
+    <w:p>
+      <w:pPr>
+        <w:pStyle w:val="ListBullet"/>
+        <w:bidi/>
+        <w:spacing w:line="240" w:lineRule="auto"/>
+        <w:ind w:left="720"/>
+      </w:pPr>
+      <w:r>
+        <w:rPr>
+          <w:rtl/>
+          <w:cs/>
+          <w:lang w:val="ar_AE" w:bidi="ar_AE"/>
+        </w:rPr>
+      </w:r>
+      <w:r>
+        <w:rPr>
+          <w:rtl/>
+          <w:cs/>
+          <w:lang w:val="ar_AE" w:bidi="ar_AE"/>
+        </w:rPr>
+        <w:t>تكوين 24: 45</w:t>
+      </w:r>
+    </w:p>
+    <w:p>
+      <w:pPr>
+        <w:pStyle w:val="ListBullet"/>
+        <w:bidi/>
+        <w:spacing w:line="240" w:lineRule="auto"/>
+        <w:ind w:left="720"/>
+      </w:pPr>
+      <w:r>
+        <w:rPr>
+          <w:rtl/>
+          <w:cs/>
+          <w:lang w:val="ar_AE" w:bidi="ar_AE"/>
+        </w:rPr>
+      </w:r>
+      <w:r>
+        <w:rPr>
+          <w:rtl/>
+          <w:cs/>
+          <w:lang w:val="ar_AE" w:bidi="ar_AE"/>
+        </w:rPr>
+        <w:t>تكوين 24: 56</w:t>
+      </w:r>
+    </w:p>
+    <w:p>
+      <w:pPr>
+        <w:pStyle w:val="ListBullet"/>
+        <w:bidi/>
+        <w:spacing w:line="240" w:lineRule="auto"/>
+        <w:ind w:left="720"/>
+      </w:pPr>
+      <w:r>
+        <w:rPr>
+          <w:rtl/>
+          <w:cs/>
+          <w:lang w:val="ar_AE" w:bidi="ar_AE"/>
+        </w:rPr>
+      </w:r>
+      <w:r>
+        <w:rPr>
+          <w:rtl/>
+          <w:cs/>
+          <w:lang w:val="ar_AE" w:bidi="ar_AE"/>
+        </w:rPr>
+        <w:t>تكوين 24: 64</w:t>
+      </w:r>
+    </w:p>
+    <w:p>
+      <w:pPr>
+        <w:pStyle w:val="ListBullet"/>
+        <w:bidi/>
+        <w:spacing w:line="240" w:lineRule="auto"/>
+        <w:ind w:left="720"/>
+      </w:pPr>
+      <w:r>
+        <w:rPr>
+          <w:rtl/>
+          <w:cs/>
+          <w:lang w:val="ar_AE" w:bidi="ar_AE"/>
+        </w:rPr>
+      </w:r>
+      <w:r>
+        <w:rPr>
+          <w:rtl/>
+          <w:cs/>
+          <w:lang w:val="ar_AE" w:bidi="ar_AE"/>
+        </w:rPr>
+        <w:t>تكوين 25: 28</w:t>
+      </w:r>
+    </w:p>
+    <w:p>
+      <w:pPr>
+        <w:pStyle w:val="ListBullet"/>
+        <w:bidi/>
+        <w:spacing w:line="240" w:lineRule="auto"/>
+        <w:ind w:left="720"/>
+      </w:pPr>
+      <w:r>
+        <w:rPr>
+          <w:rtl/>
+          <w:cs/>
+          <w:lang w:val="ar_AE" w:bidi="ar_AE"/>
+        </w:rPr>
+      </w:r>
+      <w:r>
+        <w:rPr>
+          <w:rtl/>
+          <w:cs/>
+          <w:lang w:val="ar_AE" w:bidi="ar_AE"/>
+        </w:rPr>
+        <w:t>تكوين 26: 8</w:t>
+      </w:r>
     </w:p>
     <w:p>
       <w:pPr>
@@ -16813,107 +15895,83 @@
           <w:lang w:val="ar_AE" w:bidi="ar_AE"/>
         </w:rPr>
       </w:r>
-      <w:hyperlink r:id="rId165">
-        <w:r>
-          <w:rPr>
-            <w:rtl/>
-            <w:cs/>
-            <w:lang w:val="ar_AE" w:bidi="ar_AE"/>
-          </w:rPr>
-          <w:rPr>
-            <w:color w:val="0000EE"/>
-            <w:u w:val="single"/>
-          </w:rPr>
-          <w:t>حزقيال 37: 16</w:t>
-        </w:r>
-      </w:hyperlink>
-    </w:p>
-    <w:p>
-      <w:pPr>
-        <w:pStyle w:val="ListBullet"/>
-        <w:bidi/>
-        <w:spacing w:line="240" w:lineRule="auto"/>
-        <w:ind w:left="720"/>
-      </w:pPr>
-      <w:r>
-        <w:rPr>
-          <w:rtl/>
-          <w:cs/>
-          <w:lang w:val="ar_AE" w:bidi="ar_AE"/>
-        </w:rPr>
-      </w:r>
-      <w:hyperlink r:id="rId166">
-        <w:r>
-          <w:rPr>
-            <w:rtl/>
-            <w:cs/>
-            <w:lang w:val="ar_AE" w:bidi="ar_AE"/>
-          </w:rPr>
-          <w:rPr>
-            <w:color w:val="0000EE"/>
-            <w:u w:val="single"/>
-          </w:rPr>
-          <w:t>عبرانيين 1: 9</w:t>
-        </w:r>
-      </w:hyperlink>
-    </w:p>
-    <w:p>
-      <w:pPr>
-        <w:pStyle w:val="ListBullet"/>
-        <w:bidi/>
-        <w:spacing w:line="240" w:lineRule="auto"/>
-        <w:ind w:left="720"/>
-      </w:pPr>
-      <w:r>
-        <w:rPr>
-          <w:rtl/>
-          <w:cs/>
-          <w:lang w:val="ar_AE" w:bidi="ar_AE"/>
-        </w:rPr>
-      </w:r>
-      <w:hyperlink r:id="rId167">
-        <w:r>
-          <w:rPr>
-            <w:rtl/>
-            <w:cs/>
-            <w:lang w:val="ar_AE" w:bidi="ar_AE"/>
-          </w:rPr>
-          <w:rPr>
-            <w:color w:val="0000EE"/>
-            <w:u w:val="single"/>
-          </w:rPr>
-          <w:t>أمثال 2: 17</w:t>
-        </w:r>
-      </w:hyperlink>
-    </w:p>
-    <w:p>
-      <w:pPr>
-        <w:pStyle w:val="ListBullet"/>
-        <w:bidi/>
-        <w:spacing w:line="240" w:lineRule="auto"/>
-        <w:ind w:left="720"/>
-      </w:pPr>
-      <w:r>
-        <w:rPr>
-          <w:rtl/>
-          <w:cs/>
-          <w:lang w:val="ar_AE" w:bidi="ar_AE"/>
-        </w:rPr>
-      </w:r>
-      <w:hyperlink r:id="rId168">
-        <w:r>
-          <w:rPr>
-            <w:rtl/>
-            <w:cs/>
-            <w:lang w:val="ar_AE" w:bidi="ar_AE"/>
-          </w:rPr>
-          <w:rPr>
-            <w:color w:val="0000EE"/>
-            <w:u w:val="single"/>
-          </w:rPr>
-          <w:t>مزامير 38: 11–12</w:t>
-        </w:r>
-      </w:hyperlink>
+      <w:r>
+        <w:rPr>
+          <w:rtl/>
+          <w:cs/>
+          <w:lang w:val="ar_AE" w:bidi="ar_AE"/>
+        </w:rPr>
+        <w:t>حزقيال 37: 16</w:t>
+      </w:r>
+    </w:p>
+    <w:p>
+      <w:pPr>
+        <w:pStyle w:val="ListBullet"/>
+        <w:bidi/>
+        <w:spacing w:line="240" w:lineRule="auto"/>
+        <w:ind w:left="720"/>
+      </w:pPr>
+      <w:r>
+        <w:rPr>
+          <w:rtl/>
+          <w:cs/>
+          <w:lang w:val="ar_AE" w:bidi="ar_AE"/>
+        </w:rPr>
+      </w:r>
+      <w:r>
+        <w:rPr>
+          <w:rtl/>
+          <w:cs/>
+          <w:lang w:val="ar_AE" w:bidi="ar_AE"/>
+        </w:rPr>
+        <w:t>عبرانيين 1: 9</w:t>
+      </w:r>
+    </w:p>
+    <w:p>
+      <w:pPr>
+        <w:pStyle w:val="ListBullet"/>
+        <w:bidi/>
+        <w:spacing w:line="240" w:lineRule="auto"/>
+        <w:ind w:left="720"/>
+      </w:pPr>
+      <w:r>
+        <w:rPr>
+          <w:rtl/>
+          <w:cs/>
+          <w:lang w:val="ar_AE" w:bidi="ar_AE"/>
+        </w:rPr>
+      </w:r>
+      <w:r>
+        <w:rPr>
+          <w:rtl/>
+          <w:cs/>
+          <w:lang w:val="ar_AE" w:bidi="ar_AE"/>
+        </w:rPr>
+        <w:t>أمثال 2: 17</w:t>
+      </w:r>
+    </w:p>
+    <w:p>
+      <w:pPr>
+        <w:pStyle w:val="ListBullet"/>
+        <w:bidi/>
+        <w:spacing w:line="240" w:lineRule="auto"/>
+        <w:ind w:left="720"/>
+      </w:pPr>
+      <w:r>
+        <w:rPr>
+          <w:rtl/>
+          <w:cs/>
+          <w:lang w:val="ar_AE" w:bidi="ar_AE"/>
+        </w:rPr>
+      </w:r>
+      <w:r>
+        <w:rPr>
+          <w:rtl/>
+          <w:cs/>
+          <w:lang w:val="ar_AE" w:bidi="ar_AE"/>
+        </w:rPr>
+        <w:t>مزامير 38: 11–12</w:t>
+      </w:r>
     </w:p>
     <w:p>
       <w:pPr>
@@ -17267,136 +16325,106 @@
           <w:lang w:val="ar_AE" w:bidi="ar_AE"/>
         </w:rPr>
       </w:r>
-      <w:hyperlink r:id="rId169">
-        <w:r>
-          <w:rPr>
-            <w:rtl/>
-            <w:cs/>
-            <w:lang w:val="ar_AE" w:bidi="ar_AE"/>
-          </w:rPr>
-          <w:rPr>
-            <w:color w:val="0000EE"/>
-            <w:u w:val="single"/>
-          </w:rPr>
-          <w:t>2 الملوك 25: 16–17</w:t>
-        </w:r>
-      </w:hyperlink>
-    </w:p>
-    <w:p>
-      <w:pPr>
-        <w:pStyle w:val="ListBullet"/>
-        <w:bidi/>
-        <w:spacing w:line="240" w:lineRule="auto"/>
-        <w:ind w:left="720"/>
-      </w:pPr>
-      <w:r>
-        <w:rPr>
-          <w:rtl/>
-          <w:cs/>
-          <w:lang w:val="ar_AE" w:bidi="ar_AE"/>
-        </w:rPr>
-      </w:r>
-      <w:hyperlink r:id="rId170">
-        <w:r>
-          <w:rPr>
-            <w:rtl/>
-            <w:cs/>
-            <w:lang w:val="ar_AE" w:bidi="ar_AE"/>
-          </w:rPr>
-          <w:rPr>
-            <w:color w:val="0000EE"/>
-            <w:u w:val="single"/>
-          </w:rPr>
-          <w:t>التثنية 8: 7–8</w:t>
-        </w:r>
-      </w:hyperlink>
-    </w:p>
-    <w:p>
-      <w:pPr>
-        <w:pStyle w:val="ListBullet"/>
-        <w:bidi/>
-        <w:spacing w:line="240" w:lineRule="auto"/>
-        <w:ind w:left="720"/>
-      </w:pPr>
-      <w:r>
-        <w:rPr>
-          <w:rtl/>
-          <w:cs/>
-          <w:lang w:val="ar_AE" w:bidi="ar_AE"/>
-        </w:rPr>
-      </w:r>
-      <w:hyperlink r:id="rId171">
-        <w:r>
-          <w:rPr>
-            <w:rtl/>
-            <w:cs/>
-            <w:lang w:val="ar_AE" w:bidi="ar_AE"/>
-          </w:rPr>
-          <w:rPr>
-            <w:color w:val="0000EE"/>
-            <w:u w:val="single"/>
-          </w:rPr>
-          <w:t>إرميا 52: 22–23</w:t>
-        </w:r>
-      </w:hyperlink>
-    </w:p>
-    <w:p>
-      <w:pPr>
-        <w:pStyle w:val="ListBullet"/>
-        <w:bidi/>
-        <w:spacing w:line="240" w:lineRule="auto"/>
-        <w:ind w:left="720"/>
-      </w:pPr>
-      <w:r>
-        <w:rPr>
-          <w:rtl/>
-          <w:cs/>
-          <w:lang w:val="ar_AE" w:bidi="ar_AE"/>
-        </w:rPr>
-      </w:r>
-      <w:hyperlink r:id="rId172">
-        <w:r>
-          <w:rPr>
-            <w:rtl/>
-            <w:cs/>
-            <w:lang w:val="ar_AE" w:bidi="ar_AE"/>
-          </w:rPr>
-          <w:rPr>
-            <w:color w:val="0000EE"/>
-            <w:u w:val="single"/>
-          </w:rPr>
-          <w:t>العدد 13: 23–24</w:t>
-        </w:r>
-      </w:hyperlink>
-    </w:p>
-    <w:p>
-      <w:pPr>
-        <w:pStyle w:val="ListBullet"/>
-        <w:bidi/>
-        <w:spacing w:line="240" w:lineRule="auto"/>
-        <w:ind w:left="720"/>
-      </w:pPr>
-      <w:r>
-        <w:rPr>
-          <w:rtl/>
-          <w:cs/>
-          <w:lang w:val="ar_AE" w:bidi="ar_AE"/>
-        </w:rPr>
-      </w:r>
-      <w:hyperlink r:id="rId173">
-        <w:r>
-          <w:rPr>
-            <w:rtl/>
-            <w:cs/>
-            <w:lang w:val="ar_AE" w:bidi="ar_AE"/>
-          </w:rPr>
-          <w:rPr>
-            <w:color w:val="0000EE"/>
-            <w:u w:val="single"/>
-          </w:rPr>
-          <w:t>العدد 20: 5</w:t>
-        </w:r>
-      </w:hyperlink>
+      <w:r>
+        <w:rPr>
+          <w:rtl/>
+          <w:cs/>
+          <w:lang w:val="ar_AE" w:bidi="ar_AE"/>
+        </w:rPr>
+        <w:t>2 الملوك 25: 16–17</w:t>
+      </w:r>
+    </w:p>
+    <w:p>
+      <w:pPr>
+        <w:pStyle w:val="ListBullet"/>
+        <w:bidi/>
+        <w:spacing w:line="240" w:lineRule="auto"/>
+        <w:ind w:left="720"/>
+      </w:pPr>
+      <w:r>
+        <w:rPr>
+          <w:rtl/>
+          <w:cs/>
+          <w:lang w:val="ar_AE" w:bidi="ar_AE"/>
+        </w:rPr>
+      </w:r>
+      <w:r>
+        <w:rPr>
+          <w:rtl/>
+          <w:cs/>
+          <w:lang w:val="ar_AE" w:bidi="ar_AE"/>
+        </w:rPr>
+        <w:t>التثنية 8: 7–8</w:t>
+      </w:r>
+    </w:p>
+    <w:p>
+      <w:pPr>
+        <w:pStyle w:val="ListBullet"/>
+        <w:bidi/>
+        <w:spacing w:line="240" w:lineRule="auto"/>
+        <w:ind w:left="720"/>
+      </w:pPr>
+      <w:r>
+        <w:rPr>
+          <w:rtl/>
+          <w:cs/>
+          <w:lang w:val="ar_AE" w:bidi="ar_AE"/>
+        </w:rPr>
+      </w:r>
+      <w:r>
+        <w:rPr>
+          <w:rtl/>
+          <w:cs/>
+          <w:lang w:val="ar_AE" w:bidi="ar_AE"/>
+        </w:rPr>
+        <w:t>إرميا 52: 22–23</w:t>
+      </w:r>
+    </w:p>
+    <w:p>
+      <w:pPr>
+        <w:pStyle w:val="ListBullet"/>
+        <w:bidi/>
+        <w:spacing w:line="240" w:lineRule="auto"/>
+        <w:ind w:left="720"/>
+      </w:pPr>
+      <w:r>
+        <w:rPr>
+          <w:rtl/>
+          <w:cs/>
+          <w:lang w:val="ar_AE" w:bidi="ar_AE"/>
+        </w:rPr>
+      </w:r>
+      <w:r>
+        <w:rPr>
+          <w:rtl/>
+          <w:cs/>
+          <w:lang w:val="ar_AE" w:bidi="ar_AE"/>
+        </w:rPr>
+        <w:t>العدد 13: 23–24</w:t>
+      </w:r>
+    </w:p>
+    <w:p>
+      <w:pPr>
+        <w:pStyle w:val="ListBullet"/>
+        <w:bidi/>
+        <w:spacing w:line="240" w:lineRule="auto"/>
+        <w:ind w:left="720"/>
+      </w:pPr>
+      <w:r>
+        <w:rPr>
+          <w:rtl/>
+          <w:cs/>
+          <w:lang w:val="ar_AE" w:bidi="ar_AE"/>
+        </w:rPr>
+      </w:r>
+      <w:r>
+        <w:rPr>
+          <w:rtl/>
+          <w:cs/>
+          <w:lang w:val="ar_AE" w:bidi="ar_AE"/>
+        </w:rPr>
+        <w:t>العدد 20: 5</w:t>
+      </w:r>
     </w:p>
     <w:p>
       <w:pPr>
@@ -17743,107 +16771,83 @@
           <w:lang w:val="ar_AE" w:bidi="ar_AE"/>
         </w:rPr>
       </w:r>
-      <w:hyperlink r:id="rId174">
-        <w:r>
-          <w:rPr>
-            <w:rtl/>
-            <w:cs/>
-            <w:lang w:val="ar_AE" w:bidi="ar_AE"/>
-          </w:rPr>
-          <w:rPr>
-            <w:color w:val="0000EE"/>
-            <w:u w:val="single"/>
-          </w:rPr>
-          <w:t>صموئيل الأول 13:19–21</w:t>
-        </w:r>
-      </w:hyperlink>
-    </w:p>
-    <w:p>
-      <w:pPr>
-        <w:pStyle w:val="ListBullet"/>
-        <w:bidi/>
-        <w:spacing w:line="240" w:lineRule="auto"/>
-        <w:ind w:left="720"/>
-      </w:pPr>
-      <w:r>
-        <w:rPr>
-          <w:rtl/>
-          <w:cs/>
-          <w:lang w:val="ar_AE" w:bidi="ar_AE"/>
-        </w:rPr>
-      </w:r>
-      <w:hyperlink r:id="rId175">
-        <w:r>
-          <w:rPr>
-            <w:rtl/>
-            <w:cs/>
-            <w:lang w:val="ar_AE" w:bidi="ar_AE"/>
-          </w:rPr>
-          <w:rPr>
-            <w:color w:val="0000EE"/>
-            <w:u w:val="single"/>
-          </w:rPr>
-          <w:t>صموئيل الثاني 21:19</w:t>
-        </w:r>
-      </w:hyperlink>
-    </w:p>
-    <w:p>
-      <w:pPr>
-        <w:pStyle w:val="ListBullet"/>
-        <w:bidi/>
-        <w:spacing w:line="240" w:lineRule="auto"/>
-        <w:ind w:left="720"/>
-      </w:pPr>
-      <w:r>
-        <w:rPr>
-          <w:rtl/>
-          <w:cs/>
-          <w:lang w:val="ar_AE" w:bidi="ar_AE"/>
-        </w:rPr>
-      </w:r>
-      <w:hyperlink r:id="rId176">
-        <w:r>
-          <w:rPr>
-            <w:rtl/>
-            <w:cs/>
-            <w:lang w:val="ar_AE" w:bidi="ar_AE"/>
-          </w:rPr>
-          <w:rPr>
-            <w:color w:val="0000EE"/>
-            <w:u w:val="single"/>
-          </w:rPr>
-          <w:t>نحميا 4:12–14</w:t>
-        </w:r>
-      </w:hyperlink>
-    </w:p>
-    <w:p>
-      <w:pPr>
-        <w:pStyle w:val="ListBullet"/>
-        <w:bidi/>
-        <w:spacing w:line="240" w:lineRule="auto"/>
-        <w:ind w:left="720"/>
-      </w:pPr>
-      <w:r>
-        <w:rPr>
-          <w:rtl/>
-          <w:cs/>
-          <w:lang w:val="ar_AE" w:bidi="ar_AE"/>
-        </w:rPr>
-      </w:r>
-      <w:hyperlink r:id="rId177">
-        <w:r>
-          <w:rPr>
-            <w:rtl/>
-            <w:cs/>
-            <w:lang w:val="ar_AE" w:bidi="ar_AE"/>
-          </w:rPr>
-          <w:rPr>
-            <w:color w:val="0000EE"/>
-            <w:u w:val="single"/>
-          </w:rPr>
-          <w:t>مزمور 35:3</w:t>
-        </w:r>
-      </w:hyperlink>
+      <w:r>
+        <w:rPr>
+          <w:rtl/>
+          <w:cs/>
+          <w:lang w:val="ar_AE" w:bidi="ar_AE"/>
+        </w:rPr>
+        <w:t>صموئيل الأول 13:19–21</w:t>
+      </w:r>
+    </w:p>
+    <w:p>
+      <w:pPr>
+        <w:pStyle w:val="ListBullet"/>
+        <w:bidi/>
+        <w:spacing w:line="240" w:lineRule="auto"/>
+        <w:ind w:left="720"/>
+      </w:pPr>
+      <w:r>
+        <w:rPr>
+          <w:rtl/>
+          <w:cs/>
+          <w:lang w:val="ar_AE" w:bidi="ar_AE"/>
+        </w:rPr>
+      </w:r>
+      <w:r>
+        <w:rPr>
+          <w:rtl/>
+          <w:cs/>
+          <w:lang w:val="ar_AE" w:bidi="ar_AE"/>
+        </w:rPr>
+        <w:t>صموئيل الثاني 21:19</w:t>
+      </w:r>
+    </w:p>
+    <w:p>
+      <w:pPr>
+        <w:pStyle w:val="ListBullet"/>
+        <w:bidi/>
+        <w:spacing w:line="240" w:lineRule="auto"/>
+        <w:ind w:left="720"/>
+      </w:pPr>
+      <w:r>
+        <w:rPr>
+          <w:rtl/>
+          <w:cs/>
+          <w:lang w:val="ar_AE" w:bidi="ar_AE"/>
+        </w:rPr>
+      </w:r>
+      <w:r>
+        <w:rPr>
+          <w:rtl/>
+          <w:cs/>
+          <w:lang w:val="ar_AE" w:bidi="ar_AE"/>
+        </w:rPr>
+        <w:t>نحميا 4:12–14</w:t>
+      </w:r>
+    </w:p>
+    <w:p>
+      <w:pPr>
+        <w:pStyle w:val="ListBullet"/>
+        <w:bidi/>
+        <w:spacing w:line="240" w:lineRule="auto"/>
+        <w:ind w:left="720"/>
+      </w:pPr>
+      <w:r>
+        <w:rPr>
+          <w:rtl/>
+          <w:cs/>
+          <w:lang w:val="ar_AE" w:bidi="ar_AE"/>
+        </w:rPr>
+      </w:r>
+      <w:r>
+        <w:rPr>
+          <w:rtl/>
+          <w:cs/>
+          <w:lang w:val="ar_AE" w:bidi="ar_AE"/>
+        </w:rPr>
+        <w:t>مزمور 35:3</w:t>
+      </w:r>
     </w:p>
     <w:p>
       <w:pPr>
@@ -18226,107 +17230,83 @@
           <w:lang w:val="ar_AE" w:bidi="ar_AE"/>
         </w:rPr>
       </w:r>
-      <w:hyperlink r:id="rId178">
-        <w:r>
-          <w:rPr>
-            <w:rtl/>
-            <w:cs/>
-            <w:lang w:val="ar_AE" w:bidi="ar_AE"/>
-          </w:rPr>
-          <w:rPr>
-            <w:color w:val="0000EE"/>
-            <w:u w:val="single"/>
-          </w:rPr>
-          <w:t>2 ملوك 5:18</w:t>
-        </w:r>
-      </w:hyperlink>
-    </w:p>
-    <w:p>
-      <w:pPr>
-        <w:pStyle w:val="ListBullet"/>
-        <w:bidi/>
-        <w:spacing w:line="240" w:lineRule="auto"/>
-        <w:ind w:left="720"/>
-      </w:pPr>
-      <w:r>
-        <w:rPr>
-          <w:rtl/>
-          <w:cs/>
-          <w:lang w:val="ar_AE" w:bidi="ar_AE"/>
-        </w:rPr>
-      </w:r>
-      <w:hyperlink r:id="rId179">
-        <w:r>
-          <w:rPr>
-            <w:rtl/>
-            <w:cs/>
-            <w:lang w:val="ar_AE" w:bidi="ar_AE"/>
-          </w:rPr>
-          <w:rPr>
-            <w:color w:val="0000EE"/>
-            <w:u w:val="single"/>
-          </w:rPr>
-          <w:t>2 صموئيل 4:5–7</w:t>
-        </w:r>
-      </w:hyperlink>
-    </w:p>
-    <w:p>
-      <w:pPr>
-        <w:pStyle w:val="ListBullet"/>
-        <w:bidi/>
-        <w:spacing w:line="240" w:lineRule="auto"/>
-        <w:ind w:left="720"/>
-      </w:pPr>
-      <w:r>
-        <w:rPr>
-          <w:rtl/>
-          <w:cs/>
-          <w:lang w:val="ar_AE" w:bidi="ar_AE"/>
-        </w:rPr>
-      </w:r>
-      <w:hyperlink r:id="rId180">
-        <w:r>
-          <w:rPr>
-            <w:rtl/>
-            <w:cs/>
-            <w:lang w:val="ar_AE" w:bidi="ar_AE"/>
-          </w:rPr>
-          <w:rPr>
-            <w:color w:val="0000EE"/>
-            <w:u w:val="single"/>
-          </w:rPr>
-          <w:t>القضاة 20:45–46</w:t>
-        </w:r>
-      </w:hyperlink>
-    </w:p>
-    <w:p>
-      <w:pPr>
-        <w:pStyle w:val="ListBullet"/>
-        <w:bidi/>
-        <w:spacing w:line="240" w:lineRule="auto"/>
-        <w:ind w:left="720"/>
-      </w:pPr>
-      <w:r>
-        <w:rPr>
-          <w:rtl/>
-          <w:cs/>
-          <w:lang w:val="ar_AE" w:bidi="ar_AE"/>
-        </w:rPr>
-      </w:r>
-      <w:hyperlink r:id="rId181">
-        <w:r>
-          <w:rPr>
-            <w:rtl/>
-            <w:cs/>
-            <w:lang w:val="ar_AE" w:bidi="ar_AE"/>
-          </w:rPr>
-          <w:rPr>
-            <w:color w:val="0000EE"/>
-            <w:u w:val="single"/>
-          </w:rPr>
-          <w:t>القضاة 21:13–15</w:t>
-        </w:r>
-      </w:hyperlink>
+      <w:r>
+        <w:rPr>
+          <w:rtl/>
+          <w:cs/>
+          <w:lang w:val="ar_AE" w:bidi="ar_AE"/>
+        </w:rPr>
+        <w:t>2 ملوك 5:18</w:t>
+      </w:r>
+    </w:p>
+    <w:p>
+      <w:pPr>
+        <w:pStyle w:val="ListBullet"/>
+        <w:bidi/>
+        <w:spacing w:line="240" w:lineRule="auto"/>
+        <w:ind w:left="720"/>
+      </w:pPr>
+      <w:r>
+        <w:rPr>
+          <w:rtl/>
+          <w:cs/>
+          <w:lang w:val="ar_AE" w:bidi="ar_AE"/>
+        </w:rPr>
+      </w:r>
+      <w:r>
+        <w:rPr>
+          <w:rtl/>
+          <w:cs/>
+          <w:lang w:val="ar_AE" w:bidi="ar_AE"/>
+        </w:rPr>
+        <w:t>2 صموئيل 4:5–7</w:t>
+      </w:r>
+    </w:p>
+    <w:p>
+      <w:pPr>
+        <w:pStyle w:val="ListBullet"/>
+        <w:bidi/>
+        <w:spacing w:line="240" w:lineRule="auto"/>
+        <w:ind w:left="720"/>
+      </w:pPr>
+      <w:r>
+        <w:rPr>
+          <w:rtl/>
+          <w:cs/>
+          <w:lang w:val="ar_AE" w:bidi="ar_AE"/>
+        </w:rPr>
+      </w:r>
+      <w:r>
+        <w:rPr>
+          <w:rtl/>
+          <w:cs/>
+          <w:lang w:val="ar_AE" w:bidi="ar_AE"/>
+        </w:rPr>
+        <w:t>القضاة 20:45–46</w:t>
+      </w:r>
+    </w:p>
+    <w:p>
+      <w:pPr>
+        <w:pStyle w:val="ListBullet"/>
+        <w:bidi/>
+        <w:spacing w:line="240" w:lineRule="auto"/>
+        <w:ind w:left="720"/>
+      </w:pPr>
+      <w:r>
+        <w:rPr>
+          <w:rtl/>
+          <w:cs/>
+          <w:lang w:val="ar_AE" w:bidi="ar_AE"/>
+        </w:rPr>
+      </w:r>
+      <w:r>
+        <w:rPr>
+          <w:rtl/>
+          <w:cs/>
+          <w:lang w:val="ar_AE" w:bidi="ar_AE"/>
+        </w:rPr>
+        <w:t>القضاة 21:13–15</w:t>
+      </w:r>
     </w:p>
     <w:p>
       <w:pPr>
@@ -18595,136 +17575,106 @@
           <w:lang w:val="ar_AE" w:bidi="ar_AE"/>
         </w:rPr>
       </w:r>
-      <w:hyperlink r:id="rId182">
-        <w:r>
-          <w:rPr>
-            <w:rtl/>
-            <w:cs/>
-            <w:lang w:val="ar_AE" w:bidi="ar_AE"/>
-          </w:rPr>
-          <w:rPr>
-            <w:color w:val="0000EE"/>
-            <w:u w:val="single"/>
-          </w:rPr>
-          <w:t>1 أخبار الأيام 17: 21</w:t>
-        </w:r>
-      </w:hyperlink>
-    </w:p>
-    <w:p>
-      <w:pPr>
-        <w:pStyle w:val="ListBullet"/>
-        <w:bidi/>
-        <w:spacing w:line="240" w:lineRule="auto"/>
-        <w:ind w:left="720"/>
-      </w:pPr>
-      <w:r>
-        <w:rPr>
-          <w:rtl/>
-          <w:cs/>
-          <w:lang w:val="ar_AE" w:bidi="ar_AE"/>
-        </w:rPr>
-      </w:r>
-      <w:hyperlink r:id="rId183">
-        <w:r>
-          <w:rPr>
-            <w:rtl/>
-            <w:cs/>
-            <w:lang w:val="ar_AE" w:bidi="ar_AE"/>
-          </w:rPr>
-          <w:rPr>
-            <w:color w:val="0000EE"/>
-            <w:u w:val="single"/>
-          </w:rPr>
-          <w:t>تكوين 28: 16–17</w:t>
-        </w:r>
-      </w:hyperlink>
-    </w:p>
-    <w:p>
-      <w:pPr>
-        <w:pStyle w:val="ListBullet"/>
-        <w:bidi/>
-        <w:spacing w:line="240" w:lineRule="auto"/>
-        <w:ind w:left="720"/>
-      </w:pPr>
-      <w:r>
-        <w:rPr>
-          <w:rtl/>
-          <w:cs/>
-          <w:lang w:val="ar_AE" w:bidi="ar_AE"/>
-        </w:rPr>
-      </w:r>
-      <w:hyperlink r:id="rId184">
-        <w:r>
-          <w:rPr>
-            <w:rtl/>
-            <w:cs/>
-            <w:lang w:val="ar_AE" w:bidi="ar_AE"/>
-          </w:rPr>
-          <w:rPr>
-            <w:color w:val="0000EE"/>
-            <w:u w:val="single"/>
-          </w:rPr>
-          <w:t>عبرانيين 12: 28</w:t>
-        </w:r>
-      </w:hyperlink>
-    </w:p>
-    <w:p>
-      <w:pPr>
-        <w:pStyle w:val="ListBullet"/>
-        <w:bidi/>
-        <w:spacing w:line="240" w:lineRule="auto"/>
-        <w:ind w:left="720"/>
-      </w:pPr>
-      <w:r>
-        <w:rPr>
-          <w:rtl/>
-          <w:cs/>
-          <w:lang w:val="ar_AE" w:bidi="ar_AE"/>
-        </w:rPr>
-      </w:r>
-      <w:hyperlink r:id="rId185">
-        <w:r>
-          <w:rPr>
-            <w:rtl/>
-            <w:cs/>
-            <w:lang w:val="ar_AE" w:bidi="ar_AE"/>
-          </w:rPr>
-          <w:rPr>
-            <w:color w:val="0000EE"/>
-            <w:u w:val="single"/>
-          </w:rPr>
-          <w:t>مزمور 22: 23</w:t>
-        </w:r>
-      </w:hyperlink>
-    </w:p>
-    <w:p>
-      <w:pPr>
-        <w:pStyle w:val="ListBullet"/>
-        <w:bidi/>
-        <w:spacing w:line="240" w:lineRule="auto"/>
-        <w:ind w:left="720"/>
-      </w:pPr>
-      <w:r>
-        <w:rPr>
-          <w:rtl/>
-          <w:cs/>
-          <w:lang w:val="ar_AE" w:bidi="ar_AE"/>
-        </w:rPr>
-      </w:r>
-      <w:hyperlink r:id="rId186">
-        <w:r>
-          <w:rPr>
-            <w:rtl/>
-            <w:cs/>
-            <w:lang w:val="ar_AE" w:bidi="ar_AE"/>
-          </w:rPr>
-          <w:rPr>
-            <w:color w:val="0000EE"/>
-            <w:u w:val="single"/>
-          </w:rPr>
-          <w:t>مزامير 147: 4–5</w:t>
-        </w:r>
-      </w:hyperlink>
+      <w:r>
+        <w:rPr>
+          <w:rtl/>
+          <w:cs/>
+          <w:lang w:val="ar_AE" w:bidi="ar_AE"/>
+        </w:rPr>
+        <w:t>1 أخبار الأيام 17: 21</w:t>
+      </w:r>
+    </w:p>
+    <w:p>
+      <w:pPr>
+        <w:pStyle w:val="ListBullet"/>
+        <w:bidi/>
+        <w:spacing w:line="240" w:lineRule="auto"/>
+        <w:ind w:left="720"/>
+      </w:pPr>
+      <w:r>
+        <w:rPr>
+          <w:rtl/>
+          <w:cs/>
+          <w:lang w:val="ar_AE" w:bidi="ar_AE"/>
+        </w:rPr>
+      </w:r>
+      <w:r>
+        <w:rPr>
+          <w:rtl/>
+          <w:cs/>
+          <w:lang w:val="ar_AE" w:bidi="ar_AE"/>
+        </w:rPr>
+        <w:t>تكوين 28: 16–17</w:t>
+      </w:r>
+    </w:p>
+    <w:p>
+      <w:pPr>
+        <w:pStyle w:val="ListBullet"/>
+        <w:bidi/>
+        <w:spacing w:line="240" w:lineRule="auto"/>
+        <w:ind w:left="720"/>
+      </w:pPr>
+      <w:r>
+        <w:rPr>
+          <w:rtl/>
+          <w:cs/>
+          <w:lang w:val="ar_AE" w:bidi="ar_AE"/>
+        </w:rPr>
+      </w:r>
+      <w:r>
+        <w:rPr>
+          <w:rtl/>
+          <w:cs/>
+          <w:lang w:val="ar_AE" w:bidi="ar_AE"/>
+        </w:rPr>
+        <w:t>عبرانيين 12: 28</w:t>
+      </w:r>
+    </w:p>
+    <w:p>
+      <w:pPr>
+        <w:pStyle w:val="ListBullet"/>
+        <w:bidi/>
+        <w:spacing w:line="240" w:lineRule="auto"/>
+        <w:ind w:left="720"/>
+      </w:pPr>
+      <w:r>
+        <w:rPr>
+          <w:rtl/>
+          <w:cs/>
+          <w:lang w:val="ar_AE" w:bidi="ar_AE"/>
+        </w:rPr>
+      </w:r>
+      <w:r>
+        <w:rPr>
+          <w:rtl/>
+          <w:cs/>
+          <w:lang w:val="ar_AE" w:bidi="ar_AE"/>
+        </w:rPr>
+        <w:t>مزمور 22: 23</w:t>
+      </w:r>
+    </w:p>
+    <w:p>
+      <w:pPr>
+        <w:pStyle w:val="ListBullet"/>
+        <w:bidi/>
+        <w:spacing w:line="240" w:lineRule="auto"/>
+        <w:ind w:left="720"/>
+      </w:pPr>
+      <w:r>
+        <w:rPr>
+          <w:rtl/>
+          <w:cs/>
+          <w:lang w:val="ar_AE" w:bidi="ar_AE"/>
+        </w:rPr>
+      </w:r>
+      <w:r>
+        <w:rPr>
+          <w:rtl/>
+          <w:cs/>
+          <w:lang w:val="ar_AE" w:bidi="ar_AE"/>
+        </w:rPr>
+        <w:t>مزامير 147: 4–5</w:t>
+      </w:r>
     </w:p>
     <w:p>
       <w:pPr>
@@ -19103,107 +18053,83 @@
           <w:lang w:val="ar_AE" w:bidi="ar_AE"/>
         </w:rPr>
       </w:r>
-      <w:hyperlink r:id="rId187">
-        <w:r>
-          <w:rPr>
-            <w:rtl/>
-            <w:cs/>
-            <w:lang w:val="ar_AE" w:bidi="ar_AE"/>
-          </w:rPr>
-          <w:rPr>
-            <w:color w:val="0000EE"/>
-            <w:u w:val="single"/>
-          </w:rPr>
-          <w:t>تثنية2 :25</w:t>
-        </w:r>
-      </w:hyperlink>
-    </w:p>
-    <w:p>
-      <w:pPr>
-        <w:pStyle w:val="ListBullet"/>
-        <w:bidi/>
-        <w:spacing w:line="240" w:lineRule="auto"/>
-        <w:ind w:left="720"/>
-      </w:pPr>
-      <w:r>
-        <w:rPr>
-          <w:rtl/>
-          <w:cs/>
-          <w:lang w:val="ar_AE" w:bidi="ar_AE"/>
-        </w:rPr>
-      </w:r>
-      <w:hyperlink r:id="rId188">
-        <w:r>
-          <w:rPr>
-            <w:rtl/>
-            <w:cs/>
-            <w:lang w:val="ar_AE" w:bidi="ar_AE"/>
-          </w:rPr>
-          <w:rPr>
-            <w:color w:val="0000EE"/>
-            <w:u w:val="single"/>
-          </w:rPr>
-          <w:t>خروج14 :10</w:t>
-        </w:r>
-      </w:hyperlink>
-    </w:p>
-    <w:p>
-      <w:pPr>
-        <w:pStyle w:val="ListBullet"/>
-        <w:bidi/>
-        <w:spacing w:line="240" w:lineRule="auto"/>
-        <w:ind w:left="720"/>
-      </w:pPr>
-      <w:r>
-        <w:rPr>
-          <w:rtl/>
-          <w:cs/>
-          <w:lang w:val="ar_AE" w:bidi="ar_AE"/>
-        </w:rPr>
-      </w:r>
-      <w:hyperlink r:id="rId189">
-        <w:r>
-          <w:rPr>
-            <w:rtl/>
-            <w:cs/>
-            <w:lang w:val="ar_AE" w:bidi="ar_AE"/>
-          </w:rPr>
-          <w:rPr>
-            <w:color w:val="0000EE"/>
-            <w:u w:val="single"/>
-          </w:rPr>
-          <w:t>لوقا21 :9</w:t>
-        </w:r>
-      </w:hyperlink>
-    </w:p>
-    <w:p>
-      <w:pPr>
-        <w:pStyle w:val="ListBullet"/>
-        <w:bidi/>
-        <w:spacing w:line="240" w:lineRule="auto"/>
-        <w:ind w:left="720"/>
-      </w:pPr>
-      <w:r>
-        <w:rPr>
-          <w:rtl/>
-          <w:cs/>
-          <w:lang w:val="ar_AE" w:bidi="ar_AE"/>
-        </w:rPr>
-      </w:r>
-      <w:hyperlink r:id="rId190">
-        <w:r>
-          <w:rPr>
-            <w:rtl/>
-            <w:cs/>
-            <w:lang w:val="ar_AE" w:bidi="ar_AE"/>
-          </w:rPr>
-          <w:rPr>
-            <w:color w:val="0000EE"/>
-            <w:u w:val="single"/>
-          </w:rPr>
-          <w:t>مرقس6 :48–50</w:t>
-        </w:r>
-      </w:hyperlink>
+      <w:r>
+        <w:rPr>
+          <w:rtl/>
+          <w:cs/>
+          <w:lang w:val="ar_AE" w:bidi="ar_AE"/>
+        </w:rPr>
+        <w:t>تثنية2 :25</w:t>
+      </w:r>
+    </w:p>
+    <w:p>
+      <w:pPr>
+        <w:pStyle w:val="ListBullet"/>
+        <w:bidi/>
+        <w:spacing w:line="240" w:lineRule="auto"/>
+        <w:ind w:left="720"/>
+      </w:pPr>
+      <w:r>
+        <w:rPr>
+          <w:rtl/>
+          <w:cs/>
+          <w:lang w:val="ar_AE" w:bidi="ar_AE"/>
+        </w:rPr>
+      </w:r>
+      <w:r>
+        <w:rPr>
+          <w:rtl/>
+          <w:cs/>
+          <w:lang w:val="ar_AE" w:bidi="ar_AE"/>
+        </w:rPr>
+        <w:t>خروج14 :10</w:t>
+      </w:r>
+    </w:p>
+    <w:p>
+      <w:pPr>
+        <w:pStyle w:val="ListBullet"/>
+        <w:bidi/>
+        <w:spacing w:line="240" w:lineRule="auto"/>
+        <w:ind w:left="720"/>
+      </w:pPr>
+      <w:r>
+        <w:rPr>
+          <w:rtl/>
+          <w:cs/>
+          <w:lang w:val="ar_AE" w:bidi="ar_AE"/>
+        </w:rPr>
+      </w:r>
+      <w:r>
+        <w:rPr>
+          <w:rtl/>
+          <w:cs/>
+          <w:lang w:val="ar_AE" w:bidi="ar_AE"/>
+        </w:rPr>
+        <w:t>لوقا21 :9</w:t>
+      </w:r>
+    </w:p>
+    <w:p>
+      <w:pPr>
+        <w:pStyle w:val="ListBullet"/>
+        <w:bidi/>
+        <w:spacing w:line="240" w:lineRule="auto"/>
+        <w:ind w:left="720"/>
+      </w:pPr>
+      <w:r>
+        <w:rPr>
+          <w:rtl/>
+          <w:cs/>
+          <w:lang w:val="ar_AE" w:bidi="ar_AE"/>
+        </w:rPr>
+      </w:r>
+      <w:r>
+        <w:rPr>
+          <w:rtl/>
+          <w:cs/>
+          <w:lang w:val="ar_AE" w:bidi="ar_AE"/>
+        </w:rPr>
+        <w:t>مرقس6 :48–50</w:t>
+      </w:r>
     </w:p>
     <w:p>
       <w:pPr>
@@ -19479,107 +18405,83 @@
           <w:lang w:val="ar_AE" w:bidi="ar_AE"/>
         </w:rPr>
       </w:r>
-      <w:hyperlink r:id="rId191">
-        <w:r>
-          <w:rPr>
-            <w:rtl/>
-            <w:cs/>
-            <w:lang w:val="ar_AE" w:bidi="ar_AE"/>
-          </w:rPr>
-          <w:rPr>
-            <w:color w:val="0000EE"/>
-            <w:u w:val="single"/>
-          </w:rPr>
-          <w:t>1 ملوك 14:10</w:t>
-        </w:r>
-      </w:hyperlink>
-    </w:p>
-    <w:p>
-      <w:pPr>
-        <w:pStyle w:val="ListBullet"/>
-        <w:bidi/>
-        <w:spacing w:line="240" w:lineRule="auto"/>
-        <w:ind w:left="720"/>
-      </w:pPr>
-      <w:r>
-        <w:rPr>
-          <w:rtl/>
-          <w:cs/>
-          <w:lang w:val="ar_AE" w:bidi="ar_AE"/>
-        </w:rPr>
-      </w:r>
-      <w:hyperlink r:id="rId192">
-        <w:r>
-          <w:rPr>
-            <w:rtl/>
-            <w:cs/>
-            <w:lang w:val="ar_AE" w:bidi="ar_AE"/>
-          </w:rPr>
-          <w:rPr>
-            <w:color w:val="0000EE"/>
-            <w:u w:val="single"/>
-          </w:rPr>
-          <w:t>2 ملوك 6:25</w:t>
-        </w:r>
-      </w:hyperlink>
-    </w:p>
-    <w:p>
-      <w:pPr>
-        <w:pStyle w:val="ListBullet"/>
-        <w:bidi/>
-        <w:spacing w:line="240" w:lineRule="auto"/>
-        <w:ind w:left="720"/>
-      </w:pPr>
-      <w:r>
-        <w:rPr>
-          <w:rtl/>
-          <w:cs/>
-          <w:lang w:val="ar_AE" w:bidi="ar_AE"/>
-        </w:rPr>
-      </w:r>
-      <w:hyperlink r:id="rId193">
-        <w:r>
-          <w:rPr>
-            <w:rtl/>
-            <w:cs/>
-            <w:lang w:val="ar_AE" w:bidi="ar_AE"/>
-          </w:rPr>
-          <w:rPr>
-            <w:color w:val="0000EE"/>
-            <w:u w:val="single"/>
-          </w:rPr>
-          <w:t>إشعياء 25:10</w:t>
-        </w:r>
-      </w:hyperlink>
-    </w:p>
-    <w:p>
-      <w:pPr>
-        <w:pStyle w:val="ListBullet"/>
-        <w:bidi/>
-        <w:spacing w:line="240" w:lineRule="auto"/>
-        <w:ind w:left="720"/>
-      </w:pPr>
-      <w:r>
-        <w:rPr>
-          <w:rtl/>
-          <w:cs/>
-          <w:lang w:val="ar_AE" w:bidi="ar_AE"/>
-        </w:rPr>
-      </w:r>
-      <w:hyperlink r:id="rId194">
-        <w:r>
-          <w:rPr>
-            <w:rtl/>
-            <w:cs/>
-            <w:lang w:val="ar_AE" w:bidi="ar_AE"/>
-          </w:rPr>
-          <w:rPr>
-            <w:color w:val="0000EE"/>
-            <w:u w:val="single"/>
-          </w:rPr>
-          <w:t>إرميا 8:2</w:t>
-        </w:r>
-      </w:hyperlink>
+      <w:r>
+        <w:rPr>
+          <w:rtl/>
+          <w:cs/>
+          <w:lang w:val="ar_AE" w:bidi="ar_AE"/>
+        </w:rPr>
+        <w:t>1 ملوك 14:10</w:t>
+      </w:r>
+    </w:p>
+    <w:p>
+      <w:pPr>
+        <w:pStyle w:val="ListBullet"/>
+        <w:bidi/>
+        <w:spacing w:line="240" w:lineRule="auto"/>
+        <w:ind w:left="720"/>
+      </w:pPr>
+      <w:r>
+        <w:rPr>
+          <w:rtl/>
+          <w:cs/>
+          <w:lang w:val="ar_AE" w:bidi="ar_AE"/>
+        </w:rPr>
+      </w:r>
+      <w:r>
+        <w:rPr>
+          <w:rtl/>
+          <w:cs/>
+          <w:lang w:val="ar_AE" w:bidi="ar_AE"/>
+        </w:rPr>
+        <w:t>2 ملوك 6:25</w:t>
+      </w:r>
+    </w:p>
+    <w:p>
+      <w:pPr>
+        <w:pStyle w:val="ListBullet"/>
+        <w:bidi/>
+        <w:spacing w:line="240" w:lineRule="auto"/>
+        <w:ind w:left="720"/>
+      </w:pPr>
+      <w:r>
+        <w:rPr>
+          <w:rtl/>
+          <w:cs/>
+          <w:lang w:val="ar_AE" w:bidi="ar_AE"/>
+        </w:rPr>
+      </w:r>
+      <w:r>
+        <w:rPr>
+          <w:rtl/>
+          <w:cs/>
+          <w:lang w:val="ar_AE" w:bidi="ar_AE"/>
+        </w:rPr>
+        <w:t>إشعياء 25:10</w:t>
+      </w:r>
+    </w:p>
+    <w:p>
+      <w:pPr>
+        <w:pStyle w:val="ListBullet"/>
+        <w:bidi/>
+        <w:spacing w:line="240" w:lineRule="auto"/>
+        <w:ind w:left="720"/>
+      </w:pPr>
+      <w:r>
+        <w:rPr>
+          <w:rtl/>
+          <w:cs/>
+          <w:lang w:val="ar_AE" w:bidi="ar_AE"/>
+        </w:rPr>
+      </w:r>
+      <w:r>
+        <w:rPr>
+          <w:rtl/>
+          <w:cs/>
+          <w:lang w:val="ar_AE" w:bidi="ar_AE"/>
+        </w:rPr>
+        <w:t>إرميا 8:2</w:t>
+      </w:r>
     </w:p>
     <w:p>
       <w:pPr>
@@ -20131,339 +19033,267 @@
           <w:lang w:val="ar_AE" w:bidi="ar_AE"/>
         </w:rPr>
       </w:r>
-      <w:hyperlink r:id="rId195">
-        <w:r>
-          <w:rPr>
-            <w:rtl/>
-            <w:cs/>
-            <w:lang w:val="ar_AE" w:bidi="ar_AE"/>
-          </w:rPr>
-          <w:rPr>
-            <w:color w:val="0000EE"/>
-            <w:u w:val="single"/>
-          </w:rPr>
-          <w:t>1كورنثوس 5: 5</w:t>
-        </w:r>
-      </w:hyperlink>
-    </w:p>
-    <w:p>
-      <w:pPr>
-        <w:pStyle w:val="ListBullet"/>
-        <w:bidi/>
-        <w:spacing w:line="240" w:lineRule="auto"/>
-        <w:ind w:left="720"/>
-      </w:pPr>
-      <w:r>
-        <w:rPr>
-          <w:rtl/>
-          <w:cs/>
-          <w:lang w:val="ar_AE" w:bidi="ar_AE"/>
-        </w:rPr>
-      </w:r>
-      <w:hyperlink r:id="rId196">
-        <w:r>
-          <w:rPr>
-            <w:rtl/>
-            <w:cs/>
-            <w:lang w:val="ar_AE" w:bidi="ar_AE"/>
-          </w:rPr>
-          <w:rPr>
-            <w:color w:val="0000EE"/>
-            <w:u w:val="single"/>
-          </w:rPr>
-          <w:t>1يوحنا 4: 3</w:t>
-        </w:r>
-      </w:hyperlink>
-    </w:p>
-    <w:p>
-      <w:pPr>
-        <w:pStyle w:val="ListBullet"/>
-        <w:bidi/>
-        <w:spacing w:line="240" w:lineRule="auto"/>
-        <w:ind w:left="720"/>
-      </w:pPr>
-      <w:r>
-        <w:rPr>
-          <w:rtl/>
-          <w:cs/>
-          <w:lang w:val="ar_AE" w:bidi="ar_AE"/>
-        </w:rPr>
-      </w:r>
-      <w:hyperlink r:id="rId197">
-        <w:r>
-          <w:rPr>
-            <w:rtl/>
-            <w:cs/>
-            <w:lang w:val="ar_AE" w:bidi="ar_AE"/>
-          </w:rPr>
-          <w:rPr>
-            <w:color w:val="0000EE"/>
-            <w:u w:val="single"/>
-          </w:rPr>
-          <w:t>1تسالونيكي 5 :23</w:t>
-        </w:r>
-      </w:hyperlink>
-    </w:p>
-    <w:p>
-      <w:pPr>
-        <w:pStyle w:val="ListBullet"/>
-        <w:bidi/>
-        <w:spacing w:line="240" w:lineRule="auto"/>
-        <w:ind w:left="720"/>
-      </w:pPr>
-      <w:r>
-        <w:rPr>
-          <w:rtl/>
-          <w:cs/>
-          <w:lang w:val="ar_AE" w:bidi="ar_AE"/>
-        </w:rPr>
-      </w:r>
-      <w:hyperlink r:id="rId198">
-        <w:r>
-          <w:rPr>
-            <w:rtl/>
-            <w:cs/>
-            <w:lang w:val="ar_AE" w:bidi="ar_AE"/>
-          </w:rPr>
-          <w:rPr>
-            <w:color w:val="0000EE"/>
-            <w:u w:val="single"/>
-          </w:rPr>
-          <w:t>أعمال الرسل 5 :9</w:t>
-        </w:r>
-      </w:hyperlink>
-    </w:p>
-    <w:p>
-      <w:pPr>
-        <w:pStyle w:val="ListBullet"/>
-        <w:bidi/>
-        <w:spacing w:line="240" w:lineRule="auto"/>
-        <w:ind w:left="720"/>
-      </w:pPr>
-      <w:r>
-        <w:rPr>
-          <w:rtl/>
-          <w:cs/>
-          <w:lang w:val="ar_AE" w:bidi="ar_AE"/>
-        </w:rPr>
-      </w:r>
-      <w:hyperlink r:id="rId199">
-        <w:r>
-          <w:rPr>
-            <w:rtl/>
-            <w:cs/>
-            <w:lang w:val="ar_AE" w:bidi="ar_AE"/>
-          </w:rPr>
-          <w:rPr>
-            <w:color w:val="0000EE"/>
-            <w:u w:val="single"/>
-          </w:rPr>
-          <w:t>كولوسي 1: 9</w:t>
-        </w:r>
-      </w:hyperlink>
-    </w:p>
-    <w:p>
-      <w:pPr>
-        <w:pStyle w:val="ListBullet"/>
-        <w:bidi/>
-        <w:spacing w:line="240" w:lineRule="auto"/>
-        <w:ind w:left="720"/>
-      </w:pPr>
-      <w:r>
-        <w:rPr>
-          <w:rtl/>
-          <w:cs/>
-          <w:lang w:val="ar_AE" w:bidi="ar_AE"/>
-        </w:rPr>
-      </w:r>
-      <w:hyperlink r:id="rId200">
-        <w:r>
-          <w:rPr>
-            <w:rtl/>
-            <w:cs/>
-            <w:lang w:val="ar_AE" w:bidi="ar_AE"/>
-          </w:rPr>
-          <w:rPr>
-            <w:color w:val="0000EE"/>
-            <w:u w:val="single"/>
-          </w:rPr>
-          <w:t>أفسس 4 :23</w:t>
-        </w:r>
-      </w:hyperlink>
-    </w:p>
-    <w:p>
-      <w:pPr>
-        <w:pStyle w:val="ListBullet"/>
-        <w:bidi/>
-        <w:spacing w:line="240" w:lineRule="auto"/>
-        <w:ind w:left="720"/>
-      </w:pPr>
-      <w:r>
-        <w:rPr>
-          <w:rtl/>
-          <w:cs/>
-          <w:lang w:val="ar_AE" w:bidi="ar_AE"/>
-        </w:rPr>
-      </w:r>
-      <w:hyperlink r:id="rId201">
-        <w:r>
-          <w:rPr>
-            <w:rtl/>
-            <w:cs/>
-            <w:lang w:val="ar_AE" w:bidi="ar_AE"/>
-          </w:rPr>
-          <w:rPr>
-            <w:color w:val="0000EE"/>
-            <w:u w:val="single"/>
-          </w:rPr>
-          <w:t>تكوين 7 :21–22</w:t>
-        </w:r>
-      </w:hyperlink>
-    </w:p>
-    <w:p>
-      <w:pPr>
-        <w:pStyle w:val="ListBullet"/>
-        <w:bidi/>
-        <w:spacing w:line="240" w:lineRule="auto"/>
-        <w:ind w:left="720"/>
-      </w:pPr>
-      <w:r>
-        <w:rPr>
-          <w:rtl/>
-          <w:cs/>
-          <w:lang w:val="ar_AE" w:bidi="ar_AE"/>
-        </w:rPr>
-      </w:r>
-      <w:hyperlink r:id="rId202">
-        <w:r>
-          <w:rPr>
-            <w:rtl/>
-            <w:cs/>
-            <w:lang w:val="ar_AE" w:bidi="ar_AE"/>
-          </w:rPr>
-          <w:rPr>
-            <w:color w:val="0000EE"/>
-            <w:u w:val="single"/>
-          </w:rPr>
-          <w:t>تكوين 8: 1</w:t>
-        </w:r>
-      </w:hyperlink>
-    </w:p>
-    <w:p>
-      <w:pPr>
-        <w:pStyle w:val="ListBullet"/>
-        <w:bidi/>
-        <w:spacing w:line="240" w:lineRule="auto"/>
-        <w:ind w:left="720"/>
-      </w:pPr>
-      <w:r>
-        <w:rPr>
-          <w:rtl/>
-          <w:cs/>
-          <w:lang w:val="ar_AE" w:bidi="ar_AE"/>
-        </w:rPr>
-      </w:r>
-      <w:hyperlink r:id="rId203">
-        <w:r>
-          <w:rPr>
-            <w:rtl/>
-            <w:cs/>
-            <w:lang w:val="ar_AE" w:bidi="ar_AE"/>
-          </w:rPr>
-          <w:rPr>
-            <w:color w:val="0000EE"/>
-            <w:u w:val="single"/>
-          </w:rPr>
-          <w:t>إشعياء 4: 4</w:t>
-        </w:r>
-      </w:hyperlink>
-    </w:p>
-    <w:p>
-      <w:pPr>
-        <w:pStyle w:val="ListBullet"/>
-        <w:bidi/>
-        <w:spacing w:line="240" w:lineRule="auto"/>
-        <w:ind w:left="720"/>
-      </w:pPr>
-      <w:r>
-        <w:rPr>
-          <w:rtl/>
-          <w:cs/>
-          <w:lang w:val="ar_AE" w:bidi="ar_AE"/>
-        </w:rPr>
-      </w:r>
-      <w:hyperlink r:id="rId204">
-        <w:r>
-          <w:rPr>
-            <w:rtl/>
-            <w:cs/>
-            <w:lang w:val="ar_AE" w:bidi="ar_AE"/>
-          </w:rPr>
-          <w:rPr>
-            <w:color w:val="0000EE"/>
-            <w:u w:val="single"/>
-          </w:rPr>
-          <w:t>مرقس 1 :23–26</w:t>
-        </w:r>
-      </w:hyperlink>
-    </w:p>
-    <w:p>
-      <w:pPr>
-        <w:pStyle w:val="ListBullet"/>
-        <w:bidi/>
-        <w:spacing w:line="240" w:lineRule="auto"/>
-        <w:ind w:left="720"/>
-      </w:pPr>
-      <w:r>
-        <w:rPr>
-          <w:rtl/>
-          <w:cs/>
-          <w:lang w:val="ar_AE" w:bidi="ar_AE"/>
-        </w:rPr>
-      </w:r>
-      <w:hyperlink r:id="rId205">
-        <w:r>
-          <w:rPr>
-            <w:rtl/>
-            <w:cs/>
-            <w:lang w:val="ar_AE" w:bidi="ar_AE"/>
-          </w:rPr>
-          <w:rPr>
-            <w:color w:val="0000EE"/>
-            <w:u w:val="single"/>
-          </w:rPr>
-          <w:t>متى 26: 41</w:t>
-        </w:r>
-      </w:hyperlink>
-    </w:p>
-    <w:p>
-      <w:pPr>
-        <w:pStyle w:val="ListBullet"/>
-        <w:bidi/>
-        <w:spacing w:line="240" w:lineRule="auto"/>
-        <w:ind w:left="720"/>
-      </w:pPr>
-      <w:r>
-        <w:rPr>
-          <w:rtl/>
-          <w:cs/>
-          <w:lang w:val="ar_AE" w:bidi="ar_AE"/>
-        </w:rPr>
-      </w:r>
-      <w:hyperlink r:id="rId206">
-        <w:r>
-          <w:rPr>
-            <w:rtl/>
-            <w:cs/>
-            <w:lang w:val="ar_AE" w:bidi="ar_AE"/>
-          </w:rPr>
-          <w:rPr>
-            <w:color w:val="0000EE"/>
-            <w:u w:val="single"/>
-          </w:rPr>
-          <w:t>فيلبي 1 :27</w:t>
-        </w:r>
-      </w:hyperlink>
+      <w:r>
+        <w:rPr>
+          <w:rtl/>
+          <w:cs/>
+          <w:lang w:val="ar_AE" w:bidi="ar_AE"/>
+        </w:rPr>
+        <w:t>1كورنثوس 5: 5</w:t>
+      </w:r>
+    </w:p>
+    <w:p>
+      <w:pPr>
+        <w:pStyle w:val="ListBullet"/>
+        <w:bidi/>
+        <w:spacing w:line="240" w:lineRule="auto"/>
+        <w:ind w:left="720"/>
+      </w:pPr>
+      <w:r>
+        <w:rPr>
+          <w:rtl/>
+          <w:cs/>
+          <w:lang w:val="ar_AE" w:bidi="ar_AE"/>
+        </w:rPr>
+      </w:r>
+      <w:r>
+        <w:rPr>
+          <w:rtl/>
+          <w:cs/>
+          <w:lang w:val="ar_AE" w:bidi="ar_AE"/>
+        </w:rPr>
+        <w:t>1يوحنا 4: 3</w:t>
+      </w:r>
+    </w:p>
+    <w:p>
+      <w:pPr>
+        <w:pStyle w:val="ListBullet"/>
+        <w:bidi/>
+        <w:spacing w:line="240" w:lineRule="auto"/>
+        <w:ind w:left="720"/>
+      </w:pPr>
+      <w:r>
+        <w:rPr>
+          <w:rtl/>
+          <w:cs/>
+          <w:lang w:val="ar_AE" w:bidi="ar_AE"/>
+        </w:rPr>
+      </w:r>
+      <w:r>
+        <w:rPr>
+          <w:rtl/>
+          <w:cs/>
+          <w:lang w:val="ar_AE" w:bidi="ar_AE"/>
+        </w:rPr>
+        <w:t>1تسالونيكي 5 :23</w:t>
+      </w:r>
+    </w:p>
+    <w:p>
+      <w:pPr>
+        <w:pStyle w:val="ListBullet"/>
+        <w:bidi/>
+        <w:spacing w:line="240" w:lineRule="auto"/>
+        <w:ind w:left="720"/>
+      </w:pPr>
+      <w:r>
+        <w:rPr>
+          <w:rtl/>
+          <w:cs/>
+          <w:lang w:val="ar_AE" w:bidi="ar_AE"/>
+        </w:rPr>
+      </w:r>
+      <w:r>
+        <w:rPr>
+          <w:rtl/>
+          <w:cs/>
+          <w:lang w:val="ar_AE" w:bidi="ar_AE"/>
+        </w:rPr>
+        <w:t>أعمال الرسل 5 :9</w:t>
+      </w:r>
+    </w:p>
+    <w:p>
+      <w:pPr>
+        <w:pStyle w:val="ListBullet"/>
+        <w:bidi/>
+        <w:spacing w:line="240" w:lineRule="auto"/>
+        <w:ind w:left="720"/>
+      </w:pPr>
+      <w:r>
+        <w:rPr>
+          <w:rtl/>
+          <w:cs/>
+          <w:lang w:val="ar_AE" w:bidi="ar_AE"/>
+        </w:rPr>
+      </w:r>
+      <w:r>
+        <w:rPr>
+          <w:rtl/>
+          <w:cs/>
+          <w:lang w:val="ar_AE" w:bidi="ar_AE"/>
+        </w:rPr>
+        <w:t>كولوسي 1: 9</w:t>
+      </w:r>
+    </w:p>
+    <w:p>
+      <w:pPr>
+        <w:pStyle w:val="ListBullet"/>
+        <w:bidi/>
+        <w:spacing w:line="240" w:lineRule="auto"/>
+        <w:ind w:left="720"/>
+      </w:pPr>
+      <w:r>
+        <w:rPr>
+          <w:rtl/>
+          <w:cs/>
+          <w:lang w:val="ar_AE" w:bidi="ar_AE"/>
+        </w:rPr>
+      </w:r>
+      <w:r>
+        <w:rPr>
+          <w:rtl/>
+          <w:cs/>
+          <w:lang w:val="ar_AE" w:bidi="ar_AE"/>
+        </w:rPr>
+        <w:t>أفسس 4 :23</w:t>
+      </w:r>
+    </w:p>
+    <w:p>
+      <w:pPr>
+        <w:pStyle w:val="ListBullet"/>
+        <w:bidi/>
+        <w:spacing w:line="240" w:lineRule="auto"/>
+        <w:ind w:left="720"/>
+      </w:pPr>
+      <w:r>
+        <w:rPr>
+          <w:rtl/>
+          <w:cs/>
+          <w:lang w:val="ar_AE" w:bidi="ar_AE"/>
+        </w:rPr>
+      </w:r>
+      <w:r>
+        <w:rPr>
+          <w:rtl/>
+          <w:cs/>
+          <w:lang w:val="ar_AE" w:bidi="ar_AE"/>
+        </w:rPr>
+        <w:t>تكوين 7 :21–22</w:t>
+      </w:r>
+    </w:p>
+    <w:p>
+      <w:pPr>
+        <w:pStyle w:val="ListBullet"/>
+        <w:bidi/>
+        <w:spacing w:line="240" w:lineRule="auto"/>
+        <w:ind w:left="720"/>
+      </w:pPr>
+      <w:r>
+        <w:rPr>
+          <w:rtl/>
+          <w:cs/>
+          <w:lang w:val="ar_AE" w:bidi="ar_AE"/>
+        </w:rPr>
+      </w:r>
+      <w:r>
+        <w:rPr>
+          <w:rtl/>
+          <w:cs/>
+          <w:lang w:val="ar_AE" w:bidi="ar_AE"/>
+        </w:rPr>
+        <w:t>تكوين 8: 1</w:t>
+      </w:r>
+    </w:p>
+    <w:p>
+      <w:pPr>
+        <w:pStyle w:val="ListBullet"/>
+        <w:bidi/>
+        <w:spacing w:line="240" w:lineRule="auto"/>
+        <w:ind w:left="720"/>
+      </w:pPr>
+      <w:r>
+        <w:rPr>
+          <w:rtl/>
+          <w:cs/>
+          <w:lang w:val="ar_AE" w:bidi="ar_AE"/>
+        </w:rPr>
+      </w:r>
+      <w:r>
+        <w:rPr>
+          <w:rtl/>
+          <w:cs/>
+          <w:lang w:val="ar_AE" w:bidi="ar_AE"/>
+        </w:rPr>
+        <w:t>إشعياء 4: 4</w:t>
+      </w:r>
+    </w:p>
+    <w:p>
+      <w:pPr>
+        <w:pStyle w:val="ListBullet"/>
+        <w:bidi/>
+        <w:spacing w:line="240" w:lineRule="auto"/>
+        <w:ind w:left="720"/>
+      </w:pPr>
+      <w:r>
+        <w:rPr>
+          <w:rtl/>
+          <w:cs/>
+          <w:lang w:val="ar_AE" w:bidi="ar_AE"/>
+        </w:rPr>
+      </w:r>
+      <w:r>
+        <w:rPr>
+          <w:rtl/>
+          <w:cs/>
+          <w:lang w:val="ar_AE" w:bidi="ar_AE"/>
+        </w:rPr>
+        <w:t>مرقس 1 :23–26</w:t>
+      </w:r>
+    </w:p>
+    <w:p>
+      <w:pPr>
+        <w:pStyle w:val="ListBullet"/>
+        <w:bidi/>
+        <w:spacing w:line="240" w:lineRule="auto"/>
+        <w:ind w:left="720"/>
+      </w:pPr>
+      <w:r>
+        <w:rPr>
+          <w:rtl/>
+          <w:cs/>
+          <w:lang w:val="ar_AE" w:bidi="ar_AE"/>
+        </w:rPr>
+      </w:r>
+      <w:r>
+        <w:rPr>
+          <w:rtl/>
+          <w:cs/>
+          <w:lang w:val="ar_AE" w:bidi="ar_AE"/>
+        </w:rPr>
+        <w:t>متى 26: 41</w:t>
+      </w:r>
+    </w:p>
+    <w:p>
+      <w:pPr>
+        <w:pStyle w:val="ListBullet"/>
+        <w:bidi/>
+        <w:spacing w:line="240" w:lineRule="auto"/>
+        <w:ind w:left="720"/>
+      </w:pPr>
+      <w:r>
+        <w:rPr>
+          <w:rtl/>
+          <w:cs/>
+          <w:lang w:val="ar_AE" w:bidi="ar_AE"/>
+        </w:rPr>
+      </w:r>
+      <w:r>
+        <w:rPr>
+          <w:rtl/>
+          <w:cs/>
+          <w:lang w:val="ar_AE" w:bidi="ar_AE"/>
+        </w:rPr>
+        <w:t>فيلبي 1 :27</w:t>
+      </w:r>
     </w:p>
     <w:p>
       <w:pPr>
@@ -21022,107 +19852,83 @@
           <w:lang w:val="ar_AE" w:bidi="ar_AE"/>
         </w:rPr>
       </w:r>
-      <w:hyperlink r:id="rId207">
-        <w:r>
-          <w:rPr>
-            <w:rtl/>
-            <w:cs/>
-            <w:lang w:val="ar_AE" w:bidi="ar_AE"/>
-          </w:rPr>
-          <w:rPr>
-            <w:color w:val="0000EE"/>
-            <w:u w:val="single"/>
-          </w:rPr>
-          <w:t>تيموثاوس الثانية 1: 15–18</w:t>
-        </w:r>
-      </w:hyperlink>
-    </w:p>
-    <w:p>
-      <w:pPr>
-        <w:pStyle w:val="ListBullet"/>
-        <w:bidi/>
-        <w:spacing w:line="240" w:lineRule="auto"/>
-        <w:ind w:left="720"/>
-      </w:pPr>
-      <w:r>
-        <w:rPr>
-          <w:rtl/>
-          <w:cs/>
-          <w:lang w:val="ar_AE" w:bidi="ar_AE"/>
-        </w:rPr>
-      </w:r>
-      <w:hyperlink r:id="rId208">
-        <w:r>
-          <w:rPr>
-            <w:rtl/>
-            <w:cs/>
-            <w:lang w:val="ar_AE" w:bidi="ar_AE"/>
-          </w:rPr>
-          <w:rPr>
-            <w:color w:val="0000EE"/>
-            <w:u w:val="single"/>
-          </w:rPr>
-          <w:t>أعمال الرسل 22: 25</w:t>
-        </w:r>
-      </w:hyperlink>
-    </w:p>
-    <w:p>
-      <w:pPr>
-        <w:pStyle w:val="ListBullet"/>
-        <w:bidi/>
-        <w:spacing w:line="240" w:lineRule="auto"/>
-        <w:ind w:left="720"/>
-      </w:pPr>
-      <w:r>
-        <w:rPr>
-          <w:rtl/>
-          <w:cs/>
-          <w:lang w:val="ar_AE" w:bidi="ar_AE"/>
-        </w:rPr>
-      </w:r>
-      <w:hyperlink r:id="rId209">
-        <w:r>
-          <w:rPr>
-            <w:rtl/>
-            <w:cs/>
-            <w:lang w:val="ar_AE" w:bidi="ar_AE"/>
-          </w:rPr>
-          <w:rPr>
-            <w:color w:val="0000EE"/>
-            <w:u w:val="single"/>
-          </w:rPr>
-          <w:t>أعمال الرسل 28: 14</w:t>
-        </w:r>
-      </w:hyperlink>
-    </w:p>
-    <w:p>
-      <w:pPr>
-        <w:pStyle w:val="ListBullet"/>
-        <w:bidi/>
-        <w:spacing w:line="240" w:lineRule="auto"/>
-        <w:ind w:left="720"/>
-      </w:pPr>
-      <w:r>
-        <w:rPr>
-          <w:rtl/>
-          <w:cs/>
-          <w:lang w:val="ar_AE" w:bidi="ar_AE"/>
-        </w:rPr>
-      </w:r>
-      <w:hyperlink r:id="rId210">
-        <w:r>
-          <w:rPr>
-            <w:rtl/>
-            <w:cs/>
-            <w:lang w:val="ar_AE" w:bidi="ar_AE"/>
-          </w:rPr>
-          <w:rPr>
-            <w:color w:val="0000EE"/>
-            <w:u w:val="single"/>
-          </w:rPr>
-          <w:t>يوحنا 11: 48</w:t>
-        </w:r>
-      </w:hyperlink>
+      <w:r>
+        <w:rPr>
+          <w:rtl/>
+          <w:cs/>
+          <w:lang w:val="ar_AE" w:bidi="ar_AE"/>
+        </w:rPr>
+        <w:t>تيموثاوس الثانية 1: 15–18</w:t>
+      </w:r>
+    </w:p>
+    <w:p>
+      <w:pPr>
+        <w:pStyle w:val="ListBullet"/>
+        <w:bidi/>
+        <w:spacing w:line="240" w:lineRule="auto"/>
+        <w:ind w:left="720"/>
+      </w:pPr>
+      <w:r>
+        <w:rPr>
+          <w:rtl/>
+          <w:cs/>
+          <w:lang w:val="ar_AE" w:bidi="ar_AE"/>
+        </w:rPr>
+      </w:r>
+      <w:r>
+        <w:rPr>
+          <w:rtl/>
+          <w:cs/>
+          <w:lang w:val="ar_AE" w:bidi="ar_AE"/>
+        </w:rPr>
+        <w:t>أعمال الرسل 22: 25</w:t>
+      </w:r>
+    </w:p>
+    <w:p>
+      <w:pPr>
+        <w:pStyle w:val="ListBullet"/>
+        <w:bidi/>
+        <w:spacing w:line="240" w:lineRule="auto"/>
+        <w:ind w:left="720"/>
+      </w:pPr>
+      <w:r>
+        <w:rPr>
+          <w:rtl/>
+          <w:cs/>
+          <w:lang w:val="ar_AE" w:bidi="ar_AE"/>
+        </w:rPr>
+      </w:r>
+      <w:r>
+        <w:rPr>
+          <w:rtl/>
+          <w:cs/>
+          <w:lang w:val="ar_AE" w:bidi="ar_AE"/>
+        </w:rPr>
+        <w:t>أعمال الرسل 28: 14</w:t>
+      </w:r>
+    </w:p>
+    <w:p>
+      <w:pPr>
+        <w:pStyle w:val="ListBullet"/>
+        <w:bidi/>
+        <w:spacing w:line="240" w:lineRule="auto"/>
+        <w:ind w:left="720"/>
+      </w:pPr>
+      <w:r>
+        <w:rPr>
+          <w:rtl/>
+          <w:cs/>
+          <w:lang w:val="ar_AE" w:bidi="ar_AE"/>
+        </w:rPr>
+      </w:r>
+      <w:r>
+        <w:rPr>
+          <w:rtl/>
+          <w:cs/>
+          <w:lang w:val="ar_AE" w:bidi="ar_AE"/>
+        </w:rPr>
+        <w:t>يوحنا 11: 48</w:t>
+      </w:r>
     </w:p>
     <w:p>
       <w:pPr>
@@ -21655,194 +20461,152 @@
           <w:lang w:val="ar_AE" w:bidi="ar_AE"/>
         </w:rPr>
       </w:r>
-      <w:hyperlink r:id="rId211">
-        <w:r>
-          <w:rPr>
-            <w:rtl/>
-            <w:cs/>
-            <w:lang w:val="ar_AE" w:bidi="ar_AE"/>
-          </w:rPr>
-          <w:rPr>
-            <w:color w:val="0000EE"/>
-            <w:u w:val="single"/>
-          </w:rPr>
-          <w:t>غلاطية2 :13</w:t>
-        </w:r>
-      </w:hyperlink>
-    </w:p>
-    <w:p>
-      <w:pPr>
-        <w:pStyle w:val="ListBullet"/>
-        <w:bidi/>
-        <w:spacing w:line="240" w:lineRule="auto"/>
-        <w:ind w:left="720"/>
-      </w:pPr>
-      <w:r>
-        <w:rPr>
-          <w:rtl/>
-          <w:cs/>
-          <w:lang w:val="ar_AE" w:bidi="ar_AE"/>
-        </w:rPr>
-      </w:r>
-      <w:hyperlink r:id="rId212">
-        <w:r>
-          <w:rPr>
-            <w:rtl/>
-            <w:cs/>
-            <w:lang w:val="ar_AE" w:bidi="ar_AE"/>
-          </w:rPr>
-          <w:rPr>
-            <w:color w:val="0000EE"/>
-            <w:u w:val="single"/>
-          </w:rPr>
-          <w:t>لوقا6 :41–42</w:t>
-        </w:r>
-      </w:hyperlink>
-    </w:p>
-    <w:p>
-      <w:pPr>
-        <w:pStyle w:val="ListBullet"/>
-        <w:bidi/>
-        <w:spacing w:line="240" w:lineRule="auto"/>
-        <w:ind w:left="720"/>
-      </w:pPr>
-      <w:r>
-        <w:rPr>
-          <w:rtl/>
-          <w:cs/>
-          <w:lang w:val="ar_AE" w:bidi="ar_AE"/>
-        </w:rPr>
-      </w:r>
-      <w:hyperlink r:id="rId213">
-        <w:r>
-          <w:rPr>
-            <w:rtl/>
-            <w:cs/>
-            <w:lang w:val="ar_AE" w:bidi="ar_AE"/>
-          </w:rPr>
-          <w:rPr>
-            <w:color w:val="0000EE"/>
-            <w:u w:val="single"/>
-          </w:rPr>
-          <w:t>لوقا12 :54–56</w:t>
-        </w:r>
-      </w:hyperlink>
-    </w:p>
-    <w:p>
-      <w:pPr>
-        <w:pStyle w:val="ListBullet"/>
-        <w:bidi/>
-        <w:spacing w:line="240" w:lineRule="auto"/>
-        <w:ind w:left="720"/>
-      </w:pPr>
-      <w:r>
-        <w:rPr>
-          <w:rtl/>
-          <w:cs/>
-          <w:lang w:val="ar_AE" w:bidi="ar_AE"/>
-        </w:rPr>
-      </w:r>
-      <w:hyperlink r:id="rId214">
-        <w:r>
-          <w:rPr>
-            <w:rtl/>
-            <w:cs/>
-            <w:lang w:val="ar_AE" w:bidi="ar_AE"/>
-          </w:rPr>
-          <w:rPr>
-            <w:color w:val="0000EE"/>
-            <w:u w:val="single"/>
-          </w:rPr>
-          <w:t>لوقا13 :15</w:t>
-        </w:r>
-      </w:hyperlink>
-    </w:p>
-    <w:p>
-      <w:pPr>
-        <w:pStyle w:val="ListBullet"/>
-        <w:bidi/>
-        <w:spacing w:line="240" w:lineRule="auto"/>
-        <w:ind w:left="720"/>
-      </w:pPr>
-      <w:r>
-        <w:rPr>
-          <w:rtl/>
-          <w:cs/>
-          <w:lang w:val="ar_AE" w:bidi="ar_AE"/>
-        </w:rPr>
-      </w:r>
-      <w:hyperlink r:id="rId215">
-        <w:r>
-          <w:rPr>
-            <w:rtl/>
-            <w:cs/>
-            <w:lang w:val="ar_AE" w:bidi="ar_AE"/>
-          </w:rPr>
-          <w:rPr>
-            <w:color w:val="0000EE"/>
-            <w:u w:val="single"/>
-          </w:rPr>
-          <w:t>مرقس7 :6–7</w:t>
-        </w:r>
-      </w:hyperlink>
-    </w:p>
-    <w:p>
-      <w:pPr>
-        <w:pStyle w:val="ListBullet"/>
-        <w:bidi/>
-        <w:spacing w:line="240" w:lineRule="auto"/>
-        <w:ind w:left="720"/>
-      </w:pPr>
-      <w:r>
-        <w:rPr>
-          <w:rtl/>
-          <w:cs/>
-          <w:lang w:val="ar_AE" w:bidi="ar_AE"/>
-        </w:rPr>
-      </w:r>
-      <w:hyperlink r:id="rId216">
-        <w:r>
-          <w:rPr>
-            <w:rtl/>
-            <w:cs/>
-            <w:lang w:val="ar_AE" w:bidi="ar_AE"/>
-          </w:rPr>
-          <w:rPr>
-            <w:color w:val="0000EE"/>
-            <w:u w:val="single"/>
-          </w:rPr>
-          <w:t>متى6 :1–2</w:t>
-        </w:r>
-      </w:hyperlink>
-    </w:p>
-    <w:p>
-      <w:pPr>
-        <w:pStyle w:val="ListBullet"/>
-        <w:bidi/>
-        <w:spacing w:line="240" w:lineRule="auto"/>
-        <w:ind w:left="720"/>
-      </w:pPr>
-      <w:r>
-        <w:rPr>
-          <w:rtl/>
-          <w:cs/>
-          <w:lang w:val="ar_AE" w:bidi="ar_AE"/>
-        </w:rPr>
-      </w:r>
-      <w:hyperlink r:id="rId217">
-        <w:r>
-          <w:rPr>
-            <w:rtl/>
-            <w:cs/>
-            <w:lang w:val="ar_AE" w:bidi="ar_AE"/>
-          </w:rPr>
-          <w:rPr>
-            <w:color w:val="0000EE"/>
-            <w:u w:val="single"/>
-          </w:rPr>
-          <w:t>رومية12 :9</w:t>
-        </w:r>
-      </w:hyperlink>
+      <w:r>
+        <w:rPr>
+          <w:rtl/>
+          <w:cs/>
+          <w:lang w:val="ar_AE" w:bidi="ar_AE"/>
+        </w:rPr>
+        <w:t>غلاطية2 :13</w:t>
+      </w:r>
+    </w:p>
+    <w:p>
+      <w:pPr>
+        <w:pStyle w:val="ListBullet"/>
+        <w:bidi/>
+        <w:spacing w:line="240" w:lineRule="auto"/>
+        <w:ind w:left="720"/>
+      </w:pPr>
+      <w:r>
+        <w:rPr>
+          <w:rtl/>
+          <w:cs/>
+          <w:lang w:val="ar_AE" w:bidi="ar_AE"/>
+        </w:rPr>
+      </w:r>
+      <w:r>
+        <w:rPr>
+          <w:rtl/>
+          <w:cs/>
+          <w:lang w:val="ar_AE" w:bidi="ar_AE"/>
+        </w:rPr>
+        <w:t>لوقا6 :41–42</w:t>
+      </w:r>
+    </w:p>
+    <w:p>
+      <w:pPr>
+        <w:pStyle w:val="ListBullet"/>
+        <w:bidi/>
+        <w:spacing w:line="240" w:lineRule="auto"/>
+        <w:ind w:left="720"/>
+      </w:pPr>
+      <w:r>
+        <w:rPr>
+          <w:rtl/>
+          <w:cs/>
+          <w:lang w:val="ar_AE" w:bidi="ar_AE"/>
+        </w:rPr>
+      </w:r>
+      <w:r>
+        <w:rPr>
+          <w:rtl/>
+          <w:cs/>
+          <w:lang w:val="ar_AE" w:bidi="ar_AE"/>
+        </w:rPr>
+        <w:t>لوقا12 :54–56</w:t>
+      </w:r>
+    </w:p>
+    <w:p>
+      <w:pPr>
+        <w:pStyle w:val="ListBullet"/>
+        <w:bidi/>
+        <w:spacing w:line="240" w:lineRule="auto"/>
+        <w:ind w:left="720"/>
+      </w:pPr>
+      <w:r>
+        <w:rPr>
+          <w:rtl/>
+          <w:cs/>
+          <w:lang w:val="ar_AE" w:bidi="ar_AE"/>
+        </w:rPr>
+      </w:r>
+      <w:r>
+        <w:rPr>
+          <w:rtl/>
+          <w:cs/>
+          <w:lang w:val="ar_AE" w:bidi="ar_AE"/>
+        </w:rPr>
+        <w:t>لوقا13 :15</w:t>
+      </w:r>
+    </w:p>
+    <w:p>
+      <w:pPr>
+        <w:pStyle w:val="ListBullet"/>
+        <w:bidi/>
+        <w:spacing w:line="240" w:lineRule="auto"/>
+        <w:ind w:left="720"/>
+      </w:pPr>
+      <w:r>
+        <w:rPr>
+          <w:rtl/>
+          <w:cs/>
+          <w:lang w:val="ar_AE" w:bidi="ar_AE"/>
+        </w:rPr>
+      </w:r>
+      <w:r>
+        <w:rPr>
+          <w:rtl/>
+          <w:cs/>
+          <w:lang w:val="ar_AE" w:bidi="ar_AE"/>
+        </w:rPr>
+        <w:t>مرقس7 :6–7</w:t>
+      </w:r>
+    </w:p>
+    <w:p>
+      <w:pPr>
+        <w:pStyle w:val="ListBullet"/>
+        <w:bidi/>
+        <w:spacing w:line="240" w:lineRule="auto"/>
+        <w:ind w:left="720"/>
+      </w:pPr>
+      <w:r>
+        <w:rPr>
+          <w:rtl/>
+          <w:cs/>
+          <w:lang w:val="ar_AE" w:bidi="ar_AE"/>
+        </w:rPr>
+      </w:r>
+      <w:r>
+        <w:rPr>
+          <w:rtl/>
+          <w:cs/>
+          <w:lang w:val="ar_AE" w:bidi="ar_AE"/>
+        </w:rPr>
+        <w:t>متى6 :1–2</w:t>
+      </w:r>
+    </w:p>
+    <w:p>
+      <w:pPr>
+        <w:pStyle w:val="ListBullet"/>
+        <w:bidi/>
+        <w:spacing w:line="240" w:lineRule="auto"/>
+        <w:ind w:left="720"/>
+      </w:pPr>
+      <w:r>
+        <w:rPr>
+          <w:rtl/>
+          <w:cs/>
+          <w:lang w:val="ar_AE" w:bidi="ar_AE"/>
+        </w:rPr>
+      </w:r>
+      <w:r>
+        <w:rPr>
+          <w:rtl/>
+          <w:cs/>
+          <w:lang w:val="ar_AE" w:bidi="ar_AE"/>
+        </w:rPr>
+        <w:t>رومية12 :9</w:t>
+      </w:r>
     </w:p>
     <w:p>
       <w:pPr>
